--- a/10 класс/КТП_10класс_Python_C++.docx
+++ b/10 класс/КТП_10класс_Python_C++.docx
@@ -1,6 +1,6 @@
 
 <file path=word/document.xml><?xml version="1.0" encoding="utf-8"?>
-<w:document xmlns:wpc="http://schemas.microsoft.com/office/word/2010/wordprocessingCanvas" xmlns:cx="http://schemas.microsoft.com/office/drawing/2014/chartex" xmlns:cx1="http://schemas.microsoft.com/office/drawing/2015/9/8/chartex" xmlns:cx2="http://schemas.microsoft.com/office/drawing/2015/10/21/chartex" xmlns:cx3="http://schemas.microsoft.com/office/drawing/2016/5/9/chartex" xmlns:cx4="http://schemas.microsoft.com/office/drawing/2016/5/10/chartex" xmlns:cx5="http://schemas.microsoft.com/office/drawing/2016/5/11/chartex" xmlns:cx6="http://schemas.microsoft.com/office/drawing/2016/5/12/chartex" xmlns:cx7="http://schemas.microsoft.com/office/drawing/2016/5/13/chartex" xmlns:cx8="http://schemas.microsoft.com/office/drawing/2016/5/14/chartex" xmlns:mc="http://schemas.openxmlformats.org/markup-compatibility/2006" xmlns:aink="http://schemas.microsoft.com/office/drawing/2016/ink" xmlns:am3d="http://schemas.microsoft.com/office/drawing/2017/model3d" xmlns:o="urn:schemas-microsoft-com:office:office" xmlns:r="http://schemas.openxmlformats.org/officeDocument/2006/relationships" xmlns:m="http://schemas.openxmlformats.org/officeDocument/2006/math" xmlns:v="urn:schemas-microsoft-com:vml" xmlns:wp14="http://schemas.microsoft.com/office/word/2010/wordprocessingDrawing" xmlns:wp="http://schemas.openxmlformats.org/drawingml/2006/wordprocessingDrawing" xmlns:w10="urn:schemas-microsoft-com:office:word" xmlns:w="http://schemas.openxmlformats.org/wordprocessingml/2006/main" xmlns:w14="http://schemas.microsoft.com/office/word/2010/wordml" xmlns:w15="http://schemas.microsoft.com/office/word/2012/wordml" xmlns:w16cex="http://schemas.microsoft.com/office/word/2018/wordml/cex" xmlns:w16cid="http://schemas.microsoft.com/office/word/2016/wordml/cid" xmlns:w16="http://schemas.microsoft.com/office/word/2018/wordml" xmlns:w16sdtdh="http://schemas.microsoft.com/office/word/2020/wordml/sdtdatahash" xmlns:w16se="http://schemas.microsoft.com/office/word/2015/wordml/symex" xmlns:wpg="http://schemas.microsoft.com/office/word/2010/wordprocessingGroup" xmlns:wpi="http://schemas.microsoft.com/office/word/2010/wordprocessingInk" xmlns:wne="http://schemas.microsoft.com/office/word/2006/wordml" xmlns:wps="http://schemas.microsoft.com/office/word/2010/wordprocessingShape" mc:Ignorable="w14 w15 w16se w16cid w16 w16cex w16sdtdh wp14">
+<w:document xmlns:wpc="http://schemas.microsoft.com/office/word/2010/wordprocessingCanvas" xmlns:cx="http://schemas.microsoft.com/office/drawing/2014/chartex" xmlns:cx1="http://schemas.microsoft.com/office/drawing/2015/9/8/chartex" xmlns:cx2="http://schemas.microsoft.com/office/drawing/2015/10/21/chartex" xmlns:cx3="http://schemas.microsoft.com/office/drawing/2016/5/9/chartex" xmlns:cx4="http://schemas.microsoft.com/office/drawing/2016/5/10/chartex" xmlns:cx5="http://schemas.microsoft.com/office/drawing/2016/5/11/chartex" xmlns:cx6="http://schemas.microsoft.com/office/drawing/2016/5/12/chartex" xmlns:cx7="http://schemas.microsoft.com/office/drawing/2016/5/13/chartex" xmlns:cx8="http://schemas.microsoft.com/office/drawing/2016/5/14/chartex" xmlns:mc="http://schemas.openxmlformats.org/markup-compatibility/2006" xmlns:aink="http://schemas.microsoft.com/office/drawing/2016/ink" xmlns:am3d="http://schemas.microsoft.com/office/drawing/2017/model3d" xmlns:o="urn:schemas-microsoft-com:office:office" xmlns:oel="http://schemas.microsoft.com/office/2019/extlst" xmlns:r="http://schemas.openxmlformats.org/officeDocument/2006/relationships" xmlns:m="http://schemas.openxmlformats.org/officeDocument/2006/math" xmlns:v="urn:schemas-microsoft-com:vml" xmlns:wp14="http://schemas.microsoft.com/office/word/2010/wordprocessingDrawing" xmlns:wp="http://schemas.openxmlformats.org/drawingml/2006/wordprocessingDrawing" xmlns:w10="urn:schemas-microsoft-com:office:word" xmlns:w="http://schemas.openxmlformats.org/wordprocessingml/2006/main" xmlns:w14="http://schemas.microsoft.com/office/word/2010/wordml" xmlns:w15="http://schemas.microsoft.com/office/word/2012/wordml" xmlns:w16cex="http://schemas.microsoft.com/office/word/2018/wordml/cex" xmlns:w16cid="http://schemas.microsoft.com/office/word/2016/wordml/cid" xmlns:w16="http://schemas.microsoft.com/office/word/2018/wordml" xmlns:w16du="http://schemas.microsoft.com/office/word/2023/wordml/word16du" xmlns:w16sdtdh="http://schemas.microsoft.com/office/word/2020/wordml/sdtdatahash" xmlns:w16sdtfl="http://schemas.microsoft.com/office/word/2024/wordml/sdtformatlock" xmlns:w16se="http://schemas.microsoft.com/office/word/2015/wordml/symex" xmlns:wpg="http://schemas.microsoft.com/office/word/2010/wordprocessingGroup" xmlns:wpi="http://schemas.microsoft.com/office/word/2010/wordprocessingInk" xmlns:wne="http://schemas.microsoft.com/office/word/2006/wordml" xmlns:wps="http://schemas.microsoft.com/office/word/2010/wordprocessingShape" mc:Ignorable="w14 w15 w16se w16cid w16 w16cex w16sdtdh w16sdtfl w16du wp14">
   <w:body>
     <w:p>
       <w:pPr>
@@ -86,12 +86,6 @@
         <w:gridCol w:w="1400"/>
       </w:tblGrid>
       <w:tr>
-        <w:tblPrEx>
-          <w:tblCellMar>
-            <w:top w:w="0" w:type="dxa"/>
-            <w:bottom w:w="0" w:type="dxa"/>
-          </w:tblCellMar>
-        </w:tblPrEx>
         <w:trPr>
           <w:tblHeader/>
         </w:trPr>
@@ -104,7 +98,7 @@
               <w:bottom w:val="single" w:sz="4" w:space="0" w:color="999999"/>
               <w:right w:val="single" w:sz="4" w:space="0" w:color="999999"/>
             </w:tcBorders>
-            <w:shd w:val="clear" w:color="auto" w:fill="4472C4" w:themeFill="accent1"/>
+            <w:shd w:val="clear" w:color="auto" w:fill="FFFFFF" w:themeFill="background1"/>
             <w:tcMar>
               <w:top w:w="40" w:type="dxa"/>
               <w:left w:w="80" w:type="dxa"/>
@@ -127,7 +121,6 @@
                 <w:rFonts w:ascii="Times New Roman" w:eastAsia="Calibri" w:hAnsi="Times New Roman" w:cs="Times New Roman"/>
                 <w:b/>
                 <w:bCs/>
-                <w:color w:val="FFFFFF"/>
                 <w:sz w:val="24"/>
                 <w:szCs w:val="24"/>
               </w:rPr>
@@ -144,7 +137,7 @@
               <w:bottom w:val="single" w:sz="4" w:space="0" w:color="999999"/>
               <w:right w:val="single" w:sz="4" w:space="0" w:color="999999"/>
             </w:tcBorders>
-            <w:shd w:val="clear" w:color="auto" w:fill="4472C4" w:themeFill="accent1"/>
+            <w:shd w:val="clear" w:color="auto" w:fill="FFFFFF" w:themeFill="background1"/>
             <w:tcMar>
               <w:top w:w="40" w:type="dxa"/>
               <w:left w:w="80" w:type="dxa"/>
@@ -167,7 +160,6 @@
                 <w:rFonts w:ascii="Times New Roman" w:eastAsia="Calibri" w:hAnsi="Times New Roman" w:cs="Times New Roman"/>
                 <w:b/>
                 <w:bCs/>
-                <w:color w:val="FFFFFF"/>
                 <w:sz w:val="24"/>
                 <w:szCs w:val="24"/>
               </w:rPr>
@@ -184,7 +176,7 @@
               <w:bottom w:val="single" w:sz="4" w:space="0" w:color="999999"/>
               <w:right w:val="single" w:sz="4" w:space="0" w:color="999999"/>
             </w:tcBorders>
-            <w:shd w:val="clear" w:color="auto" w:fill="4472C4" w:themeFill="accent1"/>
+            <w:shd w:val="clear" w:color="auto" w:fill="FFFFFF" w:themeFill="background1"/>
             <w:tcMar>
               <w:top w:w="40" w:type="dxa"/>
               <w:left w:w="80" w:type="dxa"/>
@@ -207,7 +199,6 @@
                 <w:rFonts w:ascii="Times New Roman" w:eastAsia="Calibri" w:hAnsi="Times New Roman" w:cs="Times New Roman"/>
                 <w:b/>
                 <w:bCs/>
-                <w:color w:val="FFFFFF"/>
                 <w:sz w:val="24"/>
                 <w:szCs w:val="24"/>
               </w:rPr>
@@ -224,7 +215,7 @@
               <w:bottom w:val="single" w:sz="4" w:space="0" w:color="999999"/>
               <w:right w:val="single" w:sz="4" w:space="0" w:color="999999"/>
             </w:tcBorders>
-            <w:shd w:val="clear" w:color="auto" w:fill="4472C4" w:themeFill="accent1"/>
+            <w:shd w:val="clear" w:color="auto" w:fill="FFFFFF" w:themeFill="background1"/>
             <w:tcMar>
               <w:top w:w="40" w:type="dxa"/>
               <w:left w:w="80" w:type="dxa"/>
@@ -247,7 +238,6 @@
                 <w:rFonts w:ascii="Times New Roman" w:eastAsia="Calibri" w:hAnsi="Times New Roman" w:cs="Times New Roman"/>
                 <w:b/>
                 <w:bCs/>
-                <w:color w:val="FFFFFF"/>
                 <w:sz w:val="24"/>
                 <w:szCs w:val="24"/>
               </w:rPr>
@@ -257,12 +247,6 @@
         </w:tc>
       </w:tr>
       <w:tr>
-        <w:tblPrEx>
-          <w:tblCellMar>
-            <w:top w:w="0" w:type="dxa"/>
-            <w:bottom w:w="0" w:type="dxa"/>
-          </w:tblCellMar>
-        </w:tblPrEx>
         <w:tc>
           <w:tcPr>
             <w:tcW w:w="10466" w:type="dxa"/>
@@ -273,7 +257,2777 @@
               <w:bottom w:val="single" w:sz="4" w:space="0" w:color="999999"/>
               <w:right w:val="single" w:sz="4" w:space="0" w:color="999999"/>
             </w:tcBorders>
-            <w:shd w:val="clear" w:color="auto" w:fill="4472C4" w:themeFill="accent1"/>
+            <w:shd w:val="clear" w:color="auto" w:fill="FFFFFF" w:themeFill="background1"/>
+            <w:tcMar>
+              <w:top w:w="60" w:type="dxa"/>
+              <w:left w:w="100" w:type="dxa"/>
+              <w:bottom w:w="60" w:type="dxa"/>
+              <w:right w:w="80" w:type="dxa"/>
+            </w:tcMar>
+          </w:tcPr>
+          <w:p>
+            <w:pPr>
+              <w:rPr>
+                <w:rFonts w:ascii="Times New Roman" w:hAnsi="Times New Roman" w:cs="Times New Roman"/>
+                <w:sz w:val="24"/>
+                <w:szCs w:val="24"/>
+              </w:rPr>
+            </w:pPr>
+            <w:r>
+              <w:rPr>
+                <w:rFonts w:ascii="Times New Roman" w:eastAsia="Calibri" w:hAnsi="Times New Roman" w:cs="Times New Roman"/>
+                <w:b/>
+                <w:bCs/>
+                <w:sz w:val="24"/>
+                <w:szCs w:val="24"/>
+              </w:rPr>
+              <w:t>I ЧЕТВЕРТЬ — Основы алгоритмизации (18 ч)</w:t>
+            </w:r>
+          </w:p>
+        </w:tc>
+      </w:tr>
+      <w:tr>
+        <w:tc>
+          <w:tcPr>
+            <w:tcW w:w="640" w:type="dxa"/>
+            <w:tcBorders>
+              <w:top w:val="single" w:sz="4" w:space="0" w:color="999999"/>
+              <w:left w:val="single" w:sz="4" w:space="0" w:color="999999"/>
+              <w:bottom w:val="single" w:sz="4" w:space="0" w:color="999999"/>
+              <w:right w:val="single" w:sz="4" w:space="0" w:color="999999"/>
+            </w:tcBorders>
+            <w:tcMar>
+              <w:top w:w="30" w:type="dxa"/>
+              <w:left w:w="100" w:type="dxa"/>
+              <w:bottom w:w="30" w:type="dxa"/>
+              <w:right w:w="80" w:type="dxa"/>
+            </w:tcMar>
+            <w:vAlign w:val="center"/>
+          </w:tcPr>
+          <w:p>
+            <w:pPr>
+              <w:spacing w:before="10" w:after="10"/>
+              <w:jc w:val="center"/>
+              <w:rPr>
+                <w:rFonts w:ascii="Times New Roman" w:hAnsi="Times New Roman" w:cs="Times New Roman"/>
+                <w:sz w:val="24"/>
+                <w:szCs w:val="24"/>
+              </w:rPr>
+            </w:pPr>
+            <w:r>
+              <w:rPr>
+                <w:rFonts w:ascii="Times New Roman" w:eastAsia="Calibri" w:hAnsi="Times New Roman" w:cs="Times New Roman"/>
+                <w:sz w:val="24"/>
+                <w:szCs w:val="24"/>
+              </w:rPr>
+              <w:t>1</w:t>
+            </w:r>
+          </w:p>
+        </w:tc>
+        <w:tc>
+          <w:tcPr>
+            <w:tcW w:w="7526" w:type="dxa"/>
+            <w:tcBorders>
+              <w:top w:val="single" w:sz="4" w:space="0" w:color="999999"/>
+              <w:left w:val="single" w:sz="4" w:space="0" w:color="999999"/>
+              <w:bottom w:val="single" w:sz="4" w:space="0" w:color="999999"/>
+              <w:right w:val="single" w:sz="4" w:space="0" w:color="999999"/>
+            </w:tcBorders>
+            <w:tcMar>
+              <w:top w:w="30" w:type="dxa"/>
+              <w:left w:w="100" w:type="dxa"/>
+              <w:bottom w:w="30" w:type="dxa"/>
+              <w:right w:w="80" w:type="dxa"/>
+            </w:tcMar>
+            <w:vAlign w:val="center"/>
+          </w:tcPr>
+          <w:p>
+            <w:pPr>
+              <w:spacing w:before="10" w:after="10"/>
+              <w:rPr>
+                <w:rFonts w:ascii="Times New Roman" w:hAnsi="Times New Roman" w:cs="Times New Roman"/>
+                <w:sz w:val="24"/>
+                <w:szCs w:val="24"/>
+              </w:rPr>
+            </w:pPr>
+            <w:r>
+              <w:rPr>
+                <w:rFonts w:ascii="Times New Roman" w:eastAsia="Calibri" w:hAnsi="Times New Roman" w:cs="Times New Roman"/>
+                <w:sz w:val="24"/>
+                <w:szCs w:val="24"/>
+              </w:rPr>
+              <w:t>Алгоритм и его свойства. Роль алгоритмов в ИИ, роботах и беспилотных системах</w:t>
+            </w:r>
+          </w:p>
+        </w:tc>
+        <w:tc>
+          <w:tcPr>
+            <w:tcW w:w="900" w:type="dxa"/>
+            <w:tcBorders>
+              <w:top w:val="single" w:sz="4" w:space="0" w:color="999999"/>
+              <w:left w:val="single" w:sz="4" w:space="0" w:color="999999"/>
+              <w:bottom w:val="single" w:sz="4" w:space="0" w:color="999999"/>
+              <w:right w:val="single" w:sz="4" w:space="0" w:color="999999"/>
+            </w:tcBorders>
+            <w:tcMar>
+              <w:top w:w="30" w:type="dxa"/>
+              <w:left w:w="100" w:type="dxa"/>
+              <w:bottom w:w="30" w:type="dxa"/>
+              <w:right w:w="80" w:type="dxa"/>
+            </w:tcMar>
+            <w:vAlign w:val="center"/>
+          </w:tcPr>
+          <w:p>
+            <w:pPr>
+              <w:spacing w:before="10" w:after="10"/>
+              <w:jc w:val="center"/>
+              <w:rPr>
+                <w:rFonts w:ascii="Times New Roman" w:hAnsi="Times New Roman" w:cs="Times New Roman"/>
+                <w:sz w:val="24"/>
+                <w:szCs w:val="24"/>
+              </w:rPr>
+            </w:pPr>
+            <w:r>
+              <w:rPr>
+                <w:rFonts w:ascii="Times New Roman" w:eastAsia="Calibri" w:hAnsi="Times New Roman" w:cs="Times New Roman"/>
+                <w:sz w:val="24"/>
+                <w:szCs w:val="24"/>
+              </w:rPr>
+              <w:t>1 ч</w:t>
+            </w:r>
+          </w:p>
+        </w:tc>
+        <w:tc>
+          <w:tcPr>
+            <w:tcW w:w="1400" w:type="dxa"/>
+            <w:tcBorders>
+              <w:top w:val="single" w:sz="4" w:space="0" w:color="999999"/>
+              <w:left w:val="single" w:sz="4" w:space="0" w:color="999999"/>
+              <w:bottom w:val="single" w:sz="4" w:space="0" w:color="999999"/>
+              <w:right w:val="single" w:sz="4" w:space="0" w:color="999999"/>
+            </w:tcBorders>
+            <w:tcMar>
+              <w:top w:w="30" w:type="dxa"/>
+              <w:left w:w="100" w:type="dxa"/>
+              <w:bottom w:w="30" w:type="dxa"/>
+              <w:right w:w="80" w:type="dxa"/>
+            </w:tcMar>
+            <w:vAlign w:val="center"/>
+          </w:tcPr>
+          <w:p>
+            <w:pPr>
+              <w:spacing w:before="10" w:after="10"/>
+              <w:jc w:val="center"/>
+              <w:rPr>
+                <w:rFonts w:ascii="Times New Roman" w:hAnsi="Times New Roman" w:cs="Times New Roman"/>
+                <w:sz w:val="24"/>
+                <w:szCs w:val="24"/>
+              </w:rPr>
+            </w:pPr>
+            <w:r>
+              <w:rPr>
+                <w:rFonts w:ascii="Times New Roman" w:hAnsi="Times New Roman" w:cs="Times New Roman"/>
+                <w:sz w:val="24"/>
+                <w:szCs w:val="24"/>
+              </w:rPr>
+              <w:t>05.09.26</w:t>
+            </w:r>
+          </w:p>
+        </w:tc>
+      </w:tr>
+      <w:tr>
+        <w:tc>
+          <w:tcPr>
+            <w:tcW w:w="640" w:type="dxa"/>
+            <w:tcBorders>
+              <w:top w:val="single" w:sz="4" w:space="0" w:color="999999"/>
+              <w:left w:val="single" w:sz="4" w:space="0" w:color="999999"/>
+              <w:bottom w:val="single" w:sz="4" w:space="0" w:color="999999"/>
+              <w:right w:val="single" w:sz="4" w:space="0" w:color="999999"/>
+            </w:tcBorders>
+            <w:tcMar>
+              <w:top w:w="30" w:type="dxa"/>
+              <w:left w:w="100" w:type="dxa"/>
+              <w:bottom w:w="30" w:type="dxa"/>
+              <w:right w:w="80" w:type="dxa"/>
+            </w:tcMar>
+            <w:vAlign w:val="center"/>
+          </w:tcPr>
+          <w:p>
+            <w:pPr>
+              <w:spacing w:before="10" w:after="10"/>
+              <w:jc w:val="center"/>
+              <w:rPr>
+                <w:rFonts w:ascii="Times New Roman" w:hAnsi="Times New Roman" w:cs="Times New Roman"/>
+                <w:sz w:val="24"/>
+                <w:szCs w:val="24"/>
+              </w:rPr>
+            </w:pPr>
+            <w:r>
+              <w:rPr>
+                <w:rFonts w:ascii="Times New Roman" w:eastAsia="Calibri" w:hAnsi="Times New Roman" w:cs="Times New Roman"/>
+                <w:sz w:val="24"/>
+                <w:szCs w:val="24"/>
+              </w:rPr>
+              <w:t>2</w:t>
+            </w:r>
+          </w:p>
+        </w:tc>
+        <w:tc>
+          <w:tcPr>
+            <w:tcW w:w="7526" w:type="dxa"/>
+            <w:tcBorders>
+              <w:top w:val="single" w:sz="4" w:space="0" w:color="999999"/>
+              <w:left w:val="single" w:sz="4" w:space="0" w:color="999999"/>
+              <w:bottom w:val="single" w:sz="4" w:space="0" w:color="999999"/>
+              <w:right w:val="single" w:sz="4" w:space="0" w:color="999999"/>
+            </w:tcBorders>
+            <w:tcMar>
+              <w:top w:w="30" w:type="dxa"/>
+              <w:left w:w="100" w:type="dxa"/>
+              <w:bottom w:w="30" w:type="dxa"/>
+              <w:right w:w="80" w:type="dxa"/>
+            </w:tcMar>
+            <w:vAlign w:val="center"/>
+          </w:tcPr>
+          <w:p>
+            <w:pPr>
+              <w:spacing w:before="10" w:after="10"/>
+              <w:rPr>
+                <w:rFonts w:ascii="Times New Roman" w:hAnsi="Times New Roman" w:cs="Times New Roman"/>
+                <w:sz w:val="24"/>
+                <w:szCs w:val="24"/>
+              </w:rPr>
+            </w:pPr>
+            <w:r>
+              <w:rPr>
+                <w:rFonts w:ascii="Times New Roman" w:eastAsia="Calibri" w:hAnsi="Times New Roman" w:cs="Times New Roman"/>
+                <w:sz w:val="24"/>
+                <w:szCs w:val="24"/>
+              </w:rPr>
+              <w:t>Способы записи алгоритмов. Блок-схемы</w:t>
+            </w:r>
+          </w:p>
+        </w:tc>
+        <w:tc>
+          <w:tcPr>
+            <w:tcW w:w="900" w:type="dxa"/>
+            <w:tcBorders>
+              <w:top w:val="single" w:sz="4" w:space="0" w:color="999999"/>
+              <w:left w:val="single" w:sz="4" w:space="0" w:color="999999"/>
+              <w:bottom w:val="single" w:sz="4" w:space="0" w:color="999999"/>
+              <w:right w:val="single" w:sz="4" w:space="0" w:color="999999"/>
+            </w:tcBorders>
+            <w:tcMar>
+              <w:top w:w="30" w:type="dxa"/>
+              <w:left w:w="100" w:type="dxa"/>
+              <w:bottom w:w="30" w:type="dxa"/>
+              <w:right w:w="80" w:type="dxa"/>
+            </w:tcMar>
+            <w:vAlign w:val="center"/>
+          </w:tcPr>
+          <w:p>
+            <w:pPr>
+              <w:spacing w:before="10" w:after="10"/>
+              <w:jc w:val="center"/>
+              <w:rPr>
+                <w:rFonts w:ascii="Times New Roman" w:hAnsi="Times New Roman" w:cs="Times New Roman"/>
+                <w:sz w:val="24"/>
+                <w:szCs w:val="24"/>
+              </w:rPr>
+            </w:pPr>
+            <w:r>
+              <w:rPr>
+                <w:rFonts w:ascii="Times New Roman" w:eastAsia="Calibri" w:hAnsi="Times New Roman" w:cs="Times New Roman"/>
+                <w:sz w:val="24"/>
+                <w:szCs w:val="24"/>
+              </w:rPr>
+              <w:t>1 ч</w:t>
+            </w:r>
+          </w:p>
+        </w:tc>
+        <w:tc>
+          <w:tcPr>
+            <w:tcW w:w="1400" w:type="dxa"/>
+            <w:tcBorders>
+              <w:top w:val="single" w:sz="4" w:space="0" w:color="999999"/>
+              <w:left w:val="single" w:sz="4" w:space="0" w:color="999999"/>
+              <w:bottom w:val="single" w:sz="4" w:space="0" w:color="999999"/>
+              <w:right w:val="single" w:sz="4" w:space="0" w:color="999999"/>
+            </w:tcBorders>
+            <w:tcMar>
+              <w:top w:w="30" w:type="dxa"/>
+              <w:left w:w="100" w:type="dxa"/>
+              <w:bottom w:w="30" w:type="dxa"/>
+              <w:right w:w="80" w:type="dxa"/>
+            </w:tcMar>
+            <w:vAlign w:val="center"/>
+          </w:tcPr>
+          <w:p>
+            <w:pPr>
+              <w:spacing w:before="10" w:after="10"/>
+              <w:jc w:val="center"/>
+              <w:rPr>
+                <w:rFonts w:ascii="Times New Roman" w:hAnsi="Times New Roman" w:cs="Times New Roman"/>
+                <w:sz w:val="24"/>
+                <w:szCs w:val="24"/>
+              </w:rPr>
+            </w:pPr>
+            <w:r>
+              <w:rPr>
+                <w:rFonts w:ascii="Times New Roman" w:hAnsi="Times New Roman" w:cs="Times New Roman"/>
+                <w:sz w:val="24"/>
+                <w:szCs w:val="24"/>
+              </w:rPr>
+              <w:t>05.09.26</w:t>
+            </w:r>
+          </w:p>
+        </w:tc>
+      </w:tr>
+      <w:tr>
+        <w:tc>
+          <w:tcPr>
+            <w:tcW w:w="640" w:type="dxa"/>
+            <w:tcBorders>
+              <w:top w:val="single" w:sz="4" w:space="0" w:color="999999"/>
+              <w:left w:val="single" w:sz="4" w:space="0" w:color="999999"/>
+              <w:bottom w:val="single" w:sz="4" w:space="0" w:color="999999"/>
+              <w:right w:val="single" w:sz="4" w:space="0" w:color="999999"/>
+            </w:tcBorders>
+            <w:tcMar>
+              <w:top w:w="30" w:type="dxa"/>
+              <w:left w:w="100" w:type="dxa"/>
+              <w:bottom w:w="30" w:type="dxa"/>
+              <w:right w:w="80" w:type="dxa"/>
+            </w:tcMar>
+            <w:vAlign w:val="center"/>
+          </w:tcPr>
+          <w:p>
+            <w:pPr>
+              <w:spacing w:before="10" w:after="10"/>
+              <w:jc w:val="center"/>
+              <w:rPr>
+                <w:rFonts w:ascii="Times New Roman" w:hAnsi="Times New Roman" w:cs="Times New Roman"/>
+                <w:sz w:val="24"/>
+                <w:szCs w:val="24"/>
+              </w:rPr>
+            </w:pPr>
+            <w:r>
+              <w:rPr>
+                <w:rFonts w:ascii="Times New Roman" w:eastAsia="Calibri" w:hAnsi="Times New Roman" w:cs="Times New Roman"/>
+                <w:sz w:val="24"/>
+                <w:szCs w:val="24"/>
+              </w:rPr>
+              <w:t>3</w:t>
+            </w:r>
+          </w:p>
+        </w:tc>
+        <w:tc>
+          <w:tcPr>
+            <w:tcW w:w="7526" w:type="dxa"/>
+            <w:tcBorders>
+              <w:top w:val="single" w:sz="4" w:space="0" w:color="999999"/>
+              <w:left w:val="single" w:sz="4" w:space="0" w:color="999999"/>
+              <w:bottom w:val="single" w:sz="4" w:space="0" w:color="999999"/>
+              <w:right w:val="single" w:sz="4" w:space="0" w:color="999999"/>
+            </w:tcBorders>
+            <w:tcMar>
+              <w:top w:w="30" w:type="dxa"/>
+              <w:left w:w="100" w:type="dxa"/>
+              <w:bottom w:w="30" w:type="dxa"/>
+              <w:right w:w="80" w:type="dxa"/>
+            </w:tcMar>
+            <w:vAlign w:val="center"/>
+          </w:tcPr>
+          <w:p>
+            <w:pPr>
+              <w:spacing w:before="10" w:after="10"/>
+              <w:rPr>
+                <w:rFonts w:ascii="Times New Roman" w:hAnsi="Times New Roman" w:cs="Times New Roman"/>
+                <w:sz w:val="24"/>
+                <w:szCs w:val="24"/>
+              </w:rPr>
+            </w:pPr>
+            <w:r>
+              <w:rPr>
+                <w:rFonts w:ascii="Times New Roman" w:eastAsia="Calibri" w:hAnsi="Times New Roman" w:cs="Times New Roman"/>
+                <w:sz w:val="24"/>
+                <w:szCs w:val="24"/>
+              </w:rPr>
+              <w:t>Линейные алгоритмы. Трассировка</w:t>
+            </w:r>
+          </w:p>
+        </w:tc>
+        <w:tc>
+          <w:tcPr>
+            <w:tcW w:w="900" w:type="dxa"/>
+            <w:tcBorders>
+              <w:top w:val="single" w:sz="4" w:space="0" w:color="999999"/>
+              <w:left w:val="single" w:sz="4" w:space="0" w:color="999999"/>
+              <w:bottom w:val="single" w:sz="4" w:space="0" w:color="999999"/>
+              <w:right w:val="single" w:sz="4" w:space="0" w:color="999999"/>
+            </w:tcBorders>
+            <w:tcMar>
+              <w:top w:w="30" w:type="dxa"/>
+              <w:left w:w="100" w:type="dxa"/>
+              <w:bottom w:w="30" w:type="dxa"/>
+              <w:right w:w="80" w:type="dxa"/>
+            </w:tcMar>
+            <w:vAlign w:val="center"/>
+          </w:tcPr>
+          <w:p>
+            <w:pPr>
+              <w:spacing w:before="10" w:after="10"/>
+              <w:jc w:val="center"/>
+              <w:rPr>
+                <w:rFonts w:ascii="Times New Roman" w:hAnsi="Times New Roman" w:cs="Times New Roman"/>
+                <w:sz w:val="24"/>
+                <w:szCs w:val="24"/>
+              </w:rPr>
+            </w:pPr>
+            <w:r>
+              <w:rPr>
+                <w:rFonts w:ascii="Times New Roman" w:eastAsia="Calibri" w:hAnsi="Times New Roman" w:cs="Times New Roman"/>
+                <w:sz w:val="24"/>
+                <w:szCs w:val="24"/>
+              </w:rPr>
+              <w:t>1 ч</w:t>
+            </w:r>
+          </w:p>
+        </w:tc>
+        <w:tc>
+          <w:tcPr>
+            <w:tcW w:w="1400" w:type="dxa"/>
+            <w:tcBorders>
+              <w:top w:val="single" w:sz="4" w:space="0" w:color="999999"/>
+              <w:left w:val="single" w:sz="4" w:space="0" w:color="999999"/>
+              <w:bottom w:val="single" w:sz="4" w:space="0" w:color="999999"/>
+              <w:right w:val="single" w:sz="4" w:space="0" w:color="999999"/>
+            </w:tcBorders>
+            <w:tcMar>
+              <w:top w:w="30" w:type="dxa"/>
+              <w:left w:w="100" w:type="dxa"/>
+              <w:bottom w:w="30" w:type="dxa"/>
+              <w:right w:w="80" w:type="dxa"/>
+            </w:tcMar>
+            <w:vAlign w:val="center"/>
+          </w:tcPr>
+          <w:p>
+            <w:pPr>
+              <w:spacing w:before="10" w:after="10"/>
+              <w:jc w:val="center"/>
+              <w:rPr>
+                <w:rFonts w:ascii="Times New Roman" w:hAnsi="Times New Roman" w:cs="Times New Roman"/>
+                <w:sz w:val="24"/>
+                <w:szCs w:val="24"/>
+              </w:rPr>
+            </w:pPr>
+            <w:r>
+              <w:rPr>
+                <w:rFonts w:ascii="Times New Roman" w:hAnsi="Times New Roman" w:cs="Times New Roman"/>
+                <w:sz w:val="24"/>
+                <w:szCs w:val="24"/>
+              </w:rPr>
+              <w:t>12.09.26</w:t>
+            </w:r>
+          </w:p>
+        </w:tc>
+      </w:tr>
+      <w:tr>
+        <w:tc>
+          <w:tcPr>
+            <w:tcW w:w="640" w:type="dxa"/>
+            <w:tcBorders>
+              <w:top w:val="single" w:sz="4" w:space="0" w:color="999999"/>
+              <w:left w:val="single" w:sz="4" w:space="0" w:color="999999"/>
+              <w:bottom w:val="single" w:sz="4" w:space="0" w:color="999999"/>
+              <w:right w:val="single" w:sz="4" w:space="0" w:color="999999"/>
+            </w:tcBorders>
+            <w:tcMar>
+              <w:top w:w="30" w:type="dxa"/>
+              <w:left w:w="100" w:type="dxa"/>
+              <w:bottom w:w="30" w:type="dxa"/>
+              <w:right w:w="80" w:type="dxa"/>
+            </w:tcMar>
+            <w:vAlign w:val="center"/>
+          </w:tcPr>
+          <w:p>
+            <w:pPr>
+              <w:spacing w:before="10" w:after="10"/>
+              <w:jc w:val="center"/>
+              <w:rPr>
+                <w:rFonts w:ascii="Times New Roman" w:hAnsi="Times New Roman" w:cs="Times New Roman"/>
+                <w:sz w:val="24"/>
+                <w:szCs w:val="24"/>
+              </w:rPr>
+            </w:pPr>
+            <w:r>
+              <w:rPr>
+                <w:rFonts w:ascii="Times New Roman" w:eastAsia="Calibri" w:hAnsi="Times New Roman" w:cs="Times New Roman"/>
+                <w:sz w:val="24"/>
+                <w:szCs w:val="24"/>
+              </w:rPr>
+              <w:t>4</w:t>
+            </w:r>
+          </w:p>
+        </w:tc>
+        <w:tc>
+          <w:tcPr>
+            <w:tcW w:w="7526" w:type="dxa"/>
+            <w:tcBorders>
+              <w:top w:val="single" w:sz="4" w:space="0" w:color="999999"/>
+              <w:left w:val="single" w:sz="4" w:space="0" w:color="999999"/>
+              <w:bottom w:val="single" w:sz="4" w:space="0" w:color="999999"/>
+              <w:right w:val="single" w:sz="4" w:space="0" w:color="999999"/>
+            </w:tcBorders>
+            <w:tcMar>
+              <w:top w:w="30" w:type="dxa"/>
+              <w:left w:w="100" w:type="dxa"/>
+              <w:bottom w:w="30" w:type="dxa"/>
+              <w:right w:w="80" w:type="dxa"/>
+            </w:tcMar>
+            <w:vAlign w:val="center"/>
+          </w:tcPr>
+          <w:p>
+            <w:pPr>
+              <w:spacing w:before="10" w:after="10"/>
+              <w:rPr>
+                <w:rFonts w:ascii="Times New Roman" w:hAnsi="Times New Roman" w:cs="Times New Roman"/>
+                <w:sz w:val="24"/>
+                <w:szCs w:val="24"/>
+              </w:rPr>
+            </w:pPr>
+            <w:r>
+              <w:rPr>
+                <w:rFonts w:ascii="Times New Roman" w:eastAsia="Calibri" w:hAnsi="Times New Roman" w:cs="Times New Roman"/>
+                <w:sz w:val="24"/>
+                <w:szCs w:val="24"/>
+              </w:rPr>
+              <w:t>Алгоритмическая структура «ветвление»</w:t>
+            </w:r>
+          </w:p>
+        </w:tc>
+        <w:tc>
+          <w:tcPr>
+            <w:tcW w:w="900" w:type="dxa"/>
+            <w:tcBorders>
+              <w:top w:val="single" w:sz="4" w:space="0" w:color="999999"/>
+              <w:left w:val="single" w:sz="4" w:space="0" w:color="999999"/>
+              <w:bottom w:val="single" w:sz="4" w:space="0" w:color="999999"/>
+              <w:right w:val="single" w:sz="4" w:space="0" w:color="999999"/>
+            </w:tcBorders>
+            <w:tcMar>
+              <w:top w:w="30" w:type="dxa"/>
+              <w:left w:w="100" w:type="dxa"/>
+              <w:bottom w:w="30" w:type="dxa"/>
+              <w:right w:w="80" w:type="dxa"/>
+            </w:tcMar>
+            <w:vAlign w:val="center"/>
+          </w:tcPr>
+          <w:p>
+            <w:pPr>
+              <w:spacing w:before="10" w:after="10"/>
+              <w:jc w:val="center"/>
+              <w:rPr>
+                <w:rFonts w:ascii="Times New Roman" w:hAnsi="Times New Roman" w:cs="Times New Roman"/>
+                <w:sz w:val="24"/>
+                <w:szCs w:val="24"/>
+              </w:rPr>
+            </w:pPr>
+            <w:r>
+              <w:rPr>
+                <w:rFonts w:ascii="Times New Roman" w:eastAsia="Calibri" w:hAnsi="Times New Roman" w:cs="Times New Roman"/>
+                <w:sz w:val="24"/>
+                <w:szCs w:val="24"/>
+              </w:rPr>
+              <w:t>1 ч</w:t>
+            </w:r>
+          </w:p>
+        </w:tc>
+        <w:tc>
+          <w:tcPr>
+            <w:tcW w:w="1400" w:type="dxa"/>
+            <w:tcBorders>
+              <w:top w:val="single" w:sz="4" w:space="0" w:color="999999"/>
+              <w:left w:val="single" w:sz="4" w:space="0" w:color="999999"/>
+              <w:bottom w:val="single" w:sz="4" w:space="0" w:color="999999"/>
+              <w:right w:val="single" w:sz="4" w:space="0" w:color="999999"/>
+            </w:tcBorders>
+            <w:tcMar>
+              <w:top w:w="30" w:type="dxa"/>
+              <w:left w:w="100" w:type="dxa"/>
+              <w:bottom w:w="30" w:type="dxa"/>
+              <w:right w:w="80" w:type="dxa"/>
+            </w:tcMar>
+            <w:vAlign w:val="center"/>
+          </w:tcPr>
+          <w:p>
+            <w:pPr>
+              <w:spacing w:before="10" w:after="10"/>
+              <w:jc w:val="center"/>
+              <w:rPr>
+                <w:rFonts w:ascii="Times New Roman" w:hAnsi="Times New Roman" w:cs="Times New Roman"/>
+                <w:sz w:val="24"/>
+                <w:szCs w:val="24"/>
+              </w:rPr>
+            </w:pPr>
+            <w:r>
+              <w:rPr>
+                <w:rFonts w:ascii="Times New Roman" w:hAnsi="Times New Roman" w:cs="Times New Roman"/>
+                <w:sz w:val="24"/>
+                <w:szCs w:val="24"/>
+              </w:rPr>
+              <w:t>12.09.26</w:t>
+            </w:r>
+          </w:p>
+        </w:tc>
+      </w:tr>
+      <w:tr>
+        <w:tc>
+          <w:tcPr>
+            <w:tcW w:w="640" w:type="dxa"/>
+            <w:tcBorders>
+              <w:top w:val="single" w:sz="4" w:space="0" w:color="999999"/>
+              <w:left w:val="single" w:sz="4" w:space="0" w:color="999999"/>
+              <w:bottom w:val="single" w:sz="4" w:space="0" w:color="999999"/>
+              <w:right w:val="single" w:sz="4" w:space="0" w:color="999999"/>
+            </w:tcBorders>
+            <w:tcMar>
+              <w:top w:w="30" w:type="dxa"/>
+              <w:left w:w="100" w:type="dxa"/>
+              <w:bottom w:w="30" w:type="dxa"/>
+              <w:right w:w="80" w:type="dxa"/>
+            </w:tcMar>
+            <w:vAlign w:val="center"/>
+          </w:tcPr>
+          <w:p>
+            <w:pPr>
+              <w:spacing w:before="10" w:after="10"/>
+              <w:jc w:val="center"/>
+              <w:rPr>
+                <w:rFonts w:ascii="Times New Roman" w:hAnsi="Times New Roman" w:cs="Times New Roman"/>
+                <w:sz w:val="24"/>
+                <w:szCs w:val="24"/>
+              </w:rPr>
+            </w:pPr>
+            <w:r>
+              <w:rPr>
+                <w:rFonts w:ascii="Times New Roman" w:eastAsia="Calibri" w:hAnsi="Times New Roman" w:cs="Times New Roman"/>
+                <w:sz w:val="24"/>
+                <w:szCs w:val="24"/>
+              </w:rPr>
+              <w:t>5</w:t>
+            </w:r>
+          </w:p>
+        </w:tc>
+        <w:tc>
+          <w:tcPr>
+            <w:tcW w:w="7526" w:type="dxa"/>
+            <w:tcBorders>
+              <w:top w:val="single" w:sz="4" w:space="0" w:color="999999"/>
+              <w:left w:val="single" w:sz="4" w:space="0" w:color="999999"/>
+              <w:bottom w:val="single" w:sz="4" w:space="0" w:color="999999"/>
+              <w:right w:val="single" w:sz="4" w:space="0" w:color="999999"/>
+            </w:tcBorders>
+            <w:tcMar>
+              <w:top w:w="30" w:type="dxa"/>
+              <w:left w:w="100" w:type="dxa"/>
+              <w:bottom w:w="30" w:type="dxa"/>
+              <w:right w:w="80" w:type="dxa"/>
+            </w:tcMar>
+            <w:vAlign w:val="center"/>
+          </w:tcPr>
+          <w:p>
+            <w:pPr>
+              <w:spacing w:before="10" w:after="10"/>
+              <w:rPr>
+                <w:rFonts w:ascii="Times New Roman" w:hAnsi="Times New Roman" w:cs="Times New Roman"/>
+                <w:sz w:val="24"/>
+                <w:szCs w:val="24"/>
+              </w:rPr>
+            </w:pPr>
+            <w:r>
+              <w:rPr>
+                <w:rFonts w:ascii="Times New Roman" w:eastAsia="Calibri" w:hAnsi="Times New Roman" w:cs="Times New Roman"/>
+                <w:sz w:val="24"/>
+                <w:szCs w:val="24"/>
+              </w:rPr>
+              <w:t>Алгоритмическая структура «цикл»</w:t>
+            </w:r>
+          </w:p>
+        </w:tc>
+        <w:tc>
+          <w:tcPr>
+            <w:tcW w:w="900" w:type="dxa"/>
+            <w:tcBorders>
+              <w:top w:val="single" w:sz="4" w:space="0" w:color="999999"/>
+              <w:left w:val="single" w:sz="4" w:space="0" w:color="999999"/>
+              <w:bottom w:val="single" w:sz="4" w:space="0" w:color="999999"/>
+              <w:right w:val="single" w:sz="4" w:space="0" w:color="999999"/>
+            </w:tcBorders>
+            <w:tcMar>
+              <w:top w:w="30" w:type="dxa"/>
+              <w:left w:w="100" w:type="dxa"/>
+              <w:bottom w:w="30" w:type="dxa"/>
+              <w:right w:w="80" w:type="dxa"/>
+            </w:tcMar>
+            <w:vAlign w:val="center"/>
+          </w:tcPr>
+          <w:p>
+            <w:pPr>
+              <w:spacing w:before="10" w:after="10"/>
+              <w:jc w:val="center"/>
+              <w:rPr>
+                <w:rFonts w:ascii="Times New Roman" w:hAnsi="Times New Roman" w:cs="Times New Roman"/>
+                <w:sz w:val="24"/>
+                <w:szCs w:val="24"/>
+              </w:rPr>
+            </w:pPr>
+            <w:r>
+              <w:rPr>
+                <w:rFonts w:ascii="Times New Roman" w:eastAsia="Calibri" w:hAnsi="Times New Roman" w:cs="Times New Roman"/>
+                <w:sz w:val="24"/>
+                <w:szCs w:val="24"/>
+              </w:rPr>
+              <w:t>1 ч</w:t>
+            </w:r>
+          </w:p>
+        </w:tc>
+        <w:tc>
+          <w:tcPr>
+            <w:tcW w:w="1400" w:type="dxa"/>
+            <w:tcBorders>
+              <w:top w:val="single" w:sz="4" w:space="0" w:color="999999"/>
+              <w:left w:val="single" w:sz="4" w:space="0" w:color="999999"/>
+              <w:bottom w:val="single" w:sz="4" w:space="0" w:color="999999"/>
+              <w:right w:val="single" w:sz="4" w:space="0" w:color="999999"/>
+            </w:tcBorders>
+            <w:tcMar>
+              <w:top w:w="30" w:type="dxa"/>
+              <w:left w:w="100" w:type="dxa"/>
+              <w:bottom w:w="30" w:type="dxa"/>
+              <w:right w:w="80" w:type="dxa"/>
+            </w:tcMar>
+            <w:vAlign w:val="center"/>
+          </w:tcPr>
+          <w:p>
+            <w:pPr>
+              <w:spacing w:before="10" w:after="10"/>
+              <w:jc w:val="center"/>
+              <w:rPr>
+                <w:rFonts w:ascii="Times New Roman" w:hAnsi="Times New Roman" w:cs="Times New Roman"/>
+                <w:sz w:val="24"/>
+                <w:szCs w:val="24"/>
+              </w:rPr>
+            </w:pPr>
+            <w:r>
+              <w:rPr>
+                <w:rFonts w:ascii="Times New Roman" w:hAnsi="Times New Roman" w:cs="Times New Roman"/>
+                <w:sz w:val="24"/>
+                <w:szCs w:val="24"/>
+              </w:rPr>
+              <w:t>19.09.26</w:t>
+            </w:r>
+          </w:p>
+        </w:tc>
+      </w:tr>
+      <w:tr>
+        <w:tc>
+          <w:tcPr>
+            <w:tcW w:w="640" w:type="dxa"/>
+            <w:tcBorders>
+              <w:top w:val="single" w:sz="4" w:space="0" w:color="999999"/>
+              <w:left w:val="single" w:sz="4" w:space="0" w:color="999999"/>
+              <w:bottom w:val="single" w:sz="4" w:space="0" w:color="999999"/>
+              <w:right w:val="single" w:sz="4" w:space="0" w:color="999999"/>
+            </w:tcBorders>
+            <w:tcMar>
+              <w:top w:w="30" w:type="dxa"/>
+              <w:left w:w="100" w:type="dxa"/>
+              <w:bottom w:w="30" w:type="dxa"/>
+              <w:right w:w="80" w:type="dxa"/>
+            </w:tcMar>
+            <w:vAlign w:val="center"/>
+          </w:tcPr>
+          <w:p>
+            <w:pPr>
+              <w:spacing w:before="10" w:after="10"/>
+              <w:jc w:val="center"/>
+              <w:rPr>
+                <w:rFonts w:ascii="Times New Roman" w:hAnsi="Times New Roman" w:cs="Times New Roman"/>
+                <w:sz w:val="24"/>
+                <w:szCs w:val="24"/>
+              </w:rPr>
+            </w:pPr>
+            <w:r>
+              <w:rPr>
+                <w:rFonts w:ascii="Times New Roman" w:eastAsia="Calibri" w:hAnsi="Times New Roman" w:cs="Times New Roman"/>
+                <w:sz w:val="24"/>
+                <w:szCs w:val="24"/>
+              </w:rPr>
+              <w:t>6</w:t>
+            </w:r>
+          </w:p>
+        </w:tc>
+        <w:tc>
+          <w:tcPr>
+            <w:tcW w:w="7526" w:type="dxa"/>
+            <w:tcBorders>
+              <w:top w:val="single" w:sz="4" w:space="0" w:color="999999"/>
+              <w:left w:val="single" w:sz="4" w:space="0" w:color="999999"/>
+              <w:bottom w:val="single" w:sz="4" w:space="0" w:color="999999"/>
+              <w:right w:val="single" w:sz="4" w:space="0" w:color="999999"/>
+            </w:tcBorders>
+            <w:tcMar>
+              <w:top w:w="30" w:type="dxa"/>
+              <w:left w:w="100" w:type="dxa"/>
+              <w:bottom w:w="30" w:type="dxa"/>
+              <w:right w:w="80" w:type="dxa"/>
+            </w:tcMar>
+            <w:vAlign w:val="center"/>
+          </w:tcPr>
+          <w:p>
+            <w:pPr>
+              <w:spacing w:before="10" w:after="10"/>
+              <w:rPr>
+                <w:rFonts w:ascii="Times New Roman" w:hAnsi="Times New Roman" w:cs="Times New Roman"/>
+                <w:sz w:val="24"/>
+                <w:szCs w:val="24"/>
+              </w:rPr>
+            </w:pPr>
+            <w:r>
+              <w:rPr>
+                <w:rFonts w:ascii="Times New Roman" w:eastAsia="Calibri" w:hAnsi="Times New Roman" w:cs="Times New Roman"/>
+                <w:sz w:val="24"/>
+                <w:szCs w:val="24"/>
+              </w:rPr>
+              <w:t>Величины: константы и переменные. Типы данных</w:t>
+            </w:r>
+          </w:p>
+        </w:tc>
+        <w:tc>
+          <w:tcPr>
+            <w:tcW w:w="900" w:type="dxa"/>
+            <w:tcBorders>
+              <w:top w:val="single" w:sz="4" w:space="0" w:color="999999"/>
+              <w:left w:val="single" w:sz="4" w:space="0" w:color="999999"/>
+              <w:bottom w:val="single" w:sz="4" w:space="0" w:color="999999"/>
+              <w:right w:val="single" w:sz="4" w:space="0" w:color="999999"/>
+            </w:tcBorders>
+            <w:tcMar>
+              <w:top w:w="30" w:type="dxa"/>
+              <w:left w:w="100" w:type="dxa"/>
+              <w:bottom w:w="30" w:type="dxa"/>
+              <w:right w:w="80" w:type="dxa"/>
+            </w:tcMar>
+            <w:vAlign w:val="center"/>
+          </w:tcPr>
+          <w:p>
+            <w:pPr>
+              <w:spacing w:before="10" w:after="10"/>
+              <w:jc w:val="center"/>
+              <w:rPr>
+                <w:rFonts w:ascii="Times New Roman" w:hAnsi="Times New Roman" w:cs="Times New Roman"/>
+                <w:sz w:val="24"/>
+                <w:szCs w:val="24"/>
+              </w:rPr>
+            </w:pPr>
+            <w:r>
+              <w:rPr>
+                <w:rFonts w:ascii="Times New Roman" w:eastAsia="Calibri" w:hAnsi="Times New Roman" w:cs="Times New Roman"/>
+                <w:sz w:val="24"/>
+                <w:szCs w:val="24"/>
+              </w:rPr>
+              <w:t>1 ч</w:t>
+            </w:r>
+          </w:p>
+        </w:tc>
+        <w:tc>
+          <w:tcPr>
+            <w:tcW w:w="1400" w:type="dxa"/>
+            <w:tcBorders>
+              <w:top w:val="single" w:sz="4" w:space="0" w:color="999999"/>
+              <w:left w:val="single" w:sz="4" w:space="0" w:color="999999"/>
+              <w:bottom w:val="single" w:sz="4" w:space="0" w:color="999999"/>
+              <w:right w:val="single" w:sz="4" w:space="0" w:color="999999"/>
+            </w:tcBorders>
+            <w:tcMar>
+              <w:top w:w="30" w:type="dxa"/>
+              <w:left w:w="100" w:type="dxa"/>
+              <w:bottom w:w="30" w:type="dxa"/>
+              <w:right w:w="80" w:type="dxa"/>
+            </w:tcMar>
+            <w:vAlign w:val="center"/>
+          </w:tcPr>
+          <w:p>
+            <w:pPr>
+              <w:spacing w:before="10" w:after="10"/>
+              <w:jc w:val="center"/>
+              <w:rPr>
+                <w:rFonts w:ascii="Times New Roman" w:hAnsi="Times New Roman" w:cs="Times New Roman"/>
+                <w:sz w:val="24"/>
+                <w:szCs w:val="24"/>
+              </w:rPr>
+            </w:pPr>
+            <w:r>
+              <w:rPr>
+                <w:rFonts w:ascii="Times New Roman" w:hAnsi="Times New Roman" w:cs="Times New Roman"/>
+                <w:sz w:val="24"/>
+                <w:szCs w:val="24"/>
+              </w:rPr>
+              <w:t>19.09.26</w:t>
+            </w:r>
+          </w:p>
+        </w:tc>
+      </w:tr>
+      <w:tr>
+        <w:tc>
+          <w:tcPr>
+            <w:tcW w:w="640" w:type="dxa"/>
+            <w:tcBorders>
+              <w:top w:val="single" w:sz="4" w:space="0" w:color="999999"/>
+              <w:left w:val="single" w:sz="4" w:space="0" w:color="999999"/>
+              <w:bottom w:val="single" w:sz="4" w:space="0" w:color="999999"/>
+              <w:right w:val="single" w:sz="4" w:space="0" w:color="999999"/>
+            </w:tcBorders>
+            <w:tcMar>
+              <w:top w:w="30" w:type="dxa"/>
+              <w:left w:w="100" w:type="dxa"/>
+              <w:bottom w:w="30" w:type="dxa"/>
+              <w:right w:w="80" w:type="dxa"/>
+            </w:tcMar>
+            <w:vAlign w:val="center"/>
+          </w:tcPr>
+          <w:p>
+            <w:pPr>
+              <w:spacing w:before="10" w:after="10"/>
+              <w:jc w:val="center"/>
+              <w:rPr>
+                <w:rFonts w:ascii="Times New Roman" w:hAnsi="Times New Roman" w:cs="Times New Roman"/>
+                <w:sz w:val="24"/>
+                <w:szCs w:val="24"/>
+              </w:rPr>
+            </w:pPr>
+            <w:r>
+              <w:rPr>
+                <w:rFonts w:ascii="Times New Roman" w:eastAsia="Calibri" w:hAnsi="Times New Roman" w:cs="Times New Roman"/>
+                <w:sz w:val="24"/>
+                <w:szCs w:val="24"/>
+              </w:rPr>
+              <w:t>7</w:t>
+            </w:r>
+          </w:p>
+        </w:tc>
+        <w:tc>
+          <w:tcPr>
+            <w:tcW w:w="7526" w:type="dxa"/>
+            <w:tcBorders>
+              <w:top w:val="single" w:sz="4" w:space="0" w:color="999999"/>
+              <w:left w:val="single" w:sz="4" w:space="0" w:color="999999"/>
+              <w:bottom w:val="single" w:sz="4" w:space="0" w:color="999999"/>
+              <w:right w:val="single" w:sz="4" w:space="0" w:color="999999"/>
+            </w:tcBorders>
+            <w:tcMar>
+              <w:top w:w="30" w:type="dxa"/>
+              <w:left w:w="100" w:type="dxa"/>
+              <w:bottom w:w="30" w:type="dxa"/>
+              <w:right w:w="80" w:type="dxa"/>
+            </w:tcMar>
+            <w:vAlign w:val="center"/>
+          </w:tcPr>
+          <w:p>
+            <w:pPr>
+              <w:spacing w:before="10" w:after="10"/>
+              <w:rPr>
+                <w:rFonts w:ascii="Times New Roman" w:hAnsi="Times New Roman" w:cs="Times New Roman"/>
+                <w:sz w:val="24"/>
+                <w:szCs w:val="24"/>
+              </w:rPr>
+            </w:pPr>
+            <w:r>
+              <w:rPr>
+                <w:rFonts w:ascii="Times New Roman" w:eastAsia="Calibri" w:hAnsi="Times New Roman" w:cs="Times New Roman"/>
+                <w:sz w:val="24"/>
+                <w:szCs w:val="24"/>
+              </w:rPr>
+              <w:t>Логические основы алгоритмизации: алгебра логики (</w:t>
+            </w:r>
+            <w:proofErr w:type="spellStart"/>
+            <w:r>
+              <w:rPr>
+                <w:rFonts w:ascii="Times New Roman" w:eastAsia="Calibri" w:hAnsi="Times New Roman" w:cs="Times New Roman"/>
+                <w:sz w:val="24"/>
+                <w:szCs w:val="24"/>
+              </w:rPr>
+              <w:t>Boolean</w:t>
+            </w:r>
+            <w:proofErr w:type="spellEnd"/>
+            <w:r>
+              <w:rPr>
+                <w:rFonts w:ascii="Times New Roman" w:eastAsia="Calibri" w:hAnsi="Times New Roman" w:cs="Times New Roman"/>
+                <w:sz w:val="24"/>
+                <w:szCs w:val="24"/>
+              </w:rPr>
+              <w:t>), операции AND / OR / NOT</w:t>
+            </w:r>
+          </w:p>
+        </w:tc>
+        <w:tc>
+          <w:tcPr>
+            <w:tcW w:w="900" w:type="dxa"/>
+            <w:tcBorders>
+              <w:top w:val="single" w:sz="4" w:space="0" w:color="999999"/>
+              <w:left w:val="single" w:sz="4" w:space="0" w:color="999999"/>
+              <w:bottom w:val="single" w:sz="4" w:space="0" w:color="999999"/>
+              <w:right w:val="single" w:sz="4" w:space="0" w:color="999999"/>
+            </w:tcBorders>
+            <w:tcMar>
+              <w:top w:w="30" w:type="dxa"/>
+              <w:left w:w="100" w:type="dxa"/>
+              <w:bottom w:w="30" w:type="dxa"/>
+              <w:right w:w="80" w:type="dxa"/>
+            </w:tcMar>
+            <w:vAlign w:val="center"/>
+          </w:tcPr>
+          <w:p>
+            <w:pPr>
+              <w:spacing w:before="10" w:after="10"/>
+              <w:jc w:val="center"/>
+              <w:rPr>
+                <w:rFonts w:ascii="Times New Roman" w:hAnsi="Times New Roman" w:cs="Times New Roman"/>
+                <w:sz w:val="24"/>
+                <w:szCs w:val="24"/>
+              </w:rPr>
+            </w:pPr>
+            <w:r>
+              <w:rPr>
+                <w:rFonts w:ascii="Times New Roman" w:eastAsia="Calibri" w:hAnsi="Times New Roman" w:cs="Times New Roman"/>
+                <w:sz w:val="24"/>
+                <w:szCs w:val="24"/>
+              </w:rPr>
+              <w:t>1 ч</w:t>
+            </w:r>
+          </w:p>
+        </w:tc>
+        <w:tc>
+          <w:tcPr>
+            <w:tcW w:w="1400" w:type="dxa"/>
+            <w:tcBorders>
+              <w:top w:val="single" w:sz="4" w:space="0" w:color="999999"/>
+              <w:left w:val="single" w:sz="4" w:space="0" w:color="999999"/>
+              <w:bottom w:val="single" w:sz="4" w:space="0" w:color="999999"/>
+              <w:right w:val="single" w:sz="4" w:space="0" w:color="999999"/>
+            </w:tcBorders>
+            <w:tcMar>
+              <w:top w:w="30" w:type="dxa"/>
+              <w:left w:w="100" w:type="dxa"/>
+              <w:bottom w:w="30" w:type="dxa"/>
+              <w:right w:w="80" w:type="dxa"/>
+            </w:tcMar>
+            <w:vAlign w:val="center"/>
+          </w:tcPr>
+          <w:p>
+            <w:pPr>
+              <w:spacing w:before="10" w:after="10"/>
+              <w:jc w:val="center"/>
+              <w:rPr>
+                <w:rFonts w:ascii="Times New Roman" w:hAnsi="Times New Roman" w:cs="Times New Roman"/>
+                <w:sz w:val="24"/>
+                <w:szCs w:val="24"/>
+              </w:rPr>
+            </w:pPr>
+            <w:r>
+              <w:rPr>
+                <w:rFonts w:ascii="Times New Roman" w:hAnsi="Times New Roman" w:cs="Times New Roman"/>
+                <w:sz w:val="24"/>
+                <w:szCs w:val="24"/>
+              </w:rPr>
+              <w:t>26.09.26</w:t>
+            </w:r>
+          </w:p>
+        </w:tc>
+      </w:tr>
+      <w:tr>
+        <w:tc>
+          <w:tcPr>
+            <w:tcW w:w="640" w:type="dxa"/>
+            <w:tcBorders>
+              <w:top w:val="single" w:sz="4" w:space="0" w:color="999999"/>
+              <w:left w:val="single" w:sz="4" w:space="0" w:color="999999"/>
+              <w:bottom w:val="single" w:sz="4" w:space="0" w:color="999999"/>
+              <w:right w:val="single" w:sz="4" w:space="0" w:color="999999"/>
+            </w:tcBorders>
+            <w:tcMar>
+              <w:top w:w="30" w:type="dxa"/>
+              <w:left w:w="100" w:type="dxa"/>
+              <w:bottom w:w="30" w:type="dxa"/>
+              <w:right w:w="80" w:type="dxa"/>
+            </w:tcMar>
+            <w:vAlign w:val="center"/>
+          </w:tcPr>
+          <w:p>
+            <w:pPr>
+              <w:spacing w:before="10" w:after="10"/>
+              <w:jc w:val="center"/>
+              <w:rPr>
+                <w:rFonts w:ascii="Times New Roman" w:hAnsi="Times New Roman" w:cs="Times New Roman"/>
+                <w:sz w:val="24"/>
+                <w:szCs w:val="24"/>
+              </w:rPr>
+            </w:pPr>
+            <w:r>
+              <w:rPr>
+                <w:rFonts w:ascii="Times New Roman" w:eastAsia="Calibri" w:hAnsi="Times New Roman" w:cs="Times New Roman"/>
+                <w:sz w:val="24"/>
+                <w:szCs w:val="24"/>
+              </w:rPr>
+              <w:t>8</w:t>
+            </w:r>
+          </w:p>
+        </w:tc>
+        <w:tc>
+          <w:tcPr>
+            <w:tcW w:w="7526" w:type="dxa"/>
+            <w:tcBorders>
+              <w:top w:val="single" w:sz="4" w:space="0" w:color="999999"/>
+              <w:left w:val="single" w:sz="4" w:space="0" w:color="999999"/>
+              <w:bottom w:val="single" w:sz="4" w:space="0" w:color="999999"/>
+              <w:right w:val="single" w:sz="4" w:space="0" w:color="999999"/>
+            </w:tcBorders>
+            <w:tcMar>
+              <w:top w:w="30" w:type="dxa"/>
+              <w:left w:w="100" w:type="dxa"/>
+              <w:bottom w:w="30" w:type="dxa"/>
+              <w:right w:w="80" w:type="dxa"/>
+            </w:tcMar>
+            <w:vAlign w:val="center"/>
+          </w:tcPr>
+          <w:p>
+            <w:pPr>
+              <w:spacing w:before="10" w:after="10"/>
+              <w:rPr>
+                <w:rFonts w:ascii="Times New Roman" w:hAnsi="Times New Roman" w:cs="Times New Roman"/>
+                <w:sz w:val="24"/>
+                <w:szCs w:val="24"/>
+              </w:rPr>
+            </w:pPr>
+            <w:r>
+              <w:rPr>
+                <w:rFonts w:ascii="Times New Roman" w:eastAsia="Calibri" w:hAnsi="Times New Roman" w:cs="Times New Roman"/>
+                <w:sz w:val="24"/>
+                <w:szCs w:val="24"/>
+              </w:rPr>
+              <w:t>Логические выражения и таблицы истинности</w:t>
+            </w:r>
+          </w:p>
+        </w:tc>
+        <w:tc>
+          <w:tcPr>
+            <w:tcW w:w="900" w:type="dxa"/>
+            <w:tcBorders>
+              <w:top w:val="single" w:sz="4" w:space="0" w:color="999999"/>
+              <w:left w:val="single" w:sz="4" w:space="0" w:color="999999"/>
+              <w:bottom w:val="single" w:sz="4" w:space="0" w:color="999999"/>
+              <w:right w:val="single" w:sz="4" w:space="0" w:color="999999"/>
+            </w:tcBorders>
+            <w:tcMar>
+              <w:top w:w="30" w:type="dxa"/>
+              <w:left w:w="100" w:type="dxa"/>
+              <w:bottom w:w="30" w:type="dxa"/>
+              <w:right w:w="80" w:type="dxa"/>
+            </w:tcMar>
+            <w:vAlign w:val="center"/>
+          </w:tcPr>
+          <w:p>
+            <w:pPr>
+              <w:spacing w:before="10" w:after="10"/>
+              <w:jc w:val="center"/>
+              <w:rPr>
+                <w:rFonts w:ascii="Times New Roman" w:hAnsi="Times New Roman" w:cs="Times New Roman"/>
+                <w:sz w:val="24"/>
+                <w:szCs w:val="24"/>
+              </w:rPr>
+            </w:pPr>
+            <w:r>
+              <w:rPr>
+                <w:rFonts w:ascii="Times New Roman" w:eastAsia="Calibri" w:hAnsi="Times New Roman" w:cs="Times New Roman"/>
+                <w:sz w:val="24"/>
+                <w:szCs w:val="24"/>
+              </w:rPr>
+              <w:t>1 ч</w:t>
+            </w:r>
+          </w:p>
+        </w:tc>
+        <w:tc>
+          <w:tcPr>
+            <w:tcW w:w="1400" w:type="dxa"/>
+            <w:tcBorders>
+              <w:top w:val="single" w:sz="4" w:space="0" w:color="999999"/>
+              <w:left w:val="single" w:sz="4" w:space="0" w:color="999999"/>
+              <w:bottom w:val="single" w:sz="4" w:space="0" w:color="999999"/>
+              <w:right w:val="single" w:sz="4" w:space="0" w:color="999999"/>
+            </w:tcBorders>
+            <w:tcMar>
+              <w:top w:w="30" w:type="dxa"/>
+              <w:left w:w="100" w:type="dxa"/>
+              <w:bottom w:w="30" w:type="dxa"/>
+              <w:right w:w="80" w:type="dxa"/>
+            </w:tcMar>
+            <w:vAlign w:val="center"/>
+          </w:tcPr>
+          <w:p>
+            <w:pPr>
+              <w:spacing w:before="10" w:after="10"/>
+              <w:jc w:val="center"/>
+              <w:rPr>
+                <w:rFonts w:ascii="Times New Roman" w:hAnsi="Times New Roman" w:cs="Times New Roman"/>
+                <w:sz w:val="24"/>
+                <w:szCs w:val="24"/>
+              </w:rPr>
+            </w:pPr>
+            <w:r>
+              <w:rPr>
+                <w:rFonts w:ascii="Times New Roman" w:hAnsi="Times New Roman" w:cs="Times New Roman"/>
+                <w:sz w:val="24"/>
+                <w:szCs w:val="24"/>
+              </w:rPr>
+              <w:t>26.09.26</w:t>
+            </w:r>
+          </w:p>
+        </w:tc>
+      </w:tr>
+      <w:tr>
+        <w:tc>
+          <w:tcPr>
+            <w:tcW w:w="640" w:type="dxa"/>
+            <w:tcBorders>
+              <w:top w:val="single" w:sz="4" w:space="0" w:color="999999"/>
+              <w:left w:val="single" w:sz="4" w:space="0" w:color="999999"/>
+              <w:bottom w:val="single" w:sz="4" w:space="0" w:color="999999"/>
+              <w:right w:val="single" w:sz="4" w:space="0" w:color="999999"/>
+            </w:tcBorders>
+            <w:tcMar>
+              <w:top w:w="30" w:type="dxa"/>
+              <w:left w:w="100" w:type="dxa"/>
+              <w:bottom w:w="30" w:type="dxa"/>
+              <w:right w:w="80" w:type="dxa"/>
+            </w:tcMar>
+            <w:vAlign w:val="center"/>
+          </w:tcPr>
+          <w:p>
+            <w:pPr>
+              <w:spacing w:before="10" w:after="10"/>
+              <w:jc w:val="center"/>
+              <w:rPr>
+                <w:rFonts w:ascii="Times New Roman" w:hAnsi="Times New Roman" w:cs="Times New Roman"/>
+                <w:sz w:val="24"/>
+                <w:szCs w:val="24"/>
+              </w:rPr>
+            </w:pPr>
+            <w:r>
+              <w:rPr>
+                <w:rFonts w:ascii="Times New Roman" w:eastAsia="Calibri" w:hAnsi="Times New Roman" w:cs="Times New Roman"/>
+                <w:sz w:val="24"/>
+                <w:szCs w:val="24"/>
+              </w:rPr>
+              <w:t>9</w:t>
+            </w:r>
+          </w:p>
+        </w:tc>
+        <w:tc>
+          <w:tcPr>
+            <w:tcW w:w="7526" w:type="dxa"/>
+            <w:tcBorders>
+              <w:top w:val="single" w:sz="4" w:space="0" w:color="999999"/>
+              <w:left w:val="single" w:sz="4" w:space="0" w:color="999999"/>
+              <w:bottom w:val="single" w:sz="4" w:space="0" w:color="999999"/>
+              <w:right w:val="single" w:sz="4" w:space="0" w:color="999999"/>
+            </w:tcBorders>
+            <w:tcMar>
+              <w:top w:w="30" w:type="dxa"/>
+              <w:left w:w="100" w:type="dxa"/>
+              <w:bottom w:w="30" w:type="dxa"/>
+              <w:right w:w="80" w:type="dxa"/>
+            </w:tcMar>
+            <w:vAlign w:val="center"/>
+          </w:tcPr>
+          <w:p>
+            <w:pPr>
+              <w:spacing w:before="10" w:after="10"/>
+              <w:rPr>
+                <w:rFonts w:ascii="Times New Roman" w:hAnsi="Times New Roman" w:cs="Times New Roman"/>
+                <w:sz w:val="24"/>
+                <w:szCs w:val="24"/>
+              </w:rPr>
+            </w:pPr>
+            <w:r>
+              <w:rPr>
+                <w:rFonts w:ascii="Times New Roman" w:eastAsia="Calibri" w:hAnsi="Times New Roman" w:cs="Times New Roman"/>
+                <w:sz w:val="24"/>
+                <w:szCs w:val="24"/>
+              </w:rPr>
+              <w:t>Практическая работа: алгоритмы с ветвлением и циклом (блок-схемы)</w:t>
+            </w:r>
+          </w:p>
+        </w:tc>
+        <w:tc>
+          <w:tcPr>
+            <w:tcW w:w="900" w:type="dxa"/>
+            <w:tcBorders>
+              <w:top w:val="single" w:sz="4" w:space="0" w:color="999999"/>
+              <w:left w:val="single" w:sz="4" w:space="0" w:color="999999"/>
+              <w:bottom w:val="single" w:sz="4" w:space="0" w:color="999999"/>
+              <w:right w:val="single" w:sz="4" w:space="0" w:color="999999"/>
+            </w:tcBorders>
+            <w:tcMar>
+              <w:top w:w="30" w:type="dxa"/>
+              <w:left w:w="100" w:type="dxa"/>
+              <w:bottom w:w="30" w:type="dxa"/>
+              <w:right w:w="80" w:type="dxa"/>
+            </w:tcMar>
+            <w:vAlign w:val="center"/>
+          </w:tcPr>
+          <w:p>
+            <w:pPr>
+              <w:spacing w:before="10" w:after="10"/>
+              <w:jc w:val="center"/>
+              <w:rPr>
+                <w:rFonts w:ascii="Times New Roman" w:hAnsi="Times New Roman" w:cs="Times New Roman"/>
+                <w:sz w:val="24"/>
+                <w:szCs w:val="24"/>
+              </w:rPr>
+            </w:pPr>
+            <w:r>
+              <w:rPr>
+                <w:rFonts w:ascii="Times New Roman" w:eastAsia="Calibri" w:hAnsi="Times New Roman" w:cs="Times New Roman"/>
+                <w:sz w:val="24"/>
+                <w:szCs w:val="24"/>
+              </w:rPr>
+              <w:t>1 ч</w:t>
+            </w:r>
+          </w:p>
+        </w:tc>
+        <w:tc>
+          <w:tcPr>
+            <w:tcW w:w="1400" w:type="dxa"/>
+            <w:tcBorders>
+              <w:top w:val="single" w:sz="4" w:space="0" w:color="999999"/>
+              <w:left w:val="single" w:sz="4" w:space="0" w:color="999999"/>
+              <w:bottom w:val="single" w:sz="4" w:space="0" w:color="999999"/>
+              <w:right w:val="single" w:sz="4" w:space="0" w:color="999999"/>
+            </w:tcBorders>
+            <w:tcMar>
+              <w:top w:w="30" w:type="dxa"/>
+              <w:left w:w="100" w:type="dxa"/>
+              <w:bottom w:w="30" w:type="dxa"/>
+              <w:right w:w="80" w:type="dxa"/>
+            </w:tcMar>
+            <w:vAlign w:val="center"/>
+          </w:tcPr>
+          <w:p>
+            <w:pPr>
+              <w:spacing w:before="10" w:after="10"/>
+              <w:jc w:val="center"/>
+              <w:rPr>
+                <w:rFonts w:ascii="Times New Roman" w:hAnsi="Times New Roman" w:cs="Times New Roman"/>
+                <w:sz w:val="24"/>
+                <w:szCs w:val="24"/>
+                <w:lang w:val="en-US"/>
+              </w:rPr>
+            </w:pPr>
+            <w:r>
+              <w:rPr>
+                <w:rFonts w:ascii="Times New Roman" w:hAnsi="Times New Roman" w:cs="Times New Roman"/>
+                <w:sz w:val="24"/>
+                <w:szCs w:val="24"/>
+              </w:rPr>
+              <w:t>03</w:t>
+            </w:r>
+            <w:r>
+              <w:rPr>
+                <w:rFonts w:ascii="Times New Roman" w:hAnsi="Times New Roman" w:cs="Times New Roman"/>
+                <w:sz w:val="24"/>
+                <w:szCs w:val="24"/>
+                <w:lang w:val="en-US"/>
+              </w:rPr>
+              <w:t>.10.26</w:t>
+            </w:r>
+          </w:p>
+        </w:tc>
+      </w:tr>
+      <w:tr>
+        <w:tc>
+          <w:tcPr>
+            <w:tcW w:w="640" w:type="dxa"/>
+            <w:tcBorders>
+              <w:top w:val="single" w:sz="4" w:space="0" w:color="999999"/>
+              <w:left w:val="single" w:sz="4" w:space="0" w:color="999999"/>
+              <w:bottom w:val="single" w:sz="4" w:space="0" w:color="999999"/>
+              <w:right w:val="single" w:sz="4" w:space="0" w:color="999999"/>
+            </w:tcBorders>
+            <w:tcMar>
+              <w:top w:w="30" w:type="dxa"/>
+              <w:left w:w="100" w:type="dxa"/>
+              <w:bottom w:w="30" w:type="dxa"/>
+              <w:right w:w="80" w:type="dxa"/>
+            </w:tcMar>
+            <w:vAlign w:val="center"/>
+          </w:tcPr>
+          <w:p>
+            <w:pPr>
+              <w:spacing w:before="10" w:after="10"/>
+              <w:jc w:val="center"/>
+              <w:rPr>
+                <w:rFonts w:ascii="Times New Roman" w:hAnsi="Times New Roman" w:cs="Times New Roman"/>
+                <w:sz w:val="24"/>
+                <w:szCs w:val="24"/>
+              </w:rPr>
+            </w:pPr>
+            <w:r>
+              <w:rPr>
+                <w:rFonts w:ascii="Times New Roman" w:eastAsia="Calibri" w:hAnsi="Times New Roman" w:cs="Times New Roman"/>
+                <w:sz w:val="24"/>
+                <w:szCs w:val="24"/>
+              </w:rPr>
+              <w:t>10</w:t>
+            </w:r>
+          </w:p>
+        </w:tc>
+        <w:tc>
+          <w:tcPr>
+            <w:tcW w:w="7526" w:type="dxa"/>
+            <w:tcBorders>
+              <w:top w:val="single" w:sz="4" w:space="0" w:color="999999"/>
+              <w:left w:val="single" w:sz="4" w:space="0" w:color="999999"/>
+              <w:bottom w:val="single" w:sz="4" w:space="0" w:color="999999"/>
+              <w:right w:val="single" w:sz="4" w:space="0" w:color="999999"/>
+            </w:tcBorders>
+            <w:tcMar>
+              <w:top w:w="30" w:type="dxa"/>
+              <w:left w:w="100" w:type="dxa"/>
+              <w:bottom w:w="30" w:type="dxa"/>
+              <w:right w:w="80" w:type="dxa"/>
+            </w:tcMar>
+            <w:vAlign w:val="center"/>
+          </w:tcPr>
+          <w:p>
+            <w:pPr>
+              <w:spacing w:before="10" w:after="10"/>
+              <w:rPr>
+                <w:rFonts w:ascii="Times New Roman" w:hAnsi="Times New Roman" w:cs="Times New Roman"/>
+                <w:sz w:val="24"/>
+                <w:szCs w:val="24"/>
+              </w:rPr>
+            </w:pPr>
+            <w:r>
+              <w:rPr>
+                <w:rFonts w:ascii="Times New Roman" w:eastAsia="Calibri" w:hAnsi="Times New Roman" w:cs="Times New Roman"/>
+                <w:sz w:val="24"/>
+                <w:szCs w:val="24"/>
+              </w:rPr>
+              <w:t>Табличные величины: понятие массива</w:t>
+            </w:r>
+          </w:p>
+        </w:tc>
+        <w:tc>
+          <w:tcPr>
+            <w:tcW w:w="900" w:type="dxa"/>
+            <w:tcBorders>
+              <w:top w:val="single" w:sz="4" w:space="0" w:color="999999"/>
+              <w:left w:val="single" w:sz="4" w:space="0" w:color="999999"/>
+              <w:bottom w:val="single" w:sz="4" w:space="0" w:color="999999"/>
+              <w:right w:val="single" w:sz="4" w:space="0" w:color="999999"/>
+            </w:tcBorders>
+            <w:tcMar>
+              <w:top w:w="30" w:type="dxa"/>
+              <w:left w:w="100" w:type="dxa"/>
+              <w:bottom w:w="30" w:type="dxa"/>
+              <w:right w:w="80" w:type="dxa"/>
+            </w:tcMar>
+            <w:vAlign w:val="center"/>
+          </w:tcPr>
+          <w:p>
+            <w:pPr>
+              <w:spacing w:before="10" w:after="10"/>
+              <w:jc w:val="center"/>
+              <w:rPr>
+                <w:rFonts w:ascii="Times New Roman" w:hAnsi="Times New Roman" w:cs="Times New Roman"/>
+                <w:sz w:val="24"/>
+                <w:szCs w:val="24"/>
+              </w:rPr>
+            </w:pPr>
+            <w:r>
+              <w:rPr>
+                <w:rFonts w:ascii="Times New Roman" w:eastAsia="Calibri" w:hAnsi="Times New Roman" w:cs="Times New Roman"/>
+                <w:sz w:val="24"/>
+                <w:szCs w:val="24"/>
+              </w:rPr>
+              <w:t>1 ч</w:t>
+            </w:r>
+          </w:p>
+        </w:tc>
+        <w:tc>
+          <w:tcPr>
+            <w:tcW w:w="1400" w:type="dxa"/>
+            <w:tcBorders>
+              <w:top w:val="single" w:sz="4" w:space="0" w:color="999999"/>
+              <w:left w:val="single" w:sz="4" w:space="0" w:color="999999"/>
+              <w:bottom w:val="single" w:sz="4" w:space="0" w:color="999999"/>
+              <w:right w:val="single" w:sz="4" w:space="0" w:color="999999"/>
+            </w:tcBorders>
+            <w:tcMar>
+              <w:top w:w="30" w:type="dxa"/>
+              <w:left w:w="100" w:type="dxa"/>
+              <w:bottom w:w="30" w:type="dxa"/>
+              <w:right w:w="80" w:type="dxa"/>
+            </w:tcMar>
+            <w:vAlign w:val="center"/>
+          </w:tcPr>
+          <w:p>
+            <w:pPr>
+              <w:spacing w:before="10" w:after="10"/>
+              <w:jc w:val="center"/>
+              <w:rPr>
+                <w:rFonts w:ascii="Times New Roman" w:hAnsi="Times New Roman" w:cs="Times New Roman"/>
+                <w:sz w:val="24"/>
+                <w:szCs w:val="24"/>
+                <w:lang w:val="en-US"/>
+              </w:rPr>
+            </w:pPr>
+            <w:r>
+              <w:rPr>
+                <w:rFonts w:ascii="Times New Roman" w:hAnsi="Times New Roman" w:cs="Times New Roman"/>
+                <w:sz w:val="24"/>
+                <w:szCs w:val="24"/>
+                <w:lang w:val="en-US"/>
+              </w:rPr>
+              <w:t>03.10.26</w:t>
+            </w:r>
+          </w:p>
+        </w:tc>
+      </w:tr>
+      <w:tr>
+        <w:tc>
+          <w:tcPr>
+            <w:tcW w:w="640" w:type="dxa"/>
+            <w:tcBorders>
+              <w:top w:val="single" w:sz="4" w:space="0" w:color="999999"/>
+              <w:left w:val="single" w:sz="4" w:space="0" w:color="999999"/>
+              <w:bottom w:val="single" w:sz="4" w:space="0" w:color="999999"/>
+              <w:right w:val="single" w:sz="4" w:space="0" w:color="999999"/>
+            </w:tcBorders>
+            <w:tcMar>
+              <w:top w:w="30" w:type="dxa"/>
+              <w:left w:w="100" w:type="dxa"/>
+              <w:bottom w:w="30" w:type="dxa"/>
+              <w:right w:w="80" w:type="dxa"/>
+            </w:tcMar>
+            <w:vAlign w:val="center"/>
+          </w:tcPr>
+          <w:p>
+            <w:pPr>
+              <w:spacing w:before="10" w:after="10"/>
+              <w:jc w:val="center"/>
+              <w:rPr>
+                <w:rFonts w:ascii="Times New Roman" w:hAnsi="Times New Roman" w:cs="Times New Roman"/>
+                <w:sz w:val="24"/>
+                <w:szCs w:val="24"/>
+              </w:rPr>
+            </w:pPr>
+            <w:r>
+              <w:rPr>
+                <w:rFonts w:ascii="Times New Roman" w:eastAsia="Calibri" w:hAnsi="Times New Roman" w:cs="Times New Roman"/>
+                <w:sz w:val="24"/>
+                <w:szCs w:val="24"/>
+              </w:rPr>
+              <w:t>11</w:t>
+            </w:r>
+          </w:p>
+        </w:tc>
+        <w:tc>
+          <w:tcPr>
+            <w:tcW w:w="7526" w:type="dxa"/>
+            <w:tcBorders>
+              <w:top w:val="single" w:sz="4" w:space="0" w:color="999999"/>
+              <w:left w:val="single" w:sz="4" w:space="0" w:color="999999"/>
+              <w:bottom w:val="single" w:sz="4" w:space="0" w:color="999999"/>
+              <w:right w:val="single" w:sz="4" w:space="0" w:color="999999"/>
+            </w:tcBorders>
+            <w:tcMar>
+              <w:top w:w="30" w:type="dxa"/>
+              <w:left w:w="100" w:type="dxa"/>
+              <w:bottom w:w="30" w:type="dxa"/>
+              <w:right w:w="80" w:type="dxa"/>
+            </w:tcMar>
+            <w:vAlign w:val="center"/>
+          </w:tcPr>
+          <w:p>
+            <w:pPr>
+              <w:spacing w:before="10" w:after="10"/>
+              <w:rPr>
+                <w:rFonts w:ascii="Times New Roman" w:hAnsi="Times New Roman" w:cs="Times New Roman"/>
+                <w:sz w:val="24"/>
+                <w:szCs w:val="24"/>
+              </w:rPr>
+            </w:pPr>
+            <w:r>
+              <w:rPr>
+                <w:rFonts w:ascii="Times New Roman" w:eastAsia="Calibri" w:hAnsi="Times New Roman" w:cs="Times New Roman"/>
+                <w:sz w:val="24"/>
+                <w:szCs w:val="24"/>
+              </w:rPr>
+              <w:t>Вспомогательные алгоритмы. Декомпозиция задачи</w:t>
+            </w:r>
+          </w:p>
+        </w:tc>
+        <w:tc>
+          <w:tcPr>
+            <w:tcW w:w="900" w:type="dxa"/>
+            <w:tcBorders>
+              <w:top w:val="single" w:sz="4" w:space="0" w:color="999999"/>
+              <w:left w:val="single" w:sz="4" w:space="0" w:color="999999"/>
+              <w:bottom w:val="single" w:sz="4" w:space="0" w:color="999999"/>
+              <w:right w:val="single" w:sz="4" w:space="0" w:color="999999"/>
+            </w:tcBorders>
+            <w:tcMar>
+              <w:top w:w="30" w:type="dxa"/>
+              <w:left w:w="100" w:type="dxa"/>
+              <w:bottom w:w="30" w:type="dxa"/>
+              <w:right w:w="80" w:type="dxa"/>
+            </w:tcMar>
+            <w:vAlign w:val="center"/>
+          </w:tcPr>
+          <w:p>
+            <w:pPr>
+              <w:spacing w:before="10" w:after="10"/>
+              <w:jc w:val="center"/>
+              <w:rPr>
+                <w:rFonts w:ascii="Times New Roman" w:hAnsi="Times New Roman" w:cs="Times New Roman"/>
+                <w:sz w:val="24"/>
+                <w:szCs w:val="24"/>
+              </w:rPr>
+            </w:pPr>
+            <w:r>
+              <w:rPr>
+                <w:rFonts w:ascii="Times New Roman" w:eastAsia="Calibri" w:hAnsi="Times New Roman" w:cs="Times New Roman"/>
+                <w:sz w:val="24"/>
+                <w:szCs w:val="24"/>
+              </w:rPr>
+              <w:t>1 ч</w:t>
+            </w:r>
+          </w:p>
+        </w:tc>
+        <w:tc>
+          <w:tcPr>
+            <w:tcW w:w="1400" w:type="dxa"/>
+            <w:tcBorders>
+              <w:top w:val="single" w:sz="4" w:space="0" w:color="999999"/>
+              <w:left w:val="single" w:sz="4" w:space="0" w:color="999999"/>
+              <w:bottom w:val="single" w:sz="4" w:space="0" w:color="999999"/>
+              <w:right w:val="single" w:sz="4" w:space="0" w:color="999999"/>
+            </w:tcBorders>
+            <w:tcMar>
+              <w:top w:w="30" w:type="dxa"/>
+              <w:left w:w="100" w:type="dxa"/>
+              <w:bottom w:w="30" w:type="dxa"/>
+              <w:right w:w="80" w:type="dxa"/>
+            </w:tcMar>
+            <w:vAlign w:val="center"/>
+          </w:tcPr>
+          <w:p>
+            <w:pPr>
+              <w:spacing w:before="10" w:after="10"/>
+              <w:jc w:val="center"/>
+              <w:rPr>
+                <w:rFonts w:ascii="Times New Roman" w:hAnsi="Times New Roman" w:cs="Times New Roman"/>
+                <w:sz w:val="24"/>
+                <w:szCs w:val="24"/>
+                <w:lang w:val="en-US"/>
+              </w:rPr>
+            </w:pPr>
+            <w:r>
+              <w:rPr>
+                <w:rFonts w:ascii="Times New Roman" w:hAnsi="Times New Roman" w:cs="Times New Roman"/>
+                <w:sz w:val="24"/>
+                <w:szCs w:val="24"/>
+                <w:lang w:val="en-US"/>
+              </w:rPr>
+              <w:t>10.10.26</w:t>
+            </w:r>
+          </w:p>
+        </w:tc>
+      </w:tr>
+      <w:tr>
+        <w:tc>
+          <w:tcPr>
+            <w:tcW w:w="640" w:type="dxa"/>
+            <w:tcBorders>
+              <w:top w:val="single" w:sz="4" w:space="0" w:color="999999"/>
+              <w:left w:val="single" w:sz="4" w:space="0" w:color="999999"/>
+              <w:bottom w:val="single" w:sz="4" w:space="0" w:color="999999"/>
+              <w:right w:val="single" w:sz="4" w:space="0" w:color="999999"/>
+            </w:tcBorders>
+            <w:tcMar>
+              <w:top w:w="30" w:type="dxa"/>
+              <w:left w:w="100" w:type="dxa"/>
+              <w:bottom w:w="30" w:type="dxa"/>
+              <w:right w:w="80" w:type="dxa"/>
+            </w:tcMar>
+            <w:vAlign w:val="center"/>
+          </w:tcPr>
+          <w:p>
+            <w:pPr>
+              <w:spacing w:before="10" w:after="10"/>
+              <w:jc w:val="center"/>
+              <w:rPr>
+                <w:rFonts w:ascii="Times New Roman" w:hAnsi="Times New Roman" w:cs="Times New Roman"/>
+                <w:sz w:val="24"/>
+                <w:szCs w:val="24"/>
+              </w:rPr>
+            </w:pPr>
+            <w:r>
+              <w:rPr>
+                <w:rFonts w:ascii="Times New Roman" w:eastAsia="Calibri" w:hAnsi="Times New Roman" w:cs="Times New Roman"/>
+                <w:sz w:val="24"/>
+                <w:szCs w:val="24"/>
+              </w:rPr>
+              <w:t>12</w:t>
+            </w:r>
+          </w:p>
+        </w:tc>
+        <w:tc>
+          <w:tcPr>
+            <w:tcW w:w="7526" w:type="dxa"/>
+            <w:tcBorders>
+              <w:top w:val="single" w:sz="4" w:space="0" w:color="999999"/>
+              <w:left w:val="single" w:sz="4" w:space="0" w:color="999999"/>
+              <w:bottom w:val="single" w:sz="4" w:space="0" w:color="999999"/>
+              <w:right w:val="single" w:sz="4" w:space="0" w:color="999999"/>
+            </w:tcBorders>
+            <w:tcMar>
+              <w:top w:w="30" w:type="dxa"/>
+              <w:left w:w="100" w:type="dxa"/>
+              <w:bottom w:w="30" w:type="dxa"/>
+              <w:right w:w="80" w:type="dxa"/>
+            </w:tcMar>
+            <w:vAlign w:val="center"/>
+          </w:tcPr>
+          <w:p>
+            <w:pPr>
+              <w:spacing w:before="10" w:after="10"/>
+              <w:rPr>
+                <w:rFonts w:ascii="Times New Roman" w:hAnsi="Times New Roman" w:cs="Times New Roman"/>
+                <w:sz w:val="24"/>
+                <w:szCs w:val="24"/>
+              </w:rPr>
+            </w:pPr>
+            <w:r>
+              <w:rPr>
+                <w:rFonts w:ascii="Times New Roman" w:eastAsia="Calibri" w:hAnsi="Times New Roman" w:cs="Times New Roman"/>
+                <w:sz w:val="24"/>
+                <w:szCs w:val="24"/>
+              </w:rPr>
+              <w:t>Кейс: как принимает решения беспилотный автомобиль (алгоритм ветвления)</w:t>
+            </w:r>
+          </w:p>
+        </w:tc>
+        <w:tc>
+          <w:tcPr>
+            <w:tcW w:w="900" w:type="dxa"/>
+            <w:tcBorders>
+              <w:top w:val="single" w:sz="4" w:space="0" w:color="999999"/>
+              <w:left w:val="single" w:sz="4" w:space="0" w:color="999999"/>
+              <w:bottom w:val="single" w:sz="4" w:space="0" w:color="999999"/>
+              <w:right w:val="single" w:sz="4" w:space="0" w:color="999999"/>
+            </w:tcBorders>
+            <w:tcMar>
+              <w:top w:w="30" w:type="dxa"/>
+              <w:left w:w="100" w:type="dxa"/>
+              <w:bottom w:w="30" w:type="dxa"/>
+              <w:right w:w="80" w:type="dxa"/>
+            </w:tcMar>
+            <w:vAlign w:val="center"/>
+          </w:tcPr>
+          <w:p>
+            <w:pPr>
+              <w:spacing w:before="10" w:after="10"/>
+              <w:jc w:val="center"/>
+              <w:rPr>
+                <w:rFonts w:ascii="Times New Roman" w:hAnsi="Times New Roman" w:cs="Times New Roman"/>
+                <w:sz w:val="24"/>
+                <w:szCs w:val="24"/>
+              </w:rPr>
+            </w:pPr>
+            <w:r>
+              <w:rPr>
+                <w:rFonts w:ascii="Times New Roman" w:eastAsia="Calibri" w:hAnsi="Times New Roman" w:cs="Times New Roman"/>
+                <w:sz w:val="24"/>
+                <w:szCs w:val="24"/>
+              </w:rPr>
+              <w:t>1 ч</w:t>
+            </w:r>
+          </w:p>
+        </w:tc>
+        <w:tc>
+          <w:tcPr>
+            <w:tcW w:w="1400" w:type="dxa"/>
+            <w:tcBorders>
+              <w:top w:val="single" w:sz="4" w:space="0" w:color="999999"/>
+              <w:left w:val="single" w:sz="4" w:space="0" w:color="999999"/>
+              <w:bottom w:val="single" w:sz="4" w:space="0" w:color="999999"/>
+              <w:right w:val="single" w:sz="4" w:space="0" w:color="999999"/>
+            </w:tcBorders>
+            <w:tcMar>
+              <w:top w:w="30" w:type="dxa"/>
+              <w:left w:w="100" w:type="dxa"/>
+              <w:bottom w:w="30" w:type="dxa"/>
+              <w:right w:w="80" w:type="dxa"/>
+            </w:tcMar>
+            <w:vAlign w:val="center"/>
+          </w:tcPr>
+          <w:p>
+            <w:pPr>
+              <w:spacing w:before="10" w:after="10"/>
+              <w:jc w:val="center"/>
+              <w:rPr>
+                <w:rFonts w:ascii="Times New Roman" w:hAnsi="Times New Roman" w:cs="Times New Roman"/>
+                <w:sz w:val="24"/>
+                <w:szCs w:val="24"/>
+                <w:lang w:val="en-US"/>
+              </w:rPr>
+            </w:pPr>
+            <w:r>
+              <w:rPr>
+                <w:rFonts w:ascii="Times New Roman" w:hAnsi="Times New Roman" w:cs="Times New Roman"/>
+                <w:sz w:val="24"/>
+                <w:szCs w:val="24"/>
+                <w:lang w:val="en-US"/>
+              </w:rPr>
+              <w:t>10.10.26</w:t>
+            </w:r>
+          </w:p>
+        </w:tc>
+      </w:tr>
+      <w:tr>
+        <w:tc>
+          <w:tcPr>
+            <w:tcW w:w="640" w:type="dxa"/>
+            <w:tcBorders>
+              <w:top w:val="single" w:sz="4" w:space="0" w:color="999999"/>
+              <w:left w:val="single" w:sz="4" w:space="0" w:color="999999"/>
+              <w:bottom w:val="single" w:sz="4" w:space="0" w:color="999999"/>
+              <w:right w:val="single" w:sz="4" w:space="0" w:color="999999"/>
+            </w:tcBorders>
+            <w:tcMar>
+              <w:top w:w="30" w:type="dxa"/>
+              <w:left w:w="100" w:type="dxa"/>
+              <w:bottom w:w="30" w:type="dxa"/>
+              <w:right w:w="80" w:type="dxa"/>
+            </w:tcMar>
+            <w:vAlign w:val="center"/>
+          </w:tcPr>
+          <w:p>
+            <w:pPr>
+              <w:spacing w:before="10" w:after="10"/>
+              <w:jc w:val="center"/>
+              <w:rPr>
+                <w:rFonts w:ascii="Times New Roman" w:hAnsi="Times New Roman" w:cs="Times New Roman"/>
+                <w:sz w:val="24"/>
+                <w:szCs w:val="24"/>
+              </w:rPr>
+            </w:pPr>
+            <w:r>
+              <w:rPr>
+                <w:rFonts w:ascii="Times New Roman" w:eastAsia="Calibri" w:hAnsi="Times New Roman" w:cs="Times New Roman"/>
+                <w:sz w:val="24"/>
+                <w:szCs w:val="24"/>
+              </w:rPr>
+              <w:t>13</w:t>
+            </w:r>
+          </w:p>
+        </w:tc>
+        <w:tc>
+          <w:tcPr>
+            <w:tcW w:w="7526" w:type="dxa"/>
+            <w:tcBorders>
+              <w:top w:val="single" w:sz="4" w:space="0" w:color="999999"/>
+              <w:left w:val="single" w:sz="4" w:space="0" w:color="999999"/>
+              <w:bottom w:val="single" w:sz="4" w:space="0" w:color="999999"/>
+              <w:right w:val="single" w:sz="4" w:space="0" w:color="999999"/>
+            </w:tcBorders>
+            <w:tcMar>
+              <w:top w:w="30" w:type="dxa"/>
+              <w:left w:w="100" w:type="dxa"/>
+              <w:bottom w:w="30" w:type="dxa"/>
+              <w:right w:w="80" w:type="dxa"/>
+            </w:tcMar>
+            <w:vAlign w:val="center"/>
+          </w:tcPr>
+          <w:p>
+            <w:pPr>
+              <w:spacing w:before="10" w:after="10"/>
+              <w:rPr>
+                <w:rFonts w:ascii="Times New Roman" w:hAnsi="Times New Roman" w:cs="Times New Roman"/>
+                <w:sz w:val="24"/>
+                <w:szCs w:val="24"/>
+              </w:rPr>
+            </w:pPr>
+            <w:r>
+              <w:rPr>
+                <w:rFonts w:ascii="Times New Roman" w:eastAsia="Calibri" w:hAnsi="Times New Roman" w:cs="Times New Roman"/>
+                <w:sz w:val="24"/>
+                <w:szCs w:val="24"/>
+              </w:rPr>
+              <w:t>Основные стадии решения задачи с помощью компьютера</w:t>
+            </w:r>
+          </w:p>
+        </w:tc>
+        <w:tc>
+          <w:tcPr>
+            <w:tcW w:w="900" w:type="dxa"/>
+            <w:tcBorders>
+              <w:top w:val="single" w:sz="4" w:space="0" w:color="999999"/>
+              <w:left w:val="single" w:sz="4" w:space="0" w:color="999999"/>
+              <w:bottom w:val="single" w:sz="4" w:space="0" w:color="999999"/>
+              <w:right w:val="single" w:sz="4" w:space="0" w:color="999999"/>
+            </w:tcBorders>
+            <w:tcMar>
+              <w:top w:w="30" w:type="dxa"/>
+              <w:left w:w="100" w:type="dxa"/>
+              <w:bottom w:w="30" w:type="dxa"/>
+              <w:right w:w="80" w:type="dxa"/>
+            </w:tcMar>
+            <w:vAlign w:val="center"/>
+          </w:tcPr>
+          <w:p>
+            <w:pPr>
+              <w:spacing w:before="10" w:after="10"/>
+              <w:jc w:val="center"/>
+              <w:rPr>
+                <w:rFonts w:ascii="Times New Roman" w:hAnsi="Times New Roman" w:cs="Times New Roman"/>
+                <w:sz w:val="24"/>
+                <w:szCs w:val="24"/>
+              </w:rPr>
+            </w:pPr>
+            <w:r>
+              <w:rPr>
+                <w:rFonts w:ascii="Times New Roman" w:eastAsia="Calibri" w:hAnsi="Times New Roman" w:cs="Times New Roman"/>
+                <w:sz w:val="24"/>
+                <w:szCs w:val="24"/>
+              </w:rPr>
+              <w:t>1 ч</w:t>
+            </w:r>
+          </w:p>
+        </w:tc>
+        <w:tc>
+          <w:tcPr>
+            <w:tcW w:w="1400" w:type="dxa"/>
+            <w:tcBorders>
+              <w:top w:val="single" w:sz="4" w:space="0" w:color="999999"/>
+              <w:left w:val="single" w:sz="4" w:space="0" w:color="999999"/>
+              <w:bottom w:val="single" w:sz="4" w:space="0" w:color="999999"/>
+              <w:right w:val="single" w:sz="4" w:space="0" w:color="999999"/>
+            </w:tcBorders>
+            <w:tcMar>
+              <w:top w:w="30" w:type="dxa"/>
+              <w:left w:w="100" w:type="dxa"/>
+              <w:bottom w:w="30" w:type="dxa"/>
+              <w:right w:w="80" w:type="dxa"/>
+            </w:tcMar>
+            <w:vAlign w:val="center"/>
+          </w:tcPr>
+          <w:p>
+            <w:pPr>
+              <w:spacing w:before="10" w:after="10"/>
+              <w:jc w:val="center"/>
+              <w:rPr>
+                <w:rFonts w:ascii="Times New Roman" w:hAnsi="Times New Roman" w:cs="Times New Roman"/>
+                <w:sz w:val="24"/>
+                <w:szCs w:val="24"/>
+                <w:lang w:val="en-US"/>
+              </w:rPr>
+            </w:pPr>
+            <w:r>
+              <w:rPr>
+                <w:rFonts w:ascii="Times New Roman" w:hAnsi="Times New Roman" w:cs="Times New Roman"/>
+                <w:sz w:val="24"/>
+                <w:szCs w:val="24"/>
+                <w:lang w:val="en-US"/>
+              </w:rPr>
+              <w:t>17.10.26</w:t>
+            </w:r>
+          </w:p>
+        </w:tc>
+      </w:tr>
+      <w:tr>
+        <w:tc>
+          <w:tcPr>
+            <w:tcW w:w="640" w:type="dxa"/>
+            <w:tcBorders>
+              <w:top w:val="single" w:sz="4" w:space="0" w:color="999999"/>
+              <w:left w:val="single" w:sz="4" w:space="0" w:color="999999"/>
+              <w:bottom w:val="single" w:sz="4" w:space="0" w:color="999999"/>
+              <w:right w:val="single" w:sz="4" w:space="0" w:color="999999"/>
+            </w:tcBorders>
+            <w:tcMar>
+              <w:top w:w="30" w:type="dxa"/>
+              <w:left w:w="100" w:type="dxa"/>
+              <w:bottom w:w="30" w:type="dxa"/>
+              <w:right w:w="80" w:type="dxa"/>
+            </w:tcMar>
+            <w:vAlign w:val="center"/>
+          </w:tcPr>
+          <w:p>
+            <w:pPr>
+              <w:spacing w:before="10" w:after="10"/>
+              <w:jc w:val="center"/>
+              <w:rPr>
+                <w:rFonts w:ascii="Times New Roman" w:hAnsi="Times New Roman" w:cs="Times New Roman"/>
+                <w:sz w:val="24"/>
+                <w:szCs w:val="24"/>
+              </w:rPr>
+            </w:pPr>
+            <w:r>
+              <w:rPr>
+                <w:rFonts w:ascii="Times New Roman" w:eastAsia="Calibri" w:hAnsi="Times New Roman" w:cs="Times New Roman"/>
+                <w:sz w:val="24"/>
+                <w:szCs w:val="24"/>
+              </w:rPr>
+              <w:t>14</w:t>
+            </w:r>
+          </w:p>
+        </w:tc>
+        <w:tc>
+          <w:tcPr>
+            <w:tcW w:w="7526" w:type="dxa"/>
+            <w:tcBorders>
+              <w:top w:val="single" w:sz="4" w:space="0" w:color="999999"/>
+              <w:left w:val="single" w:sz="4" w:space="0" w:color="999999"/>
+              <w:bottom w:val="single" w:sz="4" w:space="0" w:color="999999"/>
+              <w:right w:val="single" w:sz="4" w:space="0" w:color="999999"/>
+            </w:tcBorders>
+            <w:tcMar>
+              <w:top w:w="30" w:type="dxa"/>
+              <w:left w:w="100" w:type="dxa"/>
+              <w:bottom w:w="30" w:type="dxa"/>
+              <w:right w:w="80" w:type="dxa"/>
+            </w:tcMar>
+            <w:vAlign w:val="center"/>
+          </w:tcPr>
+          <w:p>
+            <w:pPr>
+              <w:spacing w:before="10" w:after="10"/>
+              <w:rPr>
+                <w:rFonts w:ascii="Times New Roman" w:hAnsi="Times New Roman" w:cs="Times New Roman"/>
+                <w:sz w:val="24"/>
+                <w:szCs w:val="24"/>
+              </w:rPr>
+            </w:pPr>
+            <w:r>
+              <w:rPr>
+                <w:rFonts w:ascii="Times New Roman" w:eastAsia="Calibri" w:hAnsi="Times New Roman" w:cs="Times New Roman"/>
+                <w:sz w:val="24"/>
+                <w:szCs w:val="24"/>
+              </w:rPr>
+              <w:t>Исполнитель алгоритмов. Управление роботом-исполнителем и маршрут дрона</w:t>
+            </w:r>
+          </w:p>
+        </w:tc>
+        <w:tc>
+          <w:tcPr>
+            <w:tcW w:w="900" w:type="dxa"/>
+            <w:tcBorders>
+              <w:top w:val="single" w:sz="4" w:space="0" w:color="999999"/>
+              <w:left w:val="single" w:sz="4" w:space="0" w:color="999999"/>
+              <w:bottom w:val="single" w:sz="4" w:space="0" w:color="999999"/>
+              <w:right w:val="single" w:sz="4" w:space="0" w:color="999999"/>
+            </w:tcBorders>
+            <w:tcMar>
+              <w:top w:w="30" w:type="dxa"/>
+              <w:left w:w="100" w:type="dxa"/>
+              <w:bottom w:w="30" w:type="dxa"/>
+              <w:right w:w="80" w:type="dxa"/>
+            </w:tcMar>
+            <w:vAlign w:val="center"/>
+          </w:tcPr>
+          <w:p>
+            <w:pPr>
+              <w:spacing w:before="10" w:after="10"/>
+              <w:jc w:val="center"/>
+              <w:rPr>
+                <w:rFonts w:ascii="Times New Roman" w:hAnsi="Times New Roman" w:cs="Times New Roman"/>
+                <w:sz w:val="24"/>
+                <w:szCs w:val="24"/>
+              </w:rPr>
+            </w:pPr>
+            <w:r>
+              <w:rPr>
+                <w:rFonts w:ascii="Times New Roman" w:eastAsia="Calibri" w:hAnsi="Times New Roman" w:cs="Times New Roman"/>
+                <w:sz w:val="24"/>
+                <w:szCs w:val="24"/>
+              </w:rPr>
+              <w:t>1 ч</w:t>
+            </w:r>
+          </w:p>
+        </w:tc>
+        <w:tc>
+          <w:tcPr>
+            <w:tcW w:w="1400" w:type="dxa"/>
+            <w:tcBorders>
+              <w:top w:val="single" w:sz="4" w:space="0" w:color="999999"/>
+              <w:left w:val="single" w:sz="4" w:space="0" w:color="999999"/>
+              <w:bottom w:val="single" w:sz="4" w:space="0" w:color="999999"/>
+              <w:right w:val="single" w:sz="4" w:space="0" w:color="999999"/>
+            </w:tcBorders>
+            <w:tcMar>
+              <w:top w:w="30" w:type="dxa"/>
+              <w:left w:w="100" w:type="dxa"/>
+              <w:bottom w:w="30" w:type="dxa"/>
+              <w:right w:w="80" w:type="dxa"/>
+            </w:tcMar>
+            <w:vAlign w:val="center"/>
+          </w:tcPr>
+          <w:p>
+            <w:pPr>
+              <w:spacing w:before="10" w:after="10"/>
+              <w:jc w:val="center"/>
+              <w:rPr>
+                <w:rFonts w:ascii="Times New Roman" w:hAnsi="Times New Roman" w:cs="Times New Roman"/>
+                <w:sz w:val="24"/>
+                <w:szCs w:val="24"/>
+                <w:lang w:val="en-US"/>
+              </w:rPr>
+            </w:pPr>
+            <w:r>
+              <w:rPr>
+                <w:rFonts w:ascii="Times New Roman" w:hAnsi="Times New Roman" w:cs="Times New Roman"/>
+                <w:sz w:val="24"/>
+                <w:szCs w:val="24"/>
+                <w:lang w:val="en-US"/>
+              </w:rPr>
+              <w:t>17.10.26</w:t>
+            </w:r>
+          </w:p>
+        </w:tc>
+      </w:tr>
+      <w:tr>
+        <w:tc>
+          <w:tcPr>
+            <w:tcW w:w="640" w:type="dxa"/>
+            <w:tcBorders>
+              <w:top w:val="single" w:sz="4" w:space="0" w:color="999999"/>
+              <w:left w:val="single" w:sz="4" w:space="0" w:color="999999"/>
+              <w:bottom w:val="single" w:sz="4" w:space="0" w:color="999999"/>
+              <w:right w:val="single" w:sz="4" w:space="0" w:color="999999"/>
+            </w:tcBorders>
+            <w:tcMar>
+              <w:top w:w="30" w:type="dxa"/>
+              <w:left w:w="100" w:type="dxa"/>
+              <w:bottom w:w="30" w:type="dxa"/>
+              <w:right w:w="80" w:type="dxa"/>
+            </w:tcMar>
+            <w:vAlign w:val="center"/>
+          </w:tcPr>
+          <w:p>
+            <w:pPr>
+              <w:spacing w:before="10" w:after="10"/>
+              <w:jc w:val="center"/>
+              <w:rPr>
+                <w:rFonts w:ascii="Times New Roman" w:hAnsi="Times New Roman" w:cs="Times New Roman"/>
+                <w:sz w:val="24"/>
+                <w:szCs w:val="24"/>
+              </w:rPr>
+            </w:pPr>
+            <w:r>
+              <w:rPr>
+                <w:rFonts w:ascii="Times New Roman" w:eastAsia="Calibri" w:hAnsi="Times New Roman" w:cs="Times New Roman"/>
+                <w:sz w:val="24"/>
+                <w:szCs w:val="24"/>
+              </w:rPr>
+              <w:t>15</w:t>
+            </w:r>
+          </w:p>
+        </w:tc>
+        <w:tc>
+          <w:tcPr>
+            <w:tcW w:w="7526" w:type="dxa"/>
+            <w:tcBorders>
+              <w:top w:val="single" w:sz="4" w:space="0" w:color="999999"/>
+              <w:left w:val="single" w:sz="4" w:space="0" w:color="999999"/>
+              <w:bottom w:val="single" w:sz="4" w:space="0" w:color="999999"/>
+              <w:right w:val="single" w:sz="4" w:space="0" w:color="999999"/>
+            </w:tcBorders>
+            <w:tcMar>
+              <w:top w:w="30" w:type="dxa"/>
+              <w:left w:w="100" w:type="dxa"/>
+              <w:bottom w:w="30" w:type="dxa"/>
+              <w:right w:w="80" w:type="dxa"/>
+            </w:tcMar>
+            <w:vAlign w:val="center"/>
+          </w:tcPr>
+          <w:p>
+            <w:pPr>
+              <w:spacing w:before="10" w:after="10"/>
+              <w:rPr>
+                <w:rFonts w:ascii="Times New Roman" w:hAnsi="Times New Roman" w:cs="Times New Roman"/>
+                <w:sz w:val="24"/>
+                <w:szCs w:val="24"/>
+              </w:rPr>
+            </w:pPr>
+            <w:r>
+              <w:rPr>
+                <w:rFonts w:ascii="Times New Roman" w:eastAsia="Calibri" w:hAnsi="Times New Roman" w:cs="Times New Roman"/>
+                <w:sz w:val="24"/>
+                <w:szCs w:val="24"/>
+              </w:rPr>
+              <w:t>Практическая работа: составление и трассировка алгоритмов</w:t>
+            </w:r>
+          </w:p>
+        </w:tc>
+        <w:tc>
+          <w:tcPr>
+            <w:tcW w:w="900" w:type="dxa"/>
+            <w:tcBorders>
+              <w:top w:val="single" w:sz="4" w:space="0" w:color="999999"/>
+              <w:left w:val="single" w:sz="4" w:space="0" w:color="999999"/>
+              <w:bottom w:val="single" w:sz="4" w:space="0" w:color="999999"/>
+              <w:right w:val="single" w:sz="4" w:space="0" w:color="999999"/>
+            </w:tcBorders>
+            <w:tcMar>
+              <w:top w:w="30" w:type="dxa"/>
+              <w:left w:w="100" w:type="dxa"/>
+              <w:bottom w:w="30" w:type="dxa"/>
+              <w:right w:w="80" w:type="dxa"/>
+            </w:tcMar>
+            <w:vAlign w:val="center"/>
+          </w:tcPr>
+          <w:p>
+            <w:pPr>
+              <w:spacing w:before="10" w:after="10"/>
+              <w:jc w:val="center"/>
+              <w:rPr>
+                <w:rFonts w:ascii="Times New Roman" w:hAnsi="Times New Roman" w:cs="Times New Roman"/>
+                <w:sz w:val="24"/>
+                <w:szCs w:val="24"/>
+              </w:rPr>
+            </w:pPr>
+            <w:r>
+              <w:rPr>
+                <w:rFonts w:ascii="Times New Roman" w:eastAsia="Calibri" w:hAnsi="Times New Roman" w:cs="Times New Roman"/>
+                <w:sz w:val="24"/>
+                <w:szCs w:val="24"/>
+              </w:rPr>
+              <w:t>1 ч</w:t>
+            </w:r>
+          </w:p>
+        </w:tc>
+        <w:tc>
+          <w:tcPr>
+            <w:tcW w:w="1400" w:type="dxa"/>
+            <w:tcBorders>
+              <w:top w:val="single" w:sz="4" w:space="0" w:color="999999"/>
+              <w:left w:val="single" w:sz="4" w:space="0" w:color="999999"/>
+              <w:bottom w:val="single" w:sz="4" w:space="0" w:color="999999"/>
+              <w:right w:val="single" w:sz="4" w:space="0" w:color="999999"/>
+            </w:tcBorders>
+            <w:tcMar>
+              <w:top w:w="30" w:type="dxa"/>
+              <w:left w:w="100" w:type="dxa"/>
+              <w:bottom w:w="30" w:type="dxa"/>
+              <w:right w:w="80" w:type="dxa"/>
+            </w:tcMar>
+            <w:vAlign w:val="center"/>
+          </w:tcPr>
+          <w:p>
+            <w:pPr>
+              <w:spacing w:before="10" w:after="10"/>
+              <w:jc w:val="center"/>
+              <w:rPr>
+                <w:rFonts w:ascii="Times New Roman" w:hAnsi="Times New Roman" w:cs="Times New Roman"/>
+                <w:sz w:val="24"/>
+                <w:szCs w:val="24"/>
+                <w:lang w:val="en-US"/>
+              </w:rPr>
+            </w:pPr>
+            <w:r>
+              <w:rPr>
+                <w:rFonts w:ascii="Times New Roman" w:hAnsi="Times New Roman" w:cs="Times New Roman"/>
+                <w:sz w:val="24"/>
+                <w:szCs w:val="24"/>
+                <w:lang w:val="en-US"/>
+              </w:rPr>
+              <w:t>24.10.26</w:t>
+            </w:r>
+          </w:p>
+        </w:tc>
+      </w:tr>
+      <w:tr>
+        <w:tc>
+          <w:tcPr>
+            <w:tcW w:w="640" w:type="dxa"/>
+            <w:tcBorders>
+              <w:top w:val="single" w:sz="4" w:space="0" w:color="999999"/>
+              <w:left w:val="single" w:sz="4" w:space="0" w:color="999999"/>
+              <w:bottom w:val="single" w:sz="4" w:space="0" w:color="999999"/>
+              <w:right w:val="single" w:sz="4" w:space="0" w:color="999999"/>
+            </w:tcBorders>
+            <w:tcMar>
+              <w:top w:w="30" w:type="dxa"/>
+              <w:left w:w="100" w:type="dxa"/>
+              <w:bottom w:w="30" w:type="dxa"/>
+              <w:right w:w="80" w:type="dxa"/>
+            </w:tcMar>
+            <w:vAlign w:val="center"/>
+          </w:tcPr>
+          <w:p>
+            <w:pPr>
+              <w:spacing w:before="10" w:after="10"/>
+              <w:jc w:val="center"/>
+              <w:rPr>
+                <w:rFonts w:ascii="Times New Roman" w:hAnsi="Times New Roman" w:cs="Times New Roman"/>
+                <w:sz w:val="24"/>
+                <w:szCs w:val="24"/>
+              </w:rPr>
+            </w:pPr>
+            <w:r>
+              <w:rPr>
+                <w:rFonts w:ascii="Times New Roman" w:eastAsia="Calibri" w:hAnsi="Times New Roman" w:cs="Times New Roman"/>
+                <w:sz w:val="24"/>
+                <w:szCs w:val="24"/>
+              </w:rPr>
+              <w:t>16</w:t>
+            </w:r>
+          </w:p>
+        </w:tc>
+        <w:tc>
+          <w:tcPr>
+            <w:tcW w:w="7526" w:type="dxa"/>
+            <w:tcBorders>
+              <w:top w:val="single" w:sz="4" w:space="0" w:color="999999"/>
+              <w:left w:val="single" w:sz="4" w:space="0" w:color="999999"/>
+              <w:bottom w:val="single" w:sz="4" w:space="0" w:color="999999"/>
+              <w:right w:val="single" w:sz="4" w:space="0" w:color="999999"/>
+            </w:tcBorders>
+            <w:tcMar>
+              <w:top w:w="30" w:type="dxa"/>
+              <w:left w:w="100" w:type="dxa"/>
+              <w:bottom w:w="30" w:type="dxa"/>
+              <w:right w:w="80" w:type="dxa"/>
+            </w:tcMar>
+            <w:vAlign w:val="center"/>
+          </w:tcPr>
+          <w:p>
+            <w:pPr>
+              <w:spacing w:before="10" w:after="10"/>
+              <w:rPr>
+                <w:rFonts w:ascii="Times New Roman" w:hAnsi="Times New Roman" w:cs="Times New Roman"/>
+                <w:sz w:val="24"/>
+                <w:szCs w:val="24"/>
+              </w:rPr>
+            </w:pPr>
+            <w:r>
+              <w:rPr>
+                <w:rFonts w:ascii="Times New Roman" w:eastAsia="Calibri" w:hAnsi="Times New Roman" w:cs="Times New Roman"/>
+                <w:sz w:val="24"/>
+                <w:szCs w:val="24"/>
+              </w:rPr>
+              <w:t>Обобщающее повторение по разделу «Алгоритмизация»</w:t>
+            </w:r>
+          </w:p>
+        </w:tc>
+        <w:tc>
+          <w:tcPr>
+            <w:tcW w:w="900" w:type="dxa"/>
+            <w:tcBorders>
+              <w:top w:val="single" w:sz="4" w:space="0" w:color="999999"/>
+              <w:left w:val="single" w:sz="4" w:space="0" w:color="999999"/>
+              <w:bottom w:val="single" w:sz="4" w:space="0" w:color="999999"/>
+              <w:right w:val="single" w:sz="4" w:space="0" w:color="999999"/>
+            </w:tcBorders>
+            <w:tcMar>
+              <w:top w:w="30" w:type="dxa"/>
+              <w:left w:w="100" w:type="dxa"/>
+              <w:bottom w:w="30" w:type="dxa"/>
+              <w:right w:w="80" w:type="dxa"/>
+            </w:tcMar>
+            <w:vAlign w:val="center"/>
+          </w:tcPr>
+          <w:p>
+            <w:pPr>
+              <w:spacing w:before="10" w:after="10"/>
+              <w:jc w:val="center"/>
+              <w:rPr>
+                <w:rFonts w:ascii="Times New Roman" w:hAnsi="Times New Roman" w:cs="Times New Roman"/>
+                <w:sz w:val="24"/>
+                <w:szCs w:val="24"/>
+              </w:rPr>
+            </w:pPr>
+            <w:r>
+              <w:rPr>
+                <w:rFonts w:ascii="Times New Roman" w:eastAsia="Calibri" w:hAnsi="Times New Roman" w:cs="Times New Roman"/>
+                <w:sz w:val="24"/>
+                <w:szCs w:val="24"/>
+              </w:rPr>
+              <w:t>1 ч</w:t>
+            </w:r>
+          </w:p>
+        </w:tc>
+        <w:tc>
+          <w:tcPr>
+            <w:tcW w:w="1400" w:type="dxa"/>
+            <w:tcBorders>
+              <w:top w:val="single" w:sz="4" w:space="0" w:color="999999"/>
+              <w:left w:val="single" w:sz="4" w:space="0" w:color="999999"/>
+              <w:bottom w:val="single" w:sz="4" w:space="0" w:color="999999"/>
+              <w:right w:val="single" w:sz="4" w:space="0" w:color="999999"/>
+            </w:tcBorders>
+            <w:tcMar>
+              <w:top w:w="30" w:type="dxa"/>
+              <w:left w:w="100" w:type="dxa"/>
+              <w:bottom w:w="30" w:type="dxa"/>
+              <w:right w:w="80" w:type="dxa"/>
+            </w:tcMar>
+            <w:vAlign w:val="center"/>
+          </w:tcPr>
+          <w:p>
+            <w:pPr>
+              <w:spacing w:before="10" w:after="10"/>
+              <w:jc w:val="center"/>
+              <w:rPr>
+                <w:rFonts w:ascii="Times New Roman" w:hAnsi="Times New Roman" w:cs="Times New Roman"/>
+                <w:sz w:val="24"/>
+                <w:szCs w:val="24"/>
+                <w:lang w:val="en-US"/>
+              </w:rPr>
+            </w:pPr>
+            <w:r>
+              <w:rPr>
+                <w:rFonts w:ascii="Times New Roman" w:hAnsi="Times New Roman" w:cs="Times New Roman"/>
+                <w:sz w:val="24"/>
+                <w:szCs w:val="24"/>
+                <w:lang w:val="en-US"/>
+              </w:rPr>
+              <w:t>24.10.26</w:t>
+            </w:r>
+          </w:p>
+        </w:tc>
+      </w:tr>
+      <w:tr>
+        <w:tc>
+          <w:tcPr>
+            <w:tcW w:w="640" w:type="dxa"/>
+            <w:tcBorders>
+              <w:top w:val="single" w:sz="4" w:space="0" w:color="999999"/>
+              <w:left w:val="single" w:sz="4" w:space="0" w:color="999999"/>
+              <w:bottom w:val="single" w:sz="4" w:space="0" w:color="999999"/>
+              <w:right w:val="single" w:sz="4" w:space="0" w:color="999999"/>
+            </w:tcBorders>
+            <w:tcMar>
+              <w:top w:w="30" w:type="dxa"/>
+              <w:left w:w="100" w:type="dxa"/>
+              <w:bottom w:w="30" w:type="dxa"/>
+              <w:right w:w="80" w:type="dxa"/>
+            </w:tcMar>
+            <w:vAlign w:val="center"/>
+          </w:tcPr>
+          <w:p>
+            <w:pPr>
+              <w:spacing w:before="10" w:after="10"/>
+              <w:jc w:val="center"/>
+              <w:rPr>
+                <w:rFonts w:ascii="Times New Roman" w:hAnsi="Times New Roman" w:cs="Times New Roman"/>
+                <w:sz w:val="24"/>
+                <w:szCs w:val="24"/>
+              </w:rPr>
+            </w:pPr>
+            <w:r>
+              <w:rPr>
+                <w:rFonts w:ascii="Times New Roman" w:eastAsia="Calibri" w:hAnsi="Times New Roman" w:cs="Times New Roman"/>
+                <w:sz w:val="24"/>
+                <w:szCs w:val="24"/>
+              </w:rPr>
+              <w:t>17</w:t>
+            </w:r>
+          </w:p>
+        </w:tc>
+        <w:tc>
+          <w:tcPr>
+            <w:tcW w:w="7526" w:type="dxa"/>
+            <w:tcBorders>
+              <w:top w:val="single" w:sz="4" w:space="0" w:color="999999"/>
+              <w:left w:val="single" w:sz="4" w:space="0" w:color="999999"/>
+              <w:bottom w:val="single" w:sz="4" w:space="0" w:color="999999"/>
+              <w:right w:val="single" w:sz="4" w:space="0" w:color="999999"/>
+            </w:tcBorders>
+            <w:tcMar>
+              <w:top w:w="30" w:type="dxa"/>
+              <w:left w:w="100" w:type="dxa"/>
+              <w:bottom w:w="30" w:type="dxa"/>
+              <w:right w:w="80" w:type="dxa"/>
+            </w:tcMar>
+            <w:vAlign w:val="center"/>
+          </w:tcPr>
+          <w:p>
+            <w:pPr>
+              <w:spacing w:before="10" w:after="10"/>
+              <w:rPr>
+                <w:rFonts w:ascii="Times New Roman" w:hAnsi="Times New Roman" w:cs="Times New Roman"/>
+                <w:sz w:val="24"/>
+                <w:szCs w:val="24"/>
+              </w:rPr>
+            </w:pPr>
+            <w:r>
+              <w:rPr>
+                <w:rFonts w:ascii="Times New Roman" w:eastAsia="Calibri" w:hAnsi="Times New Roman" w:cs="Times New Roman"/>
+                <w:b/>
+                <w:bCs/>
+                <w:sz w:val="24"/>
+                <w:szCs w:val="24"/>
+              </w:rPr>
+              <w:t>Контрольная работа № 1</w:t>
+            </w:r>
+          </w:p>
+        </w:tc>
+        <w:tc>
+          <w:tcPr>
+            <w:tcW w:w="900" w:type="dxa"/>
+            <w:tcBorders>
+              <w:top w:val="single" w:sz="4" w:space="0" w:color="999999"/>
+              <w:left w:val="single" w:sz="4" w:space="0" w:color="999999"/>
+              <w:bottom w:val="single" w:sz="4" w:space="0" w:color="999999"/>
+              <w:right w:val="single" w:sz="4" w:space="0" w:color="999999"/>
+            </w:tcBorders>
+            <w:tcMar>
+              <w:top w:w="30" w:type="dxa"/>
+              <w:left w:w="100" w:type="dxa"/>
+              <w:bottom w:w="30" w:type="dxa"/>
+              <w:right w:w="80" w:type="dxa"/>
+            </w:tcMar>
+            <w:vAlign w:val="center"/>
+          </w:tcPr>
+          <w:p>
+            <w:pPr>
+              <w:spacing w:before="10" w:after="10"/>
+              <w:jc w:val="center"/>
+              <w:rPr>
+                <w:rFonts w:ascii="Times New Roman" w:hAnsi="Times New Roman" w:cs="Times New Roman"/>
+                <w:sz w:val="24"/>
+                <w:szCs w:val="24"/>
+              </w:rPr>
+            </w:pPr>
+            <w:r>
+              <w:rPr>
+                <w:rFonts w:ascii="Times New Roman" w:eastAsia="Calibri" w:hAnsi="Times New Roman" w:cs="Times New Roman"/>
+                <w:sz w:val="24"/>
+                <w:szCs w:val="24"/>
+              </w:rPr>
+              <w:t>1 ч</w:t>
+            </w:r>
+          </w:p>
+        </w:tc>
+        <w:tc>
+          <w:tcPr>
+            <w:tcW w:w="1400" w:type="dxa"/>
+            <w:tcBorders>
+              <w:top w:val="single" w:sz="4" w:space="0" w:color="999999"/>
+              <w:left w:val="single" w:sz="4" w:space="0" w:color="999999"/>
+              <w:bottom w:val="single" w:sz="4" w:space="0" w:color="999999"/>
+              <w:right w:val="single" w:sz="4" w:space="0" w:color="999999"/>
+            </w:tcBorders>
+            <w:tcMar>
+              <w:top w:w="30" w:type="dxa"/>
+              <w:left w:w="100" w:type="dxa"/>
+              <w:bottom w:w="30" w:type="dxa"/>
+              <w:right w:w="80" w:type="dxa"/>
+            </w:tcMar>
+            <w:vAlign w:val="center"/>
+          </w:tcPr>
+          <w:p>
+            <w:pPr>
+              <w:spacing w:before="10" w:after="10"/>
+              <w:jc w:val="center"/>
+              <w:rPr>
+                <w:rFonts w:ascii="Times New Roman" w:hAnsi="Times New Roman" w:cs="Times New Roman"/>
+                <w:sz w:val="24"/>
+                <w:szCs w:val="24"/>
+                <w:lang w:val="en-US"/>
+              </w:rPr>
+            </w:pPr>
+            <w:r>
+              <w:rPr>
+                <w:rFonts w:ascii="Times New Roman" w:hAnsi="Times New Roman" w:cs="Times New Roman"/>
+                <w:sz w:val="24"/>
+                <w:szCs w:val="24"/>
+                <w:lang w:val="en-US"/>
+              </w:rPr>
+              <w:t>31.10.26</w:t>
+            </w:r>
+          </w:p>
+        </w:tc>
+      </w:tr>
+      <w:tr>
+        <w:tc>
+          <w:tcPr>
+            <w:tcW w:w="640" w:type="dxa"/>
+            <w:tcBorders>
+              <w:top w:val="single" w:sz="4" w:space="0" w:color="999999"/>
+              <w:left w:val="single" w:sz="4" w:space="0" w:color="999999"/>
+              <w:bottom w:val="single" w:sz="4" w:space="0" w:color="999999"/>
+              <w:right w:val="single" w:sz="4" w:space="0" w:color="999999"/>
+            </w:tcBorders>
+            <w:tcMar>
+              <w:top w:w="30" w:type="dxa"/>
+              <w:left w:w="100" w:type="dxa"/>
+              <w:bottom w:w="30" w:type="dxa"/>
+              <w:right w:w="80" w:type="dxa"/>
+            </w:tcMar>
+            <w:vAlign w:val="center"/>
+          </w:tcPr>
+          <w:p>
+            <w:pPr>
+              <w:spacing w:before="10" w:after="10"/>
+              <w:jc w:val="center"/>
+              <w:rPr>
+                <w:rFonts w:ascii="Times New Roman" w:hAnsi="Times New Roman" w:cs="Times New Roman"/>
+                <w:sz w:val="24"/>
+                <w:szCs w:val="24"/>
+              </w:rPr>
+            </w:pPr>
+            <w:r>
+              <w:rPr>
+                <w:rFonts w:ascii="Times New Roman" w:eastAsia="Calibri" w:hAnsi="Times New Roman" w:cs="Times New Roman"/>
+                <w:sz w:val="24"/>
+                <w:szCs w:val="24"/>
+              </w:rPr>
+              <w:t>18</w:t>
+            </w:r>
+          </w:p>
+        </w:tc>
+        <w:tc>
+          <w:tcPr>
+            <w:tcW w:w="7526" w:type="dxa"/>
+            <w:tcBorders>
+              <w:top w:val="single" w:sz="4" w:space="0" w:color="999999"/>
+              <w:left w:val="single" w:sz="4" w:space="0" w:color="999999"/>
+              <w:bottom w:val="single" w:sz="4" w:space="0" w:color="999999"/>
+              <w:right w:val="single" w:sz="4" w:space="0" w:color="999999"/>
+            </w:tcBorders>
+            <w:tcMar>
+              <w:top w:w="30" w:type="dxa"/>
+              <w:left w:w="100" w:type="dxa"/>
+              <w:bottom w:w="30" w:type="dxa"/>
+              <w:right w:w="80" w:type="dxa"/>
+            </w:tcMar>
+            <w:vAlign w:val="center"/>
+          </w:tcPr>
+          <w:p>
+            <w:pPr>
+              <w:spacing w:before="10" w:after="10"/>
+              <w:rPr>
+                <w:rFonts w:ascii="Times New Roman" w:hAnsi="Times New Roman" w:cs="Times New Roman"/>
+                <w:sz w:val="24"/>
+                <w:szCs w:val="24"/>
+              </w:rPr>
+            </w:pPr>
+            <w:r>
+              <w:rPr>
+                <w:rFonts w:ascii="Times New Roman" w:eastAsia="Calibri" w:hAnsi="Times New Roman" w:cs="Times New Roman"/>
+                <w:sz w:val="24"/>
+                <w:szCs w:val="24"/>
+              </w:rPr>
+              <w:t>Анализ контрольной работы. Резерв</w:t>
+            </w:r>
+          </w:p>
+        </w:tc>
+        <w:tc>
+          <w:tcPr>
+            <w:tcW w:w="900" w:type="dxa"/>
+            <w:tcBorders>
+              <w:top w:val="single" w:sz="4" w:space="0" w:color="999999"/>
+              <w:left w:val="single" w:sz="4" w:space="0" w:color="999999"/>
+              <w:bottom w:val="single" w:sz="4" w:space="0" w:color="999999"/>
+              <w:right w:val="single" w:sz="4" w:space="0" w:color="999999"/>
+            </w:tcBorders>
+            <w:tcMar>
+              <w:top w:w="30" w:type="dxa"/>
+              <w:left w:w="100" w:type="dxa"/>
+              <w:bottom w:w="30" w:type="dxa"/>
+              <w:right w:w="80" w:type="dxa"/>
+            </w:tcMar>
+            <w:vAlign w:val="center"/>
+          </w:tcPr>
+          <w:p>
+            <w:pPr>
+              <w:spacing w:before="10" w:after="10"/>
+              <w:jc w:val="center"/>
+              <w:rPr>
+                <w:rFonts w:ascii="Times New Roman" w:hAnsi="Times New Roman" w:cs="Times New Roman"/>
+                <w:sz w:val="24"/>
+                <w:szCs w:val="24"/>
+              </w:rPr>
+            </w:pPr>
+            <w:r>
+              <w:rPr>
+                <w:rFonts w:ascii="Times New Roman" w:eastAsia="Calibri" w:hAnsi="Times New Roman" w:cs="Times New Roman"/>
+                <w:sz w:val="24"/>
+                <w:szCs w:val="24"/>
+              </w:rPr>
+              <w:t>1 ч</w:t>
+            </w:r>
+          </w:p>
+        </w:tc>
+        <w:tc>
+          <w:tcPr>
+            <w:tcW w:w="1400" w:type="dxa"/>
+            <w:tcBorders>
+              <w:top w:val="single" w:sz="4" w:space="0" w:color="999999"/>
+              <w:left w:val="single" w:sz="4" w:space="0" w:color="999999"/>
+              <w:bottom w:val="single" w:sz="4" w:space="0" w:color="999999"/>
+              <w:right w:val="single" w:sz="4" w:space="0" w:color="999999"/>
+            </w:tcBorders>
+            <w:tcMar>
+              <w:top w:w="30" w:type="dxa"/>
+              <w:left w:w="100" w:type="dxa"/>
+              <w:bottom w:w="30" w:type="dxa"/>
+              <w:right w:w="80" w:type="dxa"/>
+            </w:tcMar>
+            <w:vAlign w:val="center"/>
+          </w:tcPr>
+          <w:p>
+            <w:pPr>
+              <w:spacing w:before="10" w:after="10"/>
+              <w:jc w:val="center"/>
+              <w:rPr>
+                <w:rFonts w:ascii="Times New Roman" w:hAnsi="Times New Roman" w:cs="Times New Roman"/>
+                <w:sz w:val="24"/>
+                <w:szCs w:val="24"/>
+                <w:lang w:val="en-US"/>
+              </w:rPr>
+            </w:pPr>
+            <w:r>
+              <w:rPr>
+                <w:rFonts w:ascii="Times New Roman" w:hAnsi="Times New Roman" w:cs="Times New Roman"/>
+                <w:sz w:val="24"/>
+                <w:szCs w:val="24"/>
+                <w:lang w:val="en-US"/>
+              </w:rPr>
+              <w:t>31.10.26</w:t>
+            </w:r>
+          </w:p>
+        </w:tc>
+      </w:tr>
+      <w:tr>
+        <w:tc>
+          <w:tcPr>
+            <w:tcW w:w="10466" w:type="dxa"/>
+            <w:gridSpan w:val="4"/>
+            <w:tcBorders>
+              <w:top w:val="single" w:sz="4" w:space="0" w:color="999999"/>
+              <w:left w:val="single" w:sz="4" w:space="0" w:color="999999"/>
+              <w:bottom w:val="single" w:sz="4" w:space="0" w:color="999999"/>
+              <w:right w:val="single" w:sz="4" w:space="0" w:color="999999"/>
+            </w:tcBorders>
+            <w:shd w:val="clear" w:color="auto" w:fill="FFFFFF" w:themeFill="background1"/>
             <w:tcMar>
               <w:top w:w="60" w:type="dxa"/>
               <w:left w:w="100" w:type="dxa"/>
@@ -298,18 +3052,12 @@
                 <w:sz w:val="24"/>
                 <w:szCs w:val="24"/>
               </w:rPr>
-              <w:t>I ЧЕТВЕРТЬ — Основы алгоритмизации (18 ч)</w:t>
+              <w:t>II ЧЕТВЕРТЬ — Введение в Python. Ветвления и циклы (14 ч)</w:t>
             </w:r>
           </w:p>
         </w:tc>
       </w:tr>
       <w:tr>
-        <w:tblPrEx>
-          <w:tblCellMar>
-            <w:top w:w="0" w:type="dxa"/>
-            <w:bottom w:w="0" w:type="dxa"/>
-          </w:tblCellMar>
-        </w:tblPrEx>
         <w:tc>
           <w:tcPr>
             <w:tcW w:w="640" w:type="dxa"/>
@@ -343,7 +3091,7 @@
                 <w:sz w:val="24"/>
                 <w:szCs w:val="24"/>
               </w:rPr>
-              <w:t>1</w:t>
+              <w:t>19</w:t>
             </w:r>
           </w:p>
         </w:tc>
@@ -379,7 +3127,41 @@
                 <w:sz w:val="24"/>
                 <w:szCs w:val="24"/>
               </w:rPr>
-              <w:t>Алгоритм и его свойства. Роль алгоритмов в ИИ, роботах и беспилотных системах</w:t>
+              <w:t xml:space="preserve">Почему Python — язык ИИ и робототехники. Среда </w:t>
+            </w:r>
+            <w:r>
+              <w:rPr>
+                <w:rFonts w:ascii="Times New Roman" w:hAnsi="Times New Roman" w:cs="Times New Roman"/>
+                <w:sz w:val="24"/>
+                <w:szCs w:val="24"/>
+                <w:lang w:val="en-US"/>
+              </w:rPr>
+              <w:t>Python</w:t>
+            </w:r>
+            <w:r>
+              <w:rPr>
+                <w:rFonts w:ascii="Times New Roman" w:hAnsi="Times New Roman" w:cs="Times New Roman"/>
+                <w:sz w:val="24"/>
+                <w:szCs w:val="24"/>
+              </w:rPr>
+              <w:t xml:space="preserve"> </w:t>
+            </w:r>
+            <w:r>
+              <w:rPr>
+                <w:rFonts w:ascii="Times New Roman" w:hAnsi="Times New Roman" w:cs="Times New Roman"/>
+                <w:sz w:val="24"/>
+                <w:szCs w:val="24"/>
+                <w:lang w:val="en-US"/>
+              </w:rPr>
+              <w:t>IDLE</w:t>
+            </w:r>
+            <w:r>
+              <w:rPr>
+                <w:rFonts w:ascii="Times New Roman" w:eastAsia="Calibri" w:hAnsi="Times New Roman" w:cs="Times New Roman"/>
+                <w:sz w:val="24"/>
+                <w:szCs w:val="24"/>
+              </w:rPr>
+              <w:t>. Первая программа</w:t>
             </w:r>
           </w:p>
         </w:tc>
@@ -445,26 +3227,22 @@
                 <w:rFonts w:ascii="Times New Roman" w:hAnsi="Times New Roman" w:cs="Times New Roman"/>
                 <w:sz w:val="24"/>
                 <w:szCs w:val="24"/>
-              </w:rPr>
-            </w:pPr>
-            <w:r>
-              <w:rPr>
-                <w:rFonts w:ascii="Times New Roman" w:hAnsi="Times New Roman" w:cs="Times New Roman"/>
-                <w:sz w:val="24"/>
-                <w:szCs w:val="24"/>
-              </w:rPr>
-              <w:t>05.09.26</w:t>
+                <w:lang w:val="en-US"/>
+              </w:rPr>
+            </w:pPr>
+            <w:r>
+              <w:rPr>
+                <w:rFonts w:ascii="Times New Roman" w:hAnsi="Times New Roman" w:cs="Times New Roman"/>
+                <w:sz w:val="24"/>
+                <w:szCs w:val="24"/>
+                <w:lang w:val="en-US"/>
+              </w:rPr>
+              <w:t>07.11.26</w:t>
             </w:r>
           </w:p>
         </w:tc>
       </w:tr>
       <w:tr>
-        <w:tblPrEx>
-          <w:tblCellMar>
-            <w:top w:w="0" w:type="dxa"/>
-            <w:bottom w:w="0" w:type="dxa"/>
-          </w:tblCellMar>
-        </w:tblPrEx>
         <w:tc>
           <w:tcPr>
             <w:tcW w:w="640" w:type="dxa"/>
@@ -498,7 +3276,7 @@
                 <w:sz w:val="24"/>
                 <w:szCs w:val="24"/>
               </w:rPr>
-              <w:t>2</w:t>
+              <w:t>20</w:t>
             </w:r>
           </w:p>
         </w:tc>
@@ -534,8 +3312,72 @@
                 <w:sz w:val="24"/>
                 <w:szCs w:val="24"/>
               </w:rPr>
-              <w:t>Способы записи алгоритмов. Блок-схемы</w:t>
-            </w:r>
+              <w:t xml:space="preserve">Переменные и типы данных: </w:t>
+            </w:r>
+            <w:proofErr w:type="spellStart"/>
+            <w:r>
+              <w:rPr>
+                <w:rFonts w:ascii="Times New Roman" w:eastAsia="Calibri" w:hAnsi="Times New Roman" w:cs="Times New Roman"/>
+                <w:sz w:val="24"/>
+                <w:szCs w:val="24"/>
+              </w:rPr>
+              <w:t>int</w:t>
+            </w:r>
+            <w:proofErr w:type="spellEnd"/>
+            <w:r>
+              <w:rPr>
+                <w:rFonts w:ascii="Times New Roman" w:eastAsia="Calibri" w:hAnsi="Times New Roman" w:cs="Times New Roman"/>
+                <w:sz w:val="24"/>
+                <w:szCs w:val="24"/>
+              </w:rPr>
+              <w:t xml:space="preserve">, </w:t>
+            </w:r>
+            <w:proofErr w:type="spellStart"/>
+            <w:r>
+              <w:rPr>
+                <w:rFonts w:ascii="Times New Roman" w:eastAsia="Calibri" w:hAnsi="Times New Roman" w:cs="Times New Roman"/>
+                <w:sz w:val="24"/>
+                <w:szCs w:val="24"/>
+              </w:rPr>
+              <w:t>float</w:t>
+            </w:r>
+            <w:proofErr w:type="spellEnd"/>
+            <w:r>
+              <w:rPr>
+                <w:rFonts w:ascii="Times New Roman" w:eastAsia="Calibri" w:hAnsi="Times New Roman" w:cs="Times New Roman"/>
+                <w:sz w:val="24"/>
+                <w:szCs w:val="24"/>
+              </w:rPr>
+              <w:t xml:space="preserve">, </w:t>
+            </w:r>
+            <w:proofErr w:type="spellStart"/>
+            <w:r>
+              <w:rPr>
+                <w:rFonts w:ascii="Times New Roman" w:eastAsia="Calibri" w:hAnsi="Times New Roman" w:cs="Times New Roman"/>
+                <w:sz w:val="24"/>
+                <w:szCs w:val="24"/>
+              </w:rPr>
+              <w:t>str</w:t>
+            </w:r>
+            <w:proofErr w:type="spellEnd"/>
+            <w:r>
+              <w:rPr>
+                <w:rFonts w:ascii="Times New Roman" w:eastAsia="Calibri" w:hAnsi="Times New Roman" w:cs="Times New Roman"/>
+                <w:sz w:val="24"/>
+                <w:szCs w:val="24"/>
+              </w:rPr>
+              <w:t xml:space="preserve">, </w:t>
+            </w:r>
+            <w:proofErr w:type="spellStart"/>
+            <w:r>
+              <w:rPr>
+                <w:rFonts w:ascii="Times New Roman" w:eastAsia="Calibri" w:hAnsi="Times New Roman" w:cs="Times New Roman"/>
+                <w:sz w:val="24"/>
+                <w:szCs w:val="24"/>
+              </w:rPr>
+              <w:t>bool</w:t>
+            </w:r>
+            <w:proofErr w:type="spellEnd"/>
           </w:p>
         </w:tc>
         <w:tc>
@@ -600,26 +3442,22 @@
                 <w:rFonts w:ascii="Times New Roman" w:hAnsi="Times New Roman" w:cs="Times New Roman"/>
                 <w:sz w:val="24"/>
                 <w:szCs w:val="24"/>
-              </w:rPr>
-            </w:pPr>
-            <w:r>
-              <w:rPr>
-                <w:rFonts w:ascii="Times New Roman" w:hAnsi="Times New Roman" w:cs="Times New Roman"/>
-                <w:sz w:val="24"/>
-                <w:szCs w:val="24"/>
-              </w:rPr>
-              <w:t>05.09.26</w:t>
+                <w:lang w:val="en-US"/>
+              </w:rPr>
+            </w:pPr>
+            <w:r>
+              <w:rPr>
+                <w:rFonts w:ascii="Times New Roman" w:hAnsi="Times New Roman" w:cs="Times New Roman"/>
+                <w:sz w:val="24"/>
+                <w:szCs w:val="24"/>
+                <w:lang w:val="en-US"/>
+              </w:rPr>
+              <w:t>07.11.26</w:t>
             </w:r>
           </w:p>
         </w:tc>
       </w:tr>
       <w:tr>
-        <w:tblPrEx>
-          <w:tblCellMar>
-            <w:top w:w="0" w:type="dxa"/>
-            <w:bottom w:w="0" w:type="dxa"/>
-          </w:tblCellMar>
-        </w:tblPrEx>
         <w:tc>
           <w:tcPr>
             <w:tcW w:w="640" w:type="dxa"/>
@@ -653,7 +3491,7 @@
                 <w:sz w:val="24"/>
                 <w:szCs w:val="24"/>
               </w:rPr>
-              <w:t>3</w:t>
+              <w:t>21</w:t>
             </w:r>
           </w:p>
         </w:tc>
@@ -689,7 +3527,63 @@
                 <w:sz w:val="24"/>
                 <w:szCs w:val="24"/>
               </w:rPr>
-              <w:t>Линейные алгоритмы. Трассировка</w:t>
+              <w:t xml:space="preserve">Ввод и вывод данных: </w:t>
+            </w:r>
+            <w:proofErr w:type="spellStart"/>
+            <w:proofErr w:type="gramStart"/>
+            <w:r>
+              <w:rPr>
+                <w:rFonts w:ascii="Times New Roman" w:eastAsia="Calibri" w:hAnsi="Times New Roman" w:cs="Times New Roman"/>
+                <w:sz w:val="24"/>
+                <w:szCs w:val="24"/>
+              </w:rPr>
+              <w:t>input</w:t>
+            </w:r>
+            <w:proofErr w:type="spellEnd"/>
+            <w:r>
+              <w:rPr>
+                <w:rFonts w:ascii="Times New Roman" w:eastAsia="Calibri" w:hAnsi="Times New Roman" w:cs="Times New Roman"/>
+                <w:sz w:val="24"/>
+                <w:szCs w:val="24"/>
+              </w:rPr>
+              <w:t>(</w:t>
+            </w:r>
+            <w:proofErr w:type="gramEnd"/>
+            <w:r>
+              <w:rPr>
+                <w:rFonts w:ascii="Times New Roman" w:eastAsia="Calibri" w:hAnsi="Times New Roman" w:cs="Times New Roman"/>
+                <w:sz w:val="24"/>
+                <w:szCs w:val="24"/>
+              </w:rPr>
+              <w:t xml:space="preserve">), </w:t>
+            </w:r>
+            <w:proofErr w:type="spellStart"/>
+            <w:proofErr w:type="gramStart"/>
+            <w:r>
+              <w:rPr>
+                <w:rFonts w:ascii="Times New Roman" w:eastAsia="Calibri" w:hAnsi="Times New Roman" w:cs="Times New Roman"/>
+                <w:sz w:val="24"/>
+                <w:szCs w:val="24"/>
+              </w:rPr>
+              <w:t>print</w:t>
+            </w:r>
+            <w:proofErr w:type="spellEnd"/>
+            <w:r>
+              <w:rPr>
+                <w:rFonts w:ascii="Times New Roman" w:eastAsia="Calibri" w:hAnsi="Times New Roman" w:cs="Times New Roman"/>
+                <w:sz w:val="24"/>
+                <w:szCs w:val="24"/>
+              </w:rPr>
+              <w:t>(</w:t>
+            </w:r>
+            <w:proofErr w:type="gramEnd"/>
+            <w:r>
+              <w:rPr>
+                <w:rFonts w:ascii="Times New Roman" w:eastAsia="Calibri" w:hAnsi="Times New Roman" w:cs="Times New Roman"/>
+                <w:sz w:val="24"/>
+                <w:szCs w:val="24"/>
+              </w:rPr>
+              <w:t>). f-строки</w:t>
             </w:r>
           </w:p>
         </w:tc>
@@ -755,26 +3649,22 @@
                 <w:rFonts w:ascii="Times New Roman" w:hAnsi="Times New Roman" w:cs="Times New Roman"/>
                 <w:sz w:val="24"/>
                 <w:szCs w:val="24"/>
-              </w:rPr>
-            </w:pPr>
-            <w:r>
-              <w:rPr>
-                <w:rFonts w:ascii="Times New Roman" w:hAnsi="Times New Roman" w:cs="Times New Roman"/>
-                <w:sz w:val="24"/>
-                <w:szCs w:val="24"/>
-              </w:rPr>
-              <w:t>12.09.26</w:t>
+                <w:lang w:val="en-US"/>
+              </w:rPr>
+            </w:pPr>
+            <w:r>
+              <w:rPr>
+                <w:rFonts w:ascii="Times New Roman" w:hAnsi="Times New Roman" w:cs="Times New Roman"/>
+                <w:sz w:val="24"/>
+                <w:szCs w:val="24"/>
+                <w:lang w:val="en-US"/>
+              </w:rPr>
+              <w:t>14.11.26</w:t>
             </w:r>
           </w:p>
         </w:tc>
       </w:tr>
       <w:tr>
-        <w:tblPrEx>
-          <w:tblCellMar>
-            <w:top w:w="0" w:type="dxa"/>
-            <w:bottom w:w="0" w:type="dxa"/>
-          </w:tblCellMar>
-        </w:tblPrEx>
         <w:tc>
           <w:tcPr>
             <w:tcW w:w="640" w:type="dxa"/>
@@ -808,7 +3698,7 @@
                 <w:sz w:val="24"/>
                 <w:szCs w:val="24"/>
               </w:rPr>
-              <w:t>4</w:t>
+              <w:t>22</w:t>
             </w:r>
           </w:p>
         </w:tc>
@@ -844,8 +3734,18 @@
                 <w:sz w:val="24"/>
                 <w:szCs w:val="24"/>
               </w:rPr>
-              <w:t>Алгоритмическая структура «ветвление»</w:t>
-            </w:r>
+              <w:t xml:space="preserve">Арифметические операции и выражения. Модуль </w:t>
+            </w:r>
+            <w:proofErr w:type="spellStart"/>
+            <w:r>
+              <w:rPr>
+                <w:rFonts w:ascii="Times New Roman" w:eastAsia="Calibri" w:hAnsi="Times New Roman" w:cs="Times New Roman"/>
+                <w:sz w:val="24"/>
+                <w:szCs w:val="24"/>
+              </w:rPr>
+              <w:t>math</w:t>
+            </w:r>
+            <w:proofErr w:type="spellEnd"/>
           </w:p>
         </w:tc>
         <w:tc>
@@ -910,26 +3810,22 @@
                 <w:rFonts w:ascii="Times New Roman" w:hAnsi="Times New Roman" w:cs="Times New Roman"/>
                 <w:sz w:val="24"/>
                 <w:szCs w:val="24"/>
-              </w:rPr>
-            </w:pPr>
-            <w:r>
-              <w:rPr>
-                <w:rFonts w:ascii="Times New Roman" w:hAnsi="Times New Roman" w:cs="Times New Roman"/>
-                <w:sz w:val="24"/>
-                <w:szCs w:val="24"/>
-              </w:rPr>
-              <w:t>12.09.26</w:t>
+                <w:lang w:val="en-US"/>
+              </w:rPr>
+            </w:pPr>
+            <w:r>
+              <w:rPr>
+                <w:rFonts w:ascii="Times New Roman" w:hAnsi="Times New Roman" w:cs="Times New Roman"/>
+                <w:sz w:val="24"/>
+                <w:szCs w:val="24"/>
+                <w:lang w:val="en-US"/>
+              </w:rPr>
+              <w:t>14.11.26</w:t>
             </w:r>
           </w:p>
         </w:tc>
       </w:tr>
       <w:tr>
-        <w:tblPrEx>
-          <w:tblCellMar>
-            <w:top w:w="0" w:type="dxa"/>
-            <w:bottom w:w="0" w:type="dxa"/>
-          </w:tblCellMar>
-        </w:tblPrEx>
         <w:tc>
           <w:tcPr>
             <w:tcW w:w="640" w:type="dxa"/>
@@ -963,7 +3859,7 @@
                 <w:sz w:val="24"/>
                 <w:szCs w:val="24"/>
               </w:rPr>
-              <w:t>5</w:t>
+              <w:t>23</w:t>
             </w:r>
           </w:p>
         </w:tc>
@@ -999,7 +3895,7 @@
                 <w:sz w:val="24"/>
                 <w:szCs w:val="24"/>
               </w:rPr>
-              <w:t>Алгоритмическая структура «цикл»</w:t>
+              <w:t>Практическая работа: линейные программы (калькулятор)</w:t>
             </w:r>
           </w:p>
         </w:tc>
@@ -1065,26 +3961,22 @@
                 <w:rFonts w:ascii="Times New Roman" w:hAnsi="Times New Roman" w:cs="Times New Roman"/>
                 <w:sz w:val="24"/>
                 <w:szCs w:val="24"/>
-              </w:rPr>
-            </w:pPr>
-            <w:r>
-              <w:rPr>
-                <w:rFonts w:ascii="Times New Roman" w:hAnsi="Times New Roman" w:cs="Times New Roman"/>
-                <w:sz w:val="24"/>
-                <w:szCs w:val="24"/>
-              </w:rPr>
-              <w:t>19.09.26</w:t>
+                <w:lang w:val="en-US"/>
+              </w:rPr>
+            </w:pPr>
+            <w:r>
+              <w:rPr>
+                <w:rFonts w:ascii="Times New Roman" w:hAnsi="Times New Roman" w:cs="Times New Roman"/>
+                <w:sz w:val="24"/>
+                <w:szCs w:val="24"/>
+                <w:lang w:val="en-US"/>
+              </w:rPr>
+              <w:t>21.11.26</w:t>
             </w:r>
           </w:p>
         </w:tc>
       </w:tr>
       <w:tr>
-        <w:tblPrEx>
-          <w:tblCellMar>
-            <w:top w:w="0" w:type="dxa"/>
-            <w:bottom w:w="0" w:type="dxa"/>
-          </w:tblCellMar>
-        </w:tblPrEx>
         <w:tc>
           <w:tcPr>
             <w:tcW w:w="640" w:type="dxa"/>
@@ -1118,7 +4010,7 @@
                 <w:sz w:val="24"/>
                 <w:szCs w:val="24"/>
               </w:rPr>
-              <w:t>6</w:t>
+              <w:t>24</w:t>
             </w:r>
           </w:p>
         </w:tc>
@@ -1154,7 +4046,7 @@
                 <w:sz w:val="24"/>
                 <w:szCs w:val="24"/>
               </w:rPr>
-              <w:t>Величины: константы и переменные. Типы данных</w:t>
+              <w:t>Операторы сравнения и логические выражения</w:t>
             </w:r>
           </w:p>
         </w:tc>
@@ -1220,26 +4112,22 @@
                 <w:rFonts w:ascii="Times New Roman" w:hAnsi="Times New Roman" w:cs="Times New Roman"/>
                 <w:sz w:val="24"/>
                 <w:szCs w:val="24"/>
-              </w:rPr>
-            </w:pPr>
-            <w:r>
-              <w:rPr>
-                <w:rFonts w:ascii="Times New Roman" w:hAnsi="Times New Roman" w:cs="Times New Roman"/>
-                <w:sz w:val="24"/>
-                <w:szCs w:val="24"/>
-              </w:rPr>
-              <w:t>19.09.26</w:t>
+                <w:lang w:val="en-US"/>
+              </w:rPr>
+            </w:pPr>
+            <w:r>
+              <w:rPr>
+                <w:rFonts w:ascii="Times New Roman" w:hAnsi="Times New Roman" w:cs="Times New Roman"/>
+                <w:sz w:val="24"/>
+                <w:szCs w:val="24"/>
+                <w:lang w:val="en-US"/>
+              </w:rPr>
+              <w:t>21.11.26</w:t>
             </w:r>
           </w:p>
         </w:tc>
       </w:tr>
       <w:tr>
-        <w:tblPrEx>
-          <w:tblCellMar>
-            <w:top w:w="0" w:type="dxa"/>
-            <w:bottom w:w="0" w:type="dxa"/>
-          </w:tblCellMar>
-        </w:tblPrEx>
         <w:tc>
           <w:tcPr>
             <w:tcW w:w="640" w:type="dxa"/>
@@ -1273,7 +4161,7 @@
                 <w:sz w:val="24"/>
                 <w:szCs w:val="24"/>
               </w:rPr>
-              <w:t>7</w:t>
+              <w:t>25</w:t>
             </w:r>
           </w:p>
         </w:tc>
@@ -1301,15 +4189,42 @@
                 <w:rFonts w:ascii="Times New Roman" w:hAnsi="Times New Roman" w:cs="Times New Roman"/>
                 <w:sz w:val="24"/>
                 <w:szCs w:val="24"/>
-              </w:rPr>
-            </w:pPr>
-            <w:r>
-              <w:rPr>
-                <w:rFonts w:ascii="Times New Roman" w:eastAsia="Calibri" w:hAnsi="Times New Roman" w:cs="Times New Roman"/>
-                <w:sz w:val="24"/>
-                <w:szCs w:val="24"/>
-              </w:rPr>
-              <w:t>Логические основы алгоритмизации: алгебра логики (</w:t>
+                <w:lang w:val="en-US"/>
+              </w:rPr>
+            </w:pPr>
+            <w:r>
+              <w:rPr>
+                <w:rFonts w:ascii="Times New Roman" w:eastAsia="Calibri" w:hAnsi="Times New Roman" w:cs="Times New Roman"/>
+                <w:sz w:val="24"/>
+                <w:szCs w:val="24"/>
+              </w:rPr>
+              <w:t>Условный</w:t>
+            </w:r>
+            <w:r>
+              <w:rPr>
+                <w:rFonts w:ascii="Times New Roman" w:eastAsia="Calibri" w:hAnsi="Times New Roman" w:cs="Times New Roman"/>
+                <w:sz w:val="24"/>
+                <w:szCs w:val="24"/>
+                <w:lang w:val="en-US"/>
+              </w:rPr>
+              <w:t xml:space="preserve"> </w:t>
+            </w:r>
+            <w:r>
+              <w:rPr>
+                <w:rFonts w:ascii="Times New Roman" w:eastAsia="Calibri" w:hAnsi="Times New Roman" w:cs="Times New Roman"/>
+                <w:sz w:val="24"/>
+                <w:szCs w:val="24"/>
+              </w:rPr>
+              <w:t>оператор</w:t>
+            </w:r>
+            <w:r>
+              <w:rPr>
+                <w:rFonts w:ascii="Times New Roman" w:eastAsia="Calibri" w:hAnsi="Times New Roman" w:cs="Times New Roman"/>
+                <w:sz w:val="24"/>
+                <w:szCs w:val="24"/>
+                <w:lang w:val="en-US"/>
+              </w:rPr>
+              <w:t>: if, if–else, if–</w:t>
             </w:r>
             <w:proofErr w:type="spellStart"/>
             <w:r>
@@ -1317,8 +4232,9 @@
                 <w:rFonts w:ascii="Times New Roman" w:eastAsia="Calibri" w:hAnsi="Times New Roman" w:cs="Times New Roman"/>
                 <w:sz w:val="24"/>
                 <w:szCs w:val="24"/>
-              </w:rPr>
-              <w:t>Boolean</w:t>
+                <w:lang w:val="en-US"/>
+              </w:rPr>
+              <w:t>elif</w:t>
             </w:r>
             <w:proofErr w:type="spellEnd"/>
             <w:r>
@@ -1326,8 +4242,9 @@
                 <w:rFonts w:ascii="Times New Roman" w:eastAsia="Calibri" w:hAnsi="Times New Roman" w:cs="Times New Roman"/>
                 <w:sz w:val="24"/>
                 <w:szCs w:val="24"/>
-              </w:rPr>
-              <w:t>), операции AND / OR / NOT</w:t>
+                <w:lang w:val="en-US"/>
+              </w:rPr>
+              <w:t>–else</w:t>
             </w:r>
           </w:p>
         </w:tc>
@@ -1393,26 +4310,22 @@
                 <w:rFonts w:ascii="Times New Roman" w:hAnsi="Times New Roman" w:cs="Times New Roman"/>
                 <w:sz w:val="24"/>
                 <w:szCs w:val="24"/>
-              </w:rPr>
-            </w:pPr>
-            <w:r>
-              <w:rPr>
-                <w:rFonts w:ascii="Times New Roman" w:hAnsi="Times New Roman" w:cs="Times New Roman"/>
-                <w:sz w:val="24"/>
-                <w:szCs w:val="24"/>
-              </w:rPr>
-              <w:t>26.09.26</w:t>
+                <w:lang w:val="en-US"/>
+              </w:rPr>
+            </w:pPr>
+            <w:r>
+              <w:rPr>
+                <w:rFonts w:ascii="Times New Roman" w:hAnsi="Times New Roman" w:cs="Times New Roman"/>
+                <w:sz w:val="24"/>
+                <w:szCs w:val="24"/>
+                <w:lang w:val="en-US"/>
+              </w:rPr>
+              <w:t>28.11.26</w:t>
             </w:r>
           </w:p>
         </w:tc>
       </w:tr>
       <w:tr>
-        <w:tblPrEx>
-          <w:tblCellMar>
-            <w:top w:w="0" w:type="dxa"/>
-            <w:bottom w:w="0" w:type="dxa"/>
-          </w:tblCellMar>
-        </w:tblPrEx>
         <w:tc>
           <w:tcPr>
             <w:tcW w:w="640" w:type="dxa"/>
@@ -1446,7 +4359,7 @@
                 <w:sz w:val="24"/>
                 <w:szCs w:val="24"/>
               </w:rPr>
-              <w:t>8</w:t>
+              <w:t>26</w:t>
             </w:r>
           </w:p>
         </w:tc>
@@ -1482,7 +4395,7 @@
                 <w:sz w:val="24"/>
                 <w:szCs w:val="24"/>
               </w:rPr>
-              <w:t>Логические выражения и таблицы истинности</w:t>
+              <w:t>Вложенные условия. Мини-кейс «умный дом»: автоматика по условию</w:t>
             </w:r>
           </w:p>
         </w:tc>
@@ -1548,26 +4461,22 @@
                 <w:rFonts w:ascii="Times New Roman" w:hAnsi="Times New Roman" w:cs="Times New Roman"/>
                 <w:sz w:val="24"/>
                 <w:szCs w:val="24"/>
-              </w:rPr>
-            </w:pPr>
-            <w:r>
-              <w:rPr>
-                <w:rFonts w:ascii="Times New Roman" w:hAnsi="Times New Roman" w:cs="Times New Roman"/>
-                <w:sz w:val="24"/>
-                <w:szCs w:val="24"/>
-              </w:rPr>
-              <w:t>26.09.26</w:t>
+                <w:lang w:val="en-US"/>
+              </w:rPr>
+            </w:pPr>
+            <w:r>
+              <w:rPr>
+                <w:rFonts w:ascii="Times New Roman" w:hAnsi="Times New Roman" w:cs="Times New Roman"/>
+                <w:sz w:val="24"/>
+                <w:szCs w:val="24"/>
+                <w:lang w:val="en-US"/>
+              </w:rPr>
+              <w:t>5.12.26</w:t>
             </w:r>
           </w:p>
         </w:tc>
       </w:tr>
       <w:tr>
-        <w:tblPrEx>
-          <w:tblCellMar>
-            <w:top w:w="0" w:type="dxa"/>
-            <w:bottom w:w="0" w:type="dxa"/>
-          </w:tblCellMar>
-        </w:tblPrEx>
         <w:tc>
           <w:tcPr>
             <w:tcW w:w="640" w:type="dxa"/>
@@ -1601,7 +4510,7 @@
                 <w:sz w:val="24"/>
                 <w:szCs w:val="24"/>
               </w:rPr>
-              <w:t>9</w:t>
+              <w:t>27</w:t>
             </w:r>
           </w:p>
         </w:tc>
@@ -1637,8 +4546,18 @@
                 <w:sz w:val="24"/>
                 <w:szCs w:val="24"/>
               </w:rPr>
-              <w:t>Практическая работа: алгоритмы с ветвлением и циклом (блок-схемы)</w:t>
-            </w:r>
+              <w:t xml:space="preserve">Цикл с условием: </w:t>
+            </w:r>
+            <w:proofErr w:type="spellStart"/>
+            <w:r>
+              <w:rPr>
+                <w:rFonts w:ascii="Times New Roman" w:eastAsia="Calibri" w:hAnsi="Times New Roman" w:cs="Times New Roman"/>
+                <w:sz w:val="24"/>
+                <w:szCs w:val="24"/>
+              </w:rPr>
+              <w:t>while</w:t>
+            </w:r>
+            <w:proofErr w:type="spellEnd"/>
           </w:p>
         </w:tc>
         <w:tc>
@@ -1711,28 +4630,14 @@
                 <w:rFonts w:ascii="Times New Roman" w:hAnsi="Times New Roman" w:cs="Times New Roman"/>
                 <w:sz w:val="24"/>
                 <w:szCs w:val="24"/>
-              </w:rPr>
-              <w:t>03</w:t>
-            </w:r>
-            <w:r>
-              <w:rPr>
-                <w:rFonts w:ascii="Times New Roman" w:hAnsi="Times New Roman" w:cs="Times New Roman"/>
-                <w:sz w:val="24"/>
-                <w:szCs w:val="24"/>
                 <w:lang w:val="en-US"/>
               </w:rPr>
-              <w:t>.10.26</w:t>
+              <w:t>5.12.26</w:t>
             </w:r>
           </w:p>
         </w:tc>
       </w:tr>
       <w:tr>
-        <w:tblPrEx>
-          <w:tblCellMar>
-            <w:top w:w="0" w:type="dxa"/>
-            <w:bottom w:w="0" w:type="dxa"/>
-          </w:tblCellMar>
-        </w:tblPrEx>
         <w:tc>
           <w:tcPr>
             <w:tcW w:w="640" w:type="dxa"/>
@@ -1766,7 +4671,7 @@
                 <w:sz w:val="24"/>
                 <w:szCs w:val="24"/>
               </w:rPr>
-              <w:t>10</w:t>
+              <w:t>28</w:t>
             </w:r>
           </w:p>
         </w:tc>
@@ -1802,7 +4707,53 @@
                 <w:sz w:val="24"/>
                 <w:szCs w:val="24"/>
               </w:rPr>
-              <w:t>Табличные величины: понятие массива</w:t>
+              <w:t xml:space="preserve">Цикл со счётчиком: </w:t>
+            </w:r>
+            <w:proofErr w:type="spellStart"/>
+            <w:r>
+              <w:rPr>
+                <w:rFonts w:ascii="Times New Roman" w:eastAsia="Calibri" w:hAnsi="Times New Roman" w:cs="Times New Roman"/>
+                <w:sz w:val="24"/>
+                <w:szCs w:val="24"/>
+              </w:rPr>
+              <w:t>for</w:t>
+            </w:r>
+            <w:proofErr w:type="spellEnd"/>
+            <w:r>
+              <w:rPr>
+                <w:rFonts w:ascii="Times New Roman" w:eastAsia="Calibri" w:hAnsi="Times New Roman" w:cs="Times New Roman"/>
+                <w:sz w:val="24"/>
+                <w:szCs w:val="24"/>
+              </w:rPr>
+              <w:t xml:space="preserve"> и </w:t>
+            </w:r>
+            <w:proofErr w:type="spellStart"/>
+            <w:proofErr w:type="gramStart"/>
+            <w:r>
+              <w:rPr>
+                <w:rFonts w:ascii="Times New Roman" w:eastAsia="Calibri" w:hAnsi="Times New Roman" w:cs="Times New Roman"/>
+                <w:sz w:val="24"/>
+                <w:szCs w:val="24"/>
+              </w:rPr>
+              <w:t>range</w:t>
+            </w:r>
+            <w:proofErr w:type="spellEnd"/>
+            <w:r>
+              <w:rPr>
+                <w:rFonts w:ascii="Times New Roman" w:eastAsia="Calibri" w:hAnsi="Times New Roman" w:cs="Times New Roman"/>
+                <w:sz w:val="24"/>
+                <w:szCs w:val="24"/>
+              </w:rPr>
+              <w:t>(</w:t>
+            </w:r>
+            <w:proofErr w:type="gramEnd"/>
+            <w:r>
+              <w:rPr>
+                <w:rFonts w:ascii="Times New Roman" w:eastAsia="Calibri" w:hAnsi="Times New Roman" w:cs="Times New Roman"/>
+                <w:sz w:val="24"/>
+                <w:szCs w:val="24"/>
+              </w:rPr>
+              <w:t>)</w:t>
             </w:r>
           </w:p>
         </w:tc>
@@ -1878,18 +4829,12 @@
                 <w:szCs w:val="24"/>
                 <w:lang w:val="en-US"/>
               </w:rPr>
-              <w:t>03.10.26</w:t>
+              <w:t>12.12.26</w:t>
             </w:r>
           </w:p>
         </w:tc>
       </w:tr>
       <w:tr>
-        <w:tblPrEx>
-          <w:tblCellMar>
-            <w:top w:w="0" w:type="dxa"/>
-            <w:bottom w:w="0" w:type="dxa"/>
-          </w:tblCellMar>
-        </w:tblPrEx>
         <w:tc>
           <w:tcPr>
             <w:tcW w:w="640" w:type="dxa"/>
@@ -1923,7 +4868,7 @@
                 <w:sz w:val="24"/>
                 <w:szCs w:val="24"/>
               </w:rPr>
-              <w:t>11</w:t>
+              <w:t>29</w:t>
             </w:r>
           </w:p>
         </w:tc>
@@ -1959,7 +4904,43 @@
                 <w:sz w:val="24"/>
                 <w:szCs w:val="24"/>
               </w:rPr>
-              <w:t>Вспомогательные алгоритмы. Декомпозиция задачи</w:t>
+              <w:t xml:space="preserve">Управление циклом: </w:t>
+            </w:r>
+            <w:proofErr w:type="spellStart"/>
+            <w:r>
+              <w:rPr>
+                <w:rFonts w:ascii="Times New Roman" w:eastAsia="Calibri" w:hAnsi="Times New Roman" w:cs="Times New Roman"/>
+                <w:sz w:val="24"/>
+                <w:szCs w:val="24"/>
+              </w:rPr>
+              <w:t>break</w:t>
+            </w:r>
+            <w:proofErr w:type="spellEnd"/>
+            <w:r>
+              <w:rPr>
+                <w:rFonts w:ascii="Times New Roman" w:eastAsia="Calibri" w:hAnsi="Times New Roman" w:cs="Times New Roman"/>
+                <w:sz w:val="24"/>
+                <w:szCs w:val="24"/>
+              </w:rPr>
+              <w:t xml:space="preserve">, </w:t>
+            </w:r>
+            <w:proofErr w:type="spellStart"/>
+            <w:r>
+              <w:rPr>
+                <w:rFonts w:ascii="Times New Roman" w:eastAsia="Calibri" w:hAnsi="Times New Roman" w:cs="Times New Roman"/>
+                <w:sz w:val="24"/>
+                <w:szCs w:val="24"/>
+              </w:rPr>
+              <w:t>continue</w:t>
+            </w:r>
+            <w:proofErr w:type="spellEnd"/>
+            <w:r>
+              <w:rPr>
+                <w:rFonts w:ascii="Times New Roman" w:eastAsia="Calibri" w:hAnsi="Times New Roman" w:cs="Times New Roman"/>
+                <w:sz w:val="24"/>
+                <w:szCs w:val="24"/>
+              </w:rPr>
+              <w:t>. Вложенные циклы</w:t>
             </w:r>
           </w:p>
         </w:tc>
@@ -2035,18 +5016,12 @@
                 <w:szCs w:val="24"/>
                 <w:lang w:val="en-US"/>
               </w:rPr>
-              <w:t>10.10.26</w:t>
+              <w:t>12.12.26</w:t>
             </w:r>
           </w:p>
         </w:tc>
       </w:tr>
       <w:tr>
-        <w:tblPrEx>
-          <w:tblCellMar>
-            <w:top w:w="0" w:type="dxa"/>
-            <w:bottom w:w="0" w:type="dxa"/>
-          </w:tblCellMar>
-        </w:tblPrEx>
         <w:tc>
           <w:tcPr>
             <w:tcW w:w="640" w:type="dxa"/>
@@ -2080,7 +5055,7 @@
                 <w:sz w:val="24"/>
                 <w:szCs w:val="24"/>
               </w:rPr>
-              <w:t>12</w:t>
+              <w:t>30</w:t>
             </w:r>
           </w:p>
         </w:tc>
@@ -2116,7 +5091,7 @@
                 <w:sz w:val="24"/>
                 <w:szCs w:val="24"/>
               </w:rPr>
-              <w:t>Кейс: как принимает решения беспилотный автомобиль (алгоритм ветвления)</w:t>
+              <w:t>Мини-проект: игра «Угадай число»</w:t>
             </w:r>
           </w:p>
         </w:tc>
@@ -2192,18 +5167,12 @@
                 <w:szCs w:val="24"/>
                 <w:lang w:val="en-US"/>
               </w:rPr>
-              <w:t>10.10.26</w:t>
+              <w:t>19.12.26</w:t>
             </w:r>
           </w:p>
         </w:tc>
       </w:tr>
       <w:tr>
-        <w:tblPrEx>
-          <w:tblCellMar>
-            <w:top w:w="0" w:type="dxa"/>
-            <w:bottom w:w="0" w:type="dxa"/>
-          </w:tblCellMar>
-        </w:tblPrEx>
         <w:tc>
           <w:tcPr>
             <w:tcW w:w="640" w:type="dxa"/>
@@ -2237,7 +5206,7 @@
                 <w:sz w:val="24"/>
                 <w:szCs w:val="24"/>
               </w:rPr>
-              <w:t>13</w:t>
+              <w:t>31</w:t>
             </w:r>
           </w:p>
         </w:tc>
@@ -2273,7 +5242,7 @@
                 <w:sz w:val="24"/>
                 <w:szCs w:val="24"/>
               </w:rPr>
-              <w:t>Основные стадии решения задачи с помощью компьютера</w:t>
+              <w:t>Практическая работа: циклические программы</w:t>
             </w:r>
           </w:p>
         </w:tc>
@@ -2349,18 +5318,12 @@
                 <w:szCs w:val="24"/>
                 <w:lang w:val="en-US"/>
               </w:rPr>
-              <w:t>17.10.26</w:t>
+              <w:t>19.12.26</w:t>
             </w:r>
           </w:p>
         </w:tc>
       </w:tr>
       <w:tr>
-        <w:tblPrEx>
-          <w:tblCellMar>
-            <w:top w:w="0" w:type="dxa"/>
-            <w:bottom w:w="0" w:type="dxa"/>
-          </w:tblCellMar>
-        </w:tblPrEx>
         <w:tc>
           <w:tcPr>
             <w:tcW w:w="640" w:type="dxa"/>
@@ -2394,7 +5357,7 @@
                 <w:sz w:val="24"/>
                 <w:szCs w:val="24"/>
               </w:rPr>
-              <w:t>14</w:t>
+              <w:t>32</w:t>
             </w:r>
           </w:p>
         </w:tc>
@@ -2427,10 +5390,12 @@
             <w:r>
               <w:rPr>
                 <w:rFonts w:ascii="Times New Roman" w:eastAsia="Calibri" w:hAnsi="Times New Roman" w:cs="Times New Roman"/>
-                <w:sz w:val="24"/>
-                <w:szCs w:val="24"/>
-              </w:rPr>
-              <w:t>Исполнитель алгоритмов. Управление роботом-исполнителем и маршрут дрона</w:t>
+                <w:b/>
+                <w:bCs/>
+                <w:sz w:val="24"/>
+                <w:szCs w:val="24"/>
+              </w:rPr>
+              <w:t>Контрольная работа № 2</w:t>
             </w:r>
           </w:p>
         </w:tc>
@@ -2506,648 +5471,12 @@
                 <w:szCs w:val="24"/>
                 <w:lang w:val="en-US"/>
               </w:rPr>
-              <w:t>17.10.26</w:t>
+              <w:t>26.12.26</w:t>
             </w:r>
           </w:p>
         </w:tc>
       </w:tr>
       <w:tr>
-        <w:tblPrEx>
-          <w:tblCellMar>
-            <w:top w:w="0" w:type="dxa"/>
-            <w:bottom w:w="0" w:type="dxa"/>
-          </w:tblCellMar>
-        </w:tblPrEx>
-        <w:tc>
-          <w:tcPr>
-            <w:tcW w:w="640" w:type="dxa"/>
-            <w:tcBorders>
-              <w:top w:val="single" w:sz="4" w:space="0" w:color="999999"/>
-              <w:left w:val="single" w:sz="4" w:space="0" w:color="999999"/>
-              <w:bottom w:val="single" w:sz="4" w:space="0" w:color="999999"/>
-              <w:right w:val="single" w:sz="4" w:space="0" w:color="999999"/>
-            </w:tcBorders>
-            <w:tcMar>
-              <w:top w:w="30" w:type="dxa"/>
-              <w:left w:w="100" w:type="dxa"/>
-              <w:bottom w:w="30" w:type="dxa"/>
-              <w:right w:w="80" w:type="dxa"/>
-            </w:tcMar>
-            <w:vAlign w:val="center"/>
-          </w:tcPr>
-          <w:p>
-            <w:pPr>
-              <w:spacing w:before="10" w:after="10"/>
-              <w:jc w:val="center"/>
-              <w:rPr>
-                <w:rFonts w:ascii="Times New Roman" w:hAnsi="Times New Roman" w:cs="Times New Roman"/>
-                <w:sz w:val="24"/>
-                <w:szCs w:val="24"/>
-              </w:rPr>
-            </w:pPr>
-            <w:r>
-              <w:rPr>
-                <w:rFonts w:ascii="Times New Roman" w:eastAsia="Calibri" w:hAnsi="Times New Roman" w:cs="Times New Roman"/>
-                <w:sz w:val="24"/>
-                <w:szCs w:val="24"/>
-              </w:rPr>
-              <w:t>15</w:t>
-            </w:r>
-          </w:p>
-        </w:tc>
-        <w:tc>
-          <w:tcPr>
-            <w:tcW w:w="7526" w:type="dxa"/>
-            <w:tcBorders>
-              <w:top w:val="single" w:sz="4" w:space="0" w:color="999999"/>
-              <w:left w:val="single" w:sz="4" w:space="0" w:color="999999"/>
-              <w:bottom w:val="single" w:sz="4" w:space="0" w:color="999999"/>
-              <w:right w:val="single" w:sz="4" w:space="0" w:color="999999"/>
-            </w:tcBorders>
-            <w:tcMar>
-              <w:top w:w="30" w:type="dxa"/>
-              <w:left w:w="100" w:type="dxa"/>
-              <w:bottom w:w="30" w:type="dxa"/>
-              <w:right w:w="80" w:type="dxa"/>
-            </w:tcMar>
-            <w:vAlign w:val="center"/>
-          </w:tcPr>
-          <w:p>
-            <w:pPr>
-              <w:spacing w:before="10" w:after="10"/>
-              <w:rPr>
-                <w:rFonts w:ascii="Times New Roman" w:hAnsi="Times New Roman" w:cs="Times New Roman"/>
-                <w:sz w:val="24"/>
-                <w:szCs w:val="24"/>
-              </w:rPr>
-            </w:pPr>
-            <w:r>
-              <w:rPr>
-                <w:rFonts w:ascii="Times New Roman" w:eastAsia="Calibri" w:hAnsi="Times New Roman" w:cs="Times New Roman"/>
-                <w:sz w:val="24"/>
-                <w:szCs w:val="24"/>
-              </w:rPr>
-              <w:t>Практическая работа: составление и трассировка алгоритмов</w:t>
-            </w:r>
-          </w:p>
-        </w:tc>
-        <w:tc>
-          <w:tcPr>
-            <w:tcW w:w="900" w:type="dxa"/>
-            <w:tcBorders>
-              <w:top w:val="single" w:sz="4" w:space="0" w:color="999999"/>
-              <w:left w:val="single" w:sz="4" w:space="0" w:color="999999"/>
-              <w:bottom w:val="single" w:sz="4" w:space="0" w:color="999999"/>
-              <w:right w:val="single" w:sz="4" w:space="0" w:color="999999"/>
-            </w:tcBorders>
-            <w:tcMar>
-              <w:top w:w="30" w:type="dxa"/>
-              <w:left w:w="100" w:type="dxa"/>
-              <w:bottom w:w="30" w:type="dxa"/>
-              <w:right w:w="80" w:type="dxa"/>
-            </w:tcMar>
-            <w:vAlign w:val="center"/>
-          </w:tcPr>
-          <w:p>
-            <w:pPr>
-              <w:spacing w:before="10" w:after="10"/>
-              <w:jc w:val="center"/>
-              <w:rPr>
-                <w:rFonts w:ascii="Times New Roman" w:hAnsi="Times New Roman" w:cs="Times New Roman"/>
-                <w:sz w:val="24"/>
-                <w:szCs w:val="24"/>
-              </w:rPr>
-            </w:pPr>
-            <w:r>
-              <w:rPr>
-                <w:rFonts w:ascii="Times New Roman" w:eastAsia="Calibri" w:hAnsi="Times New Roman" w:cs="Times New Roman"/>
-                <w:sz w:val="24"/>
-                <w:szCs w:val="24"/>
-              </w:rPr>
-              <w:t>1 ч</w:t>
-            </w:r>
-          </w:p>
-        </w:tc>
-        <w:tc>
-          <w:tcPr>
-            <w:tcW w:w="1400" w:type="dxa"/>
-            <w:tcBorders>
-              <w:top w:val="single" w:sz="4" w:space="0" w:color="999999"/>
-              <w:left w:val="single" w:sz="4" w:space="0" w:color="999999"/>
-              <w:bottom w:val="single" w:sz="4" w:space="0" w:color="999999"/>
-              <w:right w:val="single" w:sz="4" w:space="0" w:color="999999"/>
-            </w:tcBorders>
-            <w:tcMar>
-              <w:top w:w="30" w:type="dxa"/>
-              <w:left w:w="100" w:type="dxa"/>
-              <w:bottom w:w="30" w:type="dxa"/>
-              <w:right w:w="80" w:type="dxa"/>
-            </w:tcMar>
-            <w:vAlign w:val="center"/>
-          </w:tcPr>
-          <w:p>
-            <w:pPr>
-              <w:spacing w:before="10" w:after="10"/>
-              <w:jc w:val="center"/>
-              <w:rPr>
-                <w:rFonts w:ascii="Times New Roman" w:hAnsi="Times New Roman" w:cs="Times New Roman"/>
-                <w:sz w:val="24"/>
-                <w:szCs w:val="24"/>
-                <w:lang w:val="en-US"/>
-              </w:rPr>
-            </w:pPr>
-            <w:r>
-              <w:rPr>
-                <w:rFonts w:ascii="Times New Roman" w:hAnsi="Times New Roman" w:cs="Times New Roman"/>
-                <w:sz w:val="24"/>
-                <w:szCs w:val="24"/>
-                <w:lang w:val="en-US"/>
-              </w:rPr>
-              <w:t>24.10.26</w:t>
-            </w:r>
-          </w:p>
-        </w:tc>
-      </w:tr>
-      <w:tr>
-        <w:tblPrEx>
-          <w:tblCellMar>
-            <w:top w:w="0" w:type="dxa"/>
-            <w:bottom w:w="0" w:type="dxa"/>
-          </w:tblCellMar>
-        </w:tblPrEx>
-        <w:tc>
-          <w:tcPr>
-            <w:tcW w:w="640" w:type="dxa"/>
-            <w:tcBorders>
-              <w:top w:val="single" w:sz="4" w:space="0" w:color="999999"/>
-              <w:left w:val="single" w:sz="4" w:space="0" w:color="999999"/>
-              <w:bottom w:val="single" w:sz="4" w:space="0" w:color="999999"/>
-              <w:right w:val="single" w:sz="4" w:space="0" w:color="999999"/>
-            </w:tcBorders>
-            <w:tcMar>
-              <w:top w:w="30" w:type="dxa"/>
-              <w:left w:w="100" w:type="dxa"/>
-              <w:bottom w:w="30" w:type="dxa"/>
-              <w:right w:w="80" w:type="dxa"/>
-            </w:tcMar>
-            <w:vAlign w:val="center"/>
-          </w:tcPr>
-          <w:p>
-            <w:pPr>
-              <w:spacing w:before="10" w:after="10"/>
-              <w:jc w:val="center"/>
-              <w:rPr>
-                <w:rFonts w:ascii="Times New Roman" w:hAnsi="Times New Roman" w:cs="Times New Roman"/>
-                <w:sz w:val="24"/>
-                <w:szCs w:val="24"/>
-              </w:rPr>
-            </w:pPr>
-            <w:r>
-              <w:rPr>
-                <w:rFonts w:ascii="Times New Roman" w:eastAsia="Calibri" w:hAnsi="Times New Roman" w:cs="Times New Roman"/>
-                <w:sz w:val="24"/>
-                <w:szCs w:val="24"/>
-              </w:rPr>
-              <w:t>16</w:t>
-            </w:r>
-          </w:p>
-        </w:tc>
-        <w:tc>
-          <w:tcPr>
-            <w:tcW w:w="7526" w:type="dxa"/>
-            <w:tcBorders>
-              <w:top w:val="single" w:sz="4" w:space="0" w:color="999999"/>
-              <w:left w:val="single" w:sz="4" w:space="0" w:color="999999"/>
-              <w:bottom w:val="single" w:sz="4" w:space="0" w:color="999999"/>
-              <w:right w:val="single" w:sz="4" w:space="0" w:color="999999"/>
-            </w:tcBorders>
-            <w:tcMar>
-              <w:top w:w="30" w:type="dxa"/>
-              <w:left w:w="100" w:type="dxa"/>
-              <w:bottom w:w="30" w:type="dxa"/>
-              <w:right w:w="80" w:type="dxa"/>
-            </w:tcMar>
-            <w:vAlign w:val="center"/>
-          </w:tcPr>
-          <w:p>
-            <w:pPr>
-              <w:spacing w:before="10" w:after="10"/>
-              <w:rPr>
-                <w:rFonts w:ascii="Times New Roman" w:hAnsi="Times New Roman" w:cs="Times New Roman"/>
-                <w:sz w:val="24"/>
-                <w:szCs w:val="24"/>
-              </w:rPr>
-            </w:pPr>
-            <w:r>
-              <w:rPr>
-                <w:rFonts w:ascii="Times New Roman" w:eastAsia="Calibri" w:hAnsi="Times New Roman" w:cs="Times New Roman"/>
-                <w:sz w:val="24"/>
-                <w:szCs w:val="24"/>
-              </w:rPr>
-              <w:t>Обобщающее повторение по разделу «Алгоритмизация»</w:t>
-            </w:r>
-          </w:p>
-        </w:tc>
-        <w:tc>
-          <w:tcPr>
-            <w:tcW w:w="900" w:type="dxa"/>
-            <w:tcBorders>
-              <w:top w:val="single" w:sz="4" w:space="0" w:color="999999"/>
-              <w:left w:val="single" w:sz="4" w:space="0" w:color="999999"/>
-              <w:bottom w:val="single" w:sz="4" w:space="0" w:color="999999"/>
-              <w:right w:val="single" w:sz="4" w:space="0" w:color="999999"/>
-            </w:tcBorders>
-            <w:tcMar>
-              <w:top w:w="30" w:type="dxa"/>
-              <w:left w:w="100" w:type="dxa"/>
-              <w:bottom w:w="30" w:type="dxa"/>
-              <w:right w:w="80" w:type="dxa"/>
-            </w:tcMar>
-            <w:vAlign w:val="center"/>
-          </w:tcPr>
-          <w:p>
-            <w:pPr>
-              <w:spacing w:before="10" w:after="10"/>
-              <w:jc w:val="center"/>
-              <w:rPr>
-                <w:rFonts w:ascii="Times New Roman" w:hAnsi="Times New Roman" w:cs="Times New Roman"/>
-                <w:sz w:val="24"/>
-                <w:szCs w:val="24"/>
-              </w:rPr>
-            </w:pPr>
-            <w:r>
-              <w:rPr>
-                <w:rFonts w:ascii="Times New Roman" w:eastAsia="Calibri" w:hAnsi="Times New Roman" w:cs="Times New Roman"/>
-                <w:sz w:val="24"/>
-                <w:szCs w:val="24"/>
-              </w:rPr>
-              <w:t>1 ч</w:t>
-            </w:r>
-          </w:p>
-        </w:tc>
-        <w:tc>
-          <w:tcPr>
-            <w:tcW w:w="1400" w:type="dxa"/>
-            <w:tcBorders>
-              <w:top w:val="single" w:sz="4" w:space="0" w:color="999999"/>
-              <w:left w:val="single" w:sz="4" w:space="0" w:color="999999"/>
-              <w:bottom w:val="single" w:sz="4" w:space="0" w:color="999999"/>
-              <w:right w:val="single" w:sz="4" w:space="0" w:color="999999"/>
-            </w:tcBorders>
-            <w:tcMar>
-              <w:top w:w="30" w:type="dxa"/>
-              <w:left w:w="100" w:type="dxa"/>
-              <w:bottom w:w="30" w:type="dxa"/>
-              <w:right w:w="80" w:type="dxa"/>
-            </w:tcMar>
-            <w:vAlign w:val="center"/>
-          </w:tcPr>
-          <w:p>
-            <w:pPr>
-              <w:spacing w:before="10" w:after="10"/>
-              <w:jc w:val="center"/>
-              <w:rPr>
-                <w:rFonts w:ascii="Times New Roman" w:hAnsi="Times New Roman" w:cs="Times New Roman"/>
-                <w:sz w:val="24"/>
-                <w:szCs w:val="24"/>
-                <w:lang w:val="en-US"/>
-              </w:rPr>
-            </w:pPr>
-            <w:r>
-              <w:rPr>
-                <w:rFonts w:ascii="Times New Roman" w:hAnsi="Times New Roman" w:cs="Times New Roman"/>
-                <w:sz w:val="24"/>
-                <w:szCs w:val="24"/>
-                <w:lang w:val="en-US"/>
-              </w:rPr>
-              <w:t>24.10.26</w:t>
-            </w:r>
-          </w:p>
-        </w:tc>
-      </w:tr>
-      <w:tr>
-        <w:tblPrEx>
-          <w:tblCellMar>
-            <w:top w:w="0" w:type="dxa"/>
-            <w:bottom w:w="0" w:type="dxa"/>
-          </w:tblCellMar>
-        </w:tblPrEx>
-        <w:tc>
-          <w:tcPr>
-            <w:tcW w:w="640" w:type="dxa"/>
-            <w:tcBorders>
-              <w:top w:val="single" w:sz="4" w:space="0" w:color="999999"/>
-              <w:left w:val="single" w:sz="4" w:space="0" w:color="999999"/>
-              <w:bottom w:val="single" w:sz="4" w:space="0" w:color="999999"/>
-              <w:right w:val="single" w:sz="4" w:space="0" w:color="999999"/>
-            </w:tcBorders>
-            <w:tcMar>
-              <w:top w:w="30" w:type="dxa"/>
-              <w:left w:w="100" w:type="dxa"/>
-              <w:bottom w:w="30" w:type="dxa"/>
-              <w:right w:w="80" w:type="dxa"/>
-            </w:tcMar>
-            <w:vAlign w:val="center"/>
-          </w:tcPr>
-          <w:p>
-            <w:pPr>
-              <w:spacing w:before="10" w:after="10"/>
-              <w:jc w:val="center"/>
-              <w:rPr>
-                <w:rFonts w:ascii="Times New Roman" w:hAnsi="Times New Roman" w:cs="Times New Roman"/>
-                <w:sz w:val="24"/>
-                <w:szCs w:val="24"/>
-              </w:rPr>
-            </w:pPr>
-            <w:r>
-              <w:rPr>
-                <w:rFonts w:ascii="Times New Roman" w:eastAsia="Calibri" w:hAnsi="Times New Roman" w:cs="Times New Roman"/>
-                <w:sz w:val="24"/>
-                <w:szCs w:val="24"/>
-              </w:rPr>
-              <w:t>17</w:t>
-            </w:r>
-          </w:p>
-        </w:tc>
-        <w:tc>
-          <w:tcPr>
-            <w:tcW w:w="7526" w:type="dxa"/>
-            <w:tcBorders>
-              <w:top w:val="single" w:sz="4" w:space="0" w:color="999999"/>
-              <w:left w:val="single" w:sz="4" w:space="0" w:color="999999"/>
-              <w:bottom w:val="single" w:sz="4" w:space="0" w:color="999999"/>
-              <w:right w:val="single" w:sz="4" w:space="0" w:color="999999"/>
-            </w:tcBorders>
-            <w:tcMar>
-              <w:top w:w="30" w:type="dxa"/>
-              <w:left w:w="100" w:type="dxa"/>
-              <w:bottom w:w="30" w:type="dxa"/>
-              <w:right w:w="80" w:type="dxa"/>
-            </w:tcMar>
-            <w:vAlign w:val="center"/>
-          </w:tcPr>
-          <w:p>
-            <w:pPr>
-              <w:spacing w:before="10" w:after="10"/>
-              <w:rPr>
-                <w:rFonts w:ascii="Times New Roman" w:hAnsi="Times New Roman" w:cs="Times New Roman"/>
-                <w:sz w:val="24"/>
-                <w:szCs w:val="24"/>
-              </w:rPr>
-            </w:pPr>
-            <w:r>
-              <w:rPr>
-                <w:rFonts w:ascii="Times New Roman" w:eastAsia="Calibri" w:hAnsi="Times New Roman" w:cs="Times New Roman"/>
-                <w:b/>
-                <w:bCs/>
-                <w:sz w:val="24"/>
-                <w:szCs w:val="24"/>
-              </w:rPr>
-              <w:t>Контрольная работа № 1</w:t>
-            </w:r>
-          </w:p>
-        </w:tc>
-        <w:tc>
-          <w:tcPr>
-            <w:tcW w:w="900" w:type="dxa"/>
-            <w:tcBorders>
-              <w:top w:val="single" w:sz="4" w:space="0" w:color="999999"/>
-              <w:left w:val="single" w:sz="4" w:space="0" w:color="999999"/>
-              <w:bottom w:val="single" w:sz="4" w:space="0" w:color="999999"/>
-              <w:right w:val="single" w:sz="4" w:space="0" w:color="999999"/>
-            </w:tcBorders>
-            <w:tcMar>
-              <w:top w:w="30" w:type="dxa"/>
-              <w:left w:w="100" w:type="dxa"/>
-              <w:bottom w:w="30" w:type="dxa"/>
-              <w:right w:w="80" w:type="dxa"/>
-            </w:tcMar>
-            <w:vAlign w:val="center"/>
-          </w:tcPr>
-          <w:p>
-            <w:pPr>
-              <w:spacing w:before="10" w:after="10"/>
-              <w:jc w:val="center"/>
-              <w:rPr>
-                <w:rFonts w:ascii="Times New Roman" w:hAnsi="Times New Roman" w:cs="Times New Roman"/>
-                <w:sz w:val="24"/>
-                <w:szCs w:val="24"/>
-              </w:rPr>
-            </w:pPr>
-            <w:r>
-              <w:rPr>
-                <w:rFonts w:ascii="Times New Roman" w:eastAsia="Calibri" w:hAnsi="Times New Roman" w:cs="Times New Roman"/>
-                <w:sz w:val="24"/>
-                <w:szCs w:val="24"/>
-              </w:rPr>
-              <w:t>1 ч</w:t>
-            </w:r>
-          </w:p>
-        </w:tc>
-        <w:tc>
-          <w:tcPr>
-            <w:tcW w:w="1400" w:type="dxa"/>
-            <w:tcBorders>
-              <w:top w:val="single" w:sz="4" w:space="0" w:color="999999"/>
-              <w:left w:val="single" w:sz="4" w:space="0" w:color="999999"/>
-              <w:bottom w:val="single" w:sz="4" w:space="0" w:color="999999"/>
-              <w:right w:val="single" w:sz="4" w:space="0" w:color="999999"/>
-            </w:tcBorders>
-            <w:tcMar>
-              <w:top w:w="30" w:type="dxa"/>
-              <w:left w:w="100" w:type="dxa"/>
-              <w:bottom w:w="30" w:type="dxa"/>
-              <w:right w:w="80" w:type="dxa"/>
-            </w:tcMar>
-            <w:vAlign w:val="center"/>
-          </w:tcPr>
-          <w:p>
-            <w:pPr>
-              <w:spacing w:before="10" w:after="10"/>
-              <w:jc w:val="center"/>
-              <w:rPr>
-                <w:rFonts w:ascii="Times New Roman" w:hAnsi="Times New Roman" w:cs="Times New Roman"/>
-                <w:sz w:val="24"/>
-                <w:szCs w:val="24"/>
-                <w:lang w:val="en-US"/>
-              </w:rPr>
-            </w:pPr>
-            <w:r>
-              <w:rPr>
-                <w:rFonts w:ascii="Times New Roman" w:hAnsi="Times New Roman" w:cs="Times New Roman"/>
-                <w:sz w:val="24"/>
-                <w:szCs w:val="24"/>
-                <w:lang w:val="en-US"/>
-              </w:rPr>
-              <w:t>31.10.26</w:t>
-            </w:r>
-          </w:p>
-        </w:tc>
-      </w:tr>
-      <w:tr>
-        <w:tblPrEx>
-          <w:tblCellMar>
-            <w:top w:w="0" w:type="dxa"/>
-            <w:bottom w:w="0" w:type="dxa"/>
-          </w:tblCellMar>
-        </w:tblPrEx>
-        <w:tc>
-          <w:tcPr>
-            <w:tcW w:w="640" w:type="dxa"/>
-            <w:tcBorders>
-              <w:top w:val="single" w:sz="4" w:space="0" w:color="999999"/>
-              <w:left w:val="single" w:sz="4" w:space="0" w:color="999999"/>
-              <w:bottom w:val="single" w:sz="4" w:space="0" w:color="999999"/>
-              <w:right w:val="single" w:sz="4" w:space="0" w:color="999999"/>
-            </w:tcBorders>
-            <w:tcMar>
-              <w:top w:w="30" w:type="dxa"/>
-              <w:left w:w="100" w:type="dxa"/>
-              <w:bottom w:w="30" w:type="dxa"/>
-              <w:right w:w="80" w:type="dxa"/>
-            </w:tcMar>
-            <w:vAlign w:val="center"/>
-          </w:tcPr>
-          <w:p>
-            <w:pPr>
-              <w:spacing w:before="10" w:after="10"/>
-              <w:jc w:val="center"/>
-              <w:rPr>
-                <w:rFonts w:ascii="Times New Roman" w:hAnsi="Times New Roman" w:cs="Times New Roman"/>
-                <w:sz w:val="24"/>
-                <w:szCs w:val="24"/>
-              </w:rPr>
-            </w:pPr>
-            <w:r>
-              <w:rPr>
-                <w:rFonts w:ascii="Times New Roman" w:eastAsia="Calibri" w:hAnsi="Times New Roman" w:cs="Times New Roman"/>
-                <w:sz w:val="24"/>
-                <w:szCs w:val="24"/>
-              </w:rPr>
-              <w:t>18</w:t>
-            </w:r>
-          </w:p>
-        </w:tc>
-        <w:tc>
-          <w:tcPr>
-            <w:tcW w:w="7526" w:type="dxa"/>
-            <w:tcBorders>
-              <w:top w:val="single" w:sz="4" w:space="0" w:color="999999"/>
-              <w:left w:val="single" w:sz="4" w:space="0" w:color="999999"/>
-              <w:bottom w:val="single" w:sz="4" w:space="0" w:color="999999"/>
-              <w:right w:val="single" w:sz="4" w:space="0" w:color="999999"/>
-            </w:tcBorders>
-            <w:tcMar>
-              <w:top w:w="30" w:type="dxa"/>
-              <w:left w:w="100" w:type="dxa"/>
-              <w:bottom w:w="30" w:type="dxa"/>
-              <w:right w:w="80" w:type="dxa"/>
-            </w:tcMar>
-            <w:vAlign w:val="center"/>
-          </w:tcPr>
-          <w:p>
-            <w:pPr>
-              <w:spacing w:before="10" w:after="10"/>
-              <w:rPr>
-                <w:rFonts w:ascii="Times New Roman" w:hAnsi="Times New Roman" w:cs="Times New Roman"/>
-                <w:sz w:val="24"/>
-                <w:szCs w:val="24"/>
-              </w:rPr>
-            </w:pPr>
-            <w:r>
-              <w:rPr>
-                <w:rFonts w:ascii="Times New Roman" w:eastAsia="Calibri" w:hAnsi="Times New Roman" w:cs="Times New Roman"/>
-                <w:sz w:val="24"/>
-                <w:szCs w:val="24"/>
-              </w:rPr>
-              <w:t>Анализ контрольной работы. Резерв</w:t>
-            </w:r>
-          </w:p>
-        </w:tc>
-        <w:tc>
-          <w:tcPr>
-            <w:tcW w:w="900" w:type="dxa"/>
-            <w:tcBorders>
-              <w:top w:val="single" w:sz="4" w:space="0" w:color="999999"/>
-              <w:left w:val="single" w:sz="4" w:space="0" w:color="999999"/>
-              <w:bottom w:val="single" w:sz="4" w:space="0" w:color="999999"/>
-              <w:right w:val="single" w:sz="4" w:space="0" w:color="999999"/>
-            </w:tcBorders>
-            <w:tcMar>
-              <w:top w:w="30" w:type="dxa"/>
-              <w:left w:w="100" w:type="dxa"/>
-              <w:bottom w:w="30" w:type="dxa"/>
-              <w:right w:w="80" w:type="dxa"/>
-            </w:tcMar>
-            <w:vAlign w:val="center"/>
-          </w:tcPr>
-          <w:p>
-            <w:pPr>
-              <w:spacing w:before="10" w:after="10"/>
-              <w:jc w:val="center"/>
-              <w:rPr>
-                <w:rFonts w:ascii="Times New Roman" w:hAnsi="Times New Roman" w:cs="Times New Roman"/>
-                <w:sz w:val="24"/>
-                <w:szCs w:val="24"/>
-              </w:rPr>
-            </w:pPr>
-            <w:r>
-              <w:rPr>
-                <w:rFonts w:ascii="Times New Roman" w:eastAsia="Calibri" w:hAnsi="Times New Roman" w:cs="Times New Roman"/>
-                <w:sz w:val="24"/>
-                <w:szCs w:val="24"/>
-              </w:rPr>
-              <w:t>1 ч</w:t>
-            </w:r>
-          </w:p>
-        </w:tc>
-        <w:tc>
-          <w:tcPr>
-            <w:tcW w:w="1400" w:type="dxa"/>
-            <w:tcBorders>
-              <w:top w:val="single" w:sz="4" w:space="0" w:color="999999"/>
-              <w:left w:val="single" w:sz="4" w:space="0" w:color="999999"/>
-              <w:bottom w:val="single" w:sz="4" w:space="0" w:color="999999"/>
-              <w:right w:val="single" w:sz="4" w:space="0" w:color="999999"/>
-            </w:tcBorders>
-            <w:tcMar>
-              <w:top w:w="30" w:type="dxa"/>
-              <w:left w:w="100" w:type="dxa"/>
-              <w:bottom w:w="30" w:type="dxa"/>
-              <w:right w:w="80" w:type="dxa"/>
-            </w:tcMar>
-            <w:vAlign w:val="center"/>
-          </w:tcPr>
-          <w:p>
-            <w:pPr>
-              <w:spacing w:before="10" w:after="10"/>
-              <w:jc w:val="center"/>
-              <w:rPr>
-                <w:rFonts w:ascii="Times New Roman" w:hAnsi="Times New Roman" w:cs="Times New Roman"/>
-                <w:sz w:val="24"/>
-                <w:szCs w:val="24"/>
-                <w:lang w:val="en-US"/>
-              </w:rPr>
-            </w:pPr>
-            <w:r>
-              <w:rPr>
-                <w:rFonts w:ascii="Times New Roman" w:hAnsi="Times New Roman" w:cs="Times New Roman"/>
-                <w:sz w:val="24"/>
-                <w:szCs w:val="24"/>
-                <w:lang w:val="en-US"/>
-              </w:rPr>
-              <w:t>31.10.26</w:t>
-            </w:r>
-          </w:p>
-        </w:tc>
-      </w:tr>
-      <w:tr>
-        <w:tblPrEx>
-          <w:tblCellMar>
-            <w:top w:w="0" w:type="dxa"/>
-            <w:bottom w:w="0" w:type="dxa"/>
-          </w:tblCellMar>
-        </w:tblPrEx>
         <w:tc>
           <w:tcPr>
             <w:tcW w:w="10466" w:type="dxa"/>
@@ -3158,7 +5487,7 @@
               <w:bottom w:val="single" w:sz="4" w:space="0" w:color="999999"/>
               <w:right w:val="single" w:sz="4" w:space="0" w:color="999999"/>
             </w:tcBorders>
-            <w:shd w:val="clear" w:color="auto" w:fill="DED9F5"/>
+            <w:shd w:val="clear" w:color="auto" w:fill="FFFFFF" w:themeFill="background1"/>
             <w:tcMar>
               <w:top w:w="60" w:type="dxa"/>
               <w:left w:w="100" w:type="dxa"/>
@@ -3182,2538 +5511,10 @@
                 <w:color w:val="17132E"/>
                 <w:sz w:val="24"/>
                 <w:szCs w:val="24"/>
-              </w:rPr>
-              <w:t>II ЧЕТВЕРТЬ — Введение в Python. Ветвления и циклы (14 ч)</w:t>
-            </w:r>
-          </w:p>
-        </w:tc>
-      </w:tr>
-      <w:tr>
-        <w:tblPrEx>
-          <w:tblCellMar>
-            <w:top w:w="0" w:type="dxa"/>
-            <w:bottom w:w="0" w:type="dxa"/>
-          </w:tblCellMar>
-        </w:tblPrEx>
-        <w:tc>
-          <w:tcPr>
-            <w:tcW w:w="640" w:type="dxa"/>
-            <w:tcBorders>
-              <w:top w:val="single" w:sz="4" w:space="0" w:color="999999"/>
-              <w:left w:val="single" w:sz="4" w:space="0" w:color="999999"/>
-              <w:bottom w:val="single" w:sz="4" w:space="0" w:color="999999"/>
-              <w:right w:val="single" w:sz="4" w:space="0" w:color="999999"/>
-            </w:tcBorders>
-            <w:tcMar>
-              <w:top w:w="30" w:type="dxa"/>
-              <w:left w:w="100" w:type="dxa"/>
-              <w:bottom w:w="30" w:type="dxa"/>
-              <w:right w:w="80" w:type="dxa"/>
-            </w:tcMar>
-            <w:vAlign w:val="center"/>
-          </w:tcPr>
-          <w:p>
-            <w:pPr>
-              <w:spacing w:before="10" w:after="10"/>
-              <w:jc w:val="center"/>
-              <w:rPr>
-                <w:rFonts w:ascii="Times New Roman" w:hAnsi="Times New Roman" w:cs="Times New Roman"/>
-                <w:sz w:val="24"/>
-                <w:szCs w:val="24"/>
-              </w:rPr>
-            </w:pPr>
-            <w:r>
-              <w:rPr>
-                <w:rFonts w:ascii="Times New Roman" w:eastAsia="Calibri" w:hAnsi="Times New Roman" w:cs="Times New Roman"/>
-                <w:sz w:val="24"/>
-                <w:szCs w:val="24"/>
-              </w:rPr>
-              <w:t>19</w:t>
-            </w:r>
-          </w:p>
-        </w:tc>
-        <w:tc>
-          <w:tcPr>
-            <w:tcW w:w="7526" w:type="dxa"/>
-            <w:tcBorders>
-              <w:top w:val="single" w:sz="4" w:space="0" w:color="999999"/>
-              <w:left w:val="single" w:sz="4" w:space="0" w:color="999999"/>
-              <w:bottom w:val="single" w:sz="4" w:space="0" w:color="999999"/>
-              <w:right w:val="single" w:sz="4" w:space="0" w:color="999999"/>
-            </w:tcBorders>
-            <w:tcMar>
-              <w:top w:w="30" w:type="dxa"/>
-              <w:left w:w="100" w:type="dxa"/>
-              <w:bottom w:w="30" w:type="dxa"/>
-              <w:right w:w="80" w:type="dxa"/>
-            </w:tcMar>
-            <w:vAlign w:val="center"/>
-          </w:tcPr>
-          <w:p>
-            <w:pPr>
-              <w:spacing w:before="10" w:after="10"/>
-              <w:rPr>
-                <w:rFonts w:ascii="Times New Roman" w:hAnsi="Times New Roman" w:cs="Times New Roman"/>
-                <w:sz w:val="24"/>
-                <w:szCs w:val="24"/>
-              </w:rPr>
-            </w:pPr>
-            <w:r>
-              <w:rPr>
-                <w:rFonts w:ascii="Times New Roman" w:eastAsia="Calibri" w:hAnsi="Times New Roman" w:cs="Times New Roman"/>
-                <w:sz w:val="24"/>
-                <w:szCs w:val="24"/>
-              </w:rPr>
-              <w:t xml:space="preserve">Почему Python — язык ИИ и робототехники. Среда </w:t>
-            </w:r>
-            <w:r>
-              <w:rPr>
-                <w:rFonts w:ascii="Times New Roman" w:hAnsi="Times New Roman" w:cs="Times New Roman"/>
-                <w:sz w:val="24"/>
-                <w:szCs w:val="24"/>
-                <w:lang w:val="en-US"/>
-              </w:rPr>
-              <w:t>Python</w:t>
-            </w:r>
-            <w:r>
-              <w:rPr>
-                <w:rFonts w:ascii="Times New Roman" w:hAnsi="Times New Roman" w:cs="Times New Roman"/>
-                <w:sz w:val="24"/>
-                <w:szCs w:val="24"/>
-              </w:rPr>
-              <w:t xml:space="preserve"> </w:t>
-            </w:r>
-            <w:r>
-              <w:rPr>
-                <w:rFonts w:ascii="Times New Roman" w:hAnsi="Times New Roman" w:cs="Times New Roman"/>
-                <w:sz w:val="24"/>
-                <w:szCs w:val="24"/>
-                <w:lang w:val="en-US"/>
-              </w:rPr>
-              <w:t>IDLE</w:t>
-            </w:r>
-            <w:r>
-              <w:rPr>
-                <w:rFonts w:ascii="Times New Roman" w:eastAsia="Calibri" w:hAnsi="Times New Roman" w:cs="Times New Roman"/>
-                <w:sz w:val="24"/>
-                <w:szCs w:val="24"/>
-              </w:rPr>
-              <w:t>. Первая программа</w:t>
-            </w:r>
-          </w:p>
-        </w:tc>
-        <w:tc>
-          <w:tcPr>
-            <w:tcW w:w="900" w:type="dxa"/>
-            <w:tcBorders>
-              <w:top w:val="single" w:sz="4" w:space="0" w:color="999999"/>
-              <w:left w:val="single" w:sz="4" w:space="0" w:color="999999"/>
-              <w:bottom w:val="single" w:sz="4" w:space="0" w:color="999999"/>
-              <w:right w:val="single" w:sz="4" w:space="0" w:color="999999"/>
-            </w:tcBorders>
-            <w:tcMar>
-              <w:top w:w="30" w:type="dxa"/>
-              <w:left w:w="100" w:type="dxa"/>
-              <w:bottom w:w="30" w:type="dxa"/>
-              <w:right w:w="80" w:type="dxa"/>
-            </w:tcMar>
-            <w:vAlign w:val="center"/>
-          </w:tcPr>
-          <w:p>
-            <w:pPr>
-              <w:spacing w:before="10" w:after="10"/>
-              <w:jc w:val="center"/>
-              <w:rPr>
-                <w:rFonts w:ascii="Times New Roman" w:hAnsi="Times New Roman" w:cs="Times New Roman"/>
-                <w:sz w:val="24"/>
-                <w:szCs w:val="24"/>
-              </w:rPr>
-            </w:pPr>
-            <w:r>
-              <w:rPr>
-                <w:rFonts w:ascii="Times New Roman" w:eastAsia="Calibri" w:hAnsi="Times New Roman" w:cs="Times New Roman"/>
-                <w:sz w:val="24"/>
-                <w:szCs w:val="24"/>
-              </w:rPr>
-              <w:t>1 ч</w:t>
-            </w:r>
-          </w:p>
-        </w:tc>
-        <w:tc>
-          <w:tcPr>
-            <w:tcW w:w="1400" w:type="dxa"/>
-            <w:tcBorders>
-              <w:top w:val="single" w:sz="4" w:space="0" w:color="999999"/>
-              <w:left w:val="single" w:sz="4" w:space="0" w:color="999999"/>
-              <w:bottom w:val="single" w:sz="4" w:space="0" w:color="999999"/>
-              <w:right w:val="single" w:sz="4" w:space="0" w:color="999999"/>
-            </w:tcBorders>
-            <w:tcMar>
-              <w:top w:w="30" w:type="dxa"/>
-              <w:left w:w="100" w:type="dxa"/>
-              <w:bottom w:w="30" w:type="dxa"/>
-              <w:right w:w="80" w:type="dxa"/>
-            </w:tcMar>
-            <w:vAlign w:val="center"/>
-          </w:tcPr>
-          <w:p>
-            <w:pPr>
-              <w:spacing w:before="10" w:after="10"/>
-              <w:jc w:val="center"/>
-              <w:rPr>
-                <w:rFonts w:ascii="Times New Roman" w:hAnsi="Times New Roman" w:cs="Times New Roman"/>
-                <w:sz w:val="24"/>
-                <w:szCs w:val="24"/>
-                <w:lang w:val="en-US"/>
-              </w:rPr>
-            </w:pPr>
-            <w:r>
-              <w:rPr>
-                <w:rFonts w:ascii="Times New Roman" w:hAnsi="Times New Roman" w:cs="Times New Roman"/>
-                <w:sz w:val="24"/>
-                <w:szCs w:val="24"/>
-                <w:lang w:val="en-US"/>
-              </w:rPr>
-              <w:t>07.11.26</w:t>
-            </w:r>
-          </w:p>
-        </w:tc>
-      </w:tr>
-      <w:tr>
-        <w:tblPrEx>
-          <w:tblCellMar>
-            <w:top w:w="0" w:type="dxa"/>
-            <w:bottom w:w="0" w:type="dxa"/>
-          </w:tblCellMar>
-        </w:tblPrEx>
-        <w:tc>
-          <w:tcPr>
-            <w:tcW w:w="640" w:type="dxa"/>
-            <w:tcBorders>
-              <w:top w:val="single" w:sz="4" w:space="0" w:color="999999"/>
-              <w:left w:val="single" w:sz="4" w:space="0" w:color="999999"/>
-              <w:bottom w:val="single" w:sz="4" w:space="0" w:color="999999"/>
-              <w:right w:val="single" w:sz="4" w:space="0" w:color="999999"/>
-            </w:tcBorders>
-            <w:tcMar>
-              <w:top w:w="30" w:type="dxa"/>
-              <w:left w:w="100" w:type="dxa"/>
-              <w:bottom w:w="30" w:type="dxa"/>
-              <w:right w:w="80" w:type="dxa"/>
-            </w:tcMar>
-            <w:vAlign w:val="center"/>
-          </w:tcPr>
-          <w:p>
-            <w:pPr>
-              <w:spacing w:before="10" w:after="10"/>
-              <w:jc w:val="center"/>
-              <w:rPr>
-                <w:rFonts w:ascii="Times New Roman" w:hAnsi="Times New Roman" w:cs="Times New Roman"/>
-                <w:sz w:val="24"/>
-                <w:szCs w:val="24"/>
-              </w:rPr>
-            </w:pPr>
-            <w:r>
-              <w:rPr>
-                <w:rFonts w:ascii="Times New Roman" w:eastAsia="Calibri" w:hAnsi="Times New Roman" w:cs="Times New Roman"/>
-                <w:sz w:val="24"/>
-                <w:szCs w:val="24"/>
-              </w:rPr>
-              <w:t>20</w:t>
-            </w:r>
-          </w:p>
-        </w:tc>
-        <w:tc>
-          <w:tcPr>
-            <w:tcW w:w="7526" w:type="dxa"/>
-            <w:tcBorders>
-              <w:top w:val="single" w:sz="4" w:space="0" w:color="999999"/>
-              <w:left w:val="single" w:sz="4" w:space="0" w:color="999999"/>
-              <w:bottom w:val="single" w:sz="4" w:space="0" w:color="999999"/>
-              <w:right w:val="single" w:sz="4" w:space="0" w:color="999999"/>
-            </w:tcBorders>
-            <w:tcMar>
-              <w:top w:w="30" w:type="dxa"/>
-              <w:left w:w="100" w:type="dxa"/>
-              <w:bottom w:w="30" w:type="dxa"/>
-              <w:right w:w="80" w:type="dxa"/>
-            </w:tcMar>
-            <w:vAlign w:val="center"/>
-          </w:tcPr>
-          <w:p>
-            <w:pPr>
-              <w:spacing w:before="10" w:after="10"/>
-              <w:rPr>
-                <w:rFonts w:ascii="Times New Roman" w:hAnsi="Times New Roman" w:cs="Times New Roman"/>
-                <w:sz w:val="24"/>
-                <w:szCs w:val="24"/>
-              </w:rPr>
-            </w:pPr>
-            <w:r>
-              <w:rPr>
-                <w:rFonts w:ascii="Times New Roman" w:eastAsia="Calibri" w:hAnsi="Times New Roman" w:cs="Times New Roman"/>
-                <w:sz w:val="24"/>
-                <w:szCs w:val="24"/>
-              </w:rPr>
-              <w:t xml:space="preserve">Переменные и типы данных: </w:t>
-            </w:r>
-            <w:proofErr w:type="spellStart"/>
-            <w:r>
-              <w:rPr>
-                <w:rFonts w:ascii="Times New Roman" w:eastAsia="Calibri" w:hAnsi="Times New Roman" w:cs="Times New Roman"/>
-                <w:sz w:val="24"/>
-                <w:szCs w:val="24"/>
-              </w:rPr>
-              <w:t>int</w:t>
-            </w:r>
-            <w:proofErr w:type="spellEnd"/>
-            <w:r>
-              <w:rPr>
-                <w:rFonts w:ascii="Times New Roman" w:eastAsia="Calibri" w:hAnsi="Times New Roman" w:cs="Times New Roman"/>
-                <w:sz w:val="24"/>
-                <w:szCs w:val="24"/>
-              </w:rPr>
-              <w:t xml:space="preserve">, </w:t>
-            </w:r>
-            <w:proofErr w:type="spellStart"/>
-            <w:r>
-              <w:rPr>
-                <w:rFonts w:ascii="Times New Roman" w:eastAsia="Calibri" w:hAnsi="Times New Roman" w:cs="Times New Roman"/>
-                <w:sz w:val="24"/>
-                <w:szCs w:val="24"/>
-              </w:rPr>
-              <w:t>float</w:t>
-            </w:r>
-            <w:proofErr w:type="spellEnd"/>
-            <w:r>
-              <w:rPr>
-                <w:rFonts w:ascii="Times New Roman" w:eastAsia="Calibri" w:hAnsi="Times New Roman" w:cs="Times New Roman"/>
-                <w:sz w:val="24"/>
-                <w:szCs w:val="24"/>
-              </w:rPr>
-              <w:t xml:space="preserve">, </w:t>
-            </w:r>
-            <w:proofErr w:type="spellStart"/>
-            <w:r>
-              <w:rPr>
-                <w:rFonts w:ascii="Times New Roman" w:eastAsia="Calibri" w:hAnsi="Times New Roman" w:cs="Times New Roman"/>
-                <w:sz w:val="24"/>
-                <w:szCs w:val="24"/>
-              </w:rPr>
-              <w:t>str</w:t>
-            </w:r>
-            <w:proofErr w:type="spellEnd"/>
-            <w:r>
-              <w:rPr>
-                <w:rFonts w:ascii="Times New Roman" w:eastAsia="Calibri" w:hAnsi="Times New Roman" w:cs="Times New Roman"/>
-                <w:sz w:val="24"/>
-                <w:szCs w:val="24"/>
-              </w:rPr>
-              <w:t xml:space="preserve">, </w:t>
-            </w:r>
-            <w:proofErr w:type="spellStart"/>
-            <w:r>
-              <w:rPr>
-                <w:rFonts w:ascii="Times New Roman" w:eastAsia="Calibri" w:hAnsi="Times New Roman" w:cs="Times New Roman"/>
-                <w:sz w:val="24"/>
-                <w:szCs w:val="24"/>
-              </w:rPr>
-              <w:t>bool</w:t>
-            </w:r>
-            <w:proofErr w:type="spellEnd"/>
-          </w:p>
-        </w:tc>
-        <w:tc>
-          <w:tcPr>
-            <w:tcW w:w="900" w:type="dxa"/>
-            <w:tcBorders>
-              <w:top w:val="single" w:sz="4" w:space="0" w:color="999999"/>
-              <w:left w:val="single" w:sz="4" w:space="0" w:color="999999"/>
-              <w:bottom w:val="single" w:sz="4" w:space="0" w:color="999999"/>
-              <w:right w:val="single" w:sz="4" w:space="0" w:color="999999"/>
-            </w:tcBorders>
-            <w:tcMar>
-              <w:top w:w="30" w:type="dxa"/>
-              <w:left w:w="100" w:type="dxa"/>
-              <w:bottom w:w="30" w:type="dxa"/>
-              <w:right w:w="80" w:type="dxa"/>
-            </w:tcMar>
-            <w:vAlign w:val="center"/>
-          </w:tcPr>
-          <w:p>
-            <w:pPr>
-              <w:spacing w:before="10" w:after="10"/>
-              <w:jc w:val="center"/>
-              <w:rPr>
-                <w:rFonts w:ascii="Times New Roman" w:hAnsi="Times New Roman" w:cs="Times New Roman"/>
-                <w:sz w:val="24"/>
-                <w:szCs w:val="24"/>
-              </w:rPr>
-            </w:pPr>
-            <w:r>
-              <w:rPr>
-                <w:rFonts w:ascii="Times New Roman" w:eastAsia="Calibri" w:hAnsi="Times New Roman" w:cs="Times New Roman"/>
-                <w:sz w:val="24"/>
-                <w:szCs w:val="24"/>
-              </w:rPr>
-              <w:t>1 ч</w:t>
-            </w:r>
-          </w:p>
-        </w:tc>
-        <w:tc>
-          <w:tcPr>
-            <w:tcW w:w="1400" w:type="dxa"/>
-            <w:tcBorders>
-              <w:top w:val="single" w:sz="4" w:space="0" w:color="999999"/>
-              <w:left w:val="single" w:sz="4" w:space="0" w:color="999999"/>
-              <w:bottom w:val="single" w:sz="4" w:space="0" w:color="999999"/>
-              <w:right w:val="single" w:sz="4" w:space="0" w:color="999999"/>
-            </w:tcBorders>
-            <w:tcMar>
-              <w:top w:w="30" w:type="dxa"/>
-              <w:left w:w="100" w:type="dxa"/>
-              <w:bottom w:w="30" w:type="dxa"/>
-              <w:right w:w="80" w:type="dxa"/>
-            </w:tcMar>
-            <w:vAlign w:val="center"/>
-          </w:tcPr>
-          <w:p>
-            <w:pPr>
-              <w:spacing w:before="10" w:after="10"/>
-              <w:jc w:val="center"/>
-              <w:rPr>
-                <w:rFonts w:ascii="Times New Roman" w:hAnsi="Times New Roman" w:cs="Times New Roman"/>
-                <w:sz w:val="24"/>
-                <w:szCs w:val="24"/>
-                <w:lang w:val="en-US"/>
-              </w:rPr>
-            </w:pPr>
-            <w:r>
-              <w:rPr>
-                <w:rFonts w:ascii="Times New Roman" w:hAnsi="Times New Roman" w:cs="Times New Roman"/>
-                <w:sz w:val="24"/>
-                <w:szCs w:val="24"/>
-                <w:lang w:val="en-US"/>
-              </w:rPr>
-              <w:t>07.11.26</w:t>
-            </w:r>
-          </w:p>
-        </w:tc>
-      </w:tr>
-      <w:tr>
-        <w:tblPrEx>
-          <w:tblCellMar>
-            <w:top w:w="0" w:type="dxa"/>
-            <w:bottom w:w="0" w:type="dxa"/>
-          </w:tblCellMar>
-        </w:tblPrEx>
-        <w:tc>
-          <w:tcPr>
-            <w:tcW w:w="640" w:type="dxa"/>
-            <w:tcBorders>
-              <w:top w:val="single" w:sz="4" w:space="0" w:color="999999"/>
-              <w:left w:val="single" w:sz="4" w:space="0" w:color="999999"/>
-              <w:bottom w:val="single" w:sz="4" w:space="0" w:color="999999"/>
-              <w:right w:val="single" w:sz="4" w:space="0" w:color="999999"/>
-            </w:tcBorders>
-            <w:tcMar>
-              <w:top w:w="30" w:type="dxa"/>
-              <w:left w:w="100" w:type="dxa"/>
-              <w:bottom w:w="30" w:type="dxa"/>
-              <w:right w:w="80" w:type="dxa"/>
-            </w:tcMar>
-            <w:vAlign w:val="center"/>
-          </w:tcPr>
-          <w:p>
-            <w:pPr>
-              <w:spacing w:before="10" w:after="10"/>
-              <w:jc w:val="center"/>
-              <w:rPr>
-                <w:rFonts w:ascii="Times New Roman" w:hAnsi="Times New Roman" w:cs="Times New Roman"/>
-                <w:sz w:val="24"/>
-                <w:szCs w:val="24"/>
-              </w:rPr>
-            </w:pPr>
-            <w:r>
-              <w:rPr>
-                <w:rFonts w:ascii="Times New Roman" w:eastAsia="Calibri" w:hAnsi="Times New Roman" w:cs="Times New Roman"/>
-                <w:sz w:val="24"/>
-                <w:szCs w:val="24"/>
-              </w:rPr>
-              <w:t>21</w:t>
-            </w:r>
-          </w:p>
-        </w:tc>
-        <w:tc>
-          <w:tcPr>
-            <w:tcW w:w="7526" w:type="dxa"/>
-            <w:tcBorders>
-              <w:top w:val="single" w:sz="4" w:space="0" w:color="999999"/>
-              <w:left w:val="single" w:sz="4" w:space="0" w:color="999999"/>
-              <w:bottom w:val="single" w:sz="4" w:space="0" w:color="999999"/>
-              <w:right w:val="single" w:sz="4" w:space="0" w:color="999999"/>
-            </w:tcBorders>
-            <w:tcMar>
-              <w:top w:w="30" w:type="dxa"/>
-              <w:left w:w="100" w:type="dxa"/>
-              <w:bottom w:w="30" w:type="dxa"/>
-              <w:right w:w="80" w:type="dxa"/>
-            </w:tcMar>
-            <w:vAlign w:val="center"/>
-          </w:tcPr>
-          <w:p>
-            <w:pPr>
-              <w:spacing w:before="10" w:after="10"/>
-              <w:rPr>
-                <w:rFonts w:ascii="Times New Roman" w:hAnsi="Times New Roman" w:cs="Times New Roman"/>
-                <w:sz w:val="24"/>
-                <w:szCs w:val="24"/>
-              </w:rPr>
-            </w:pPr>
-            <w:r>
-              <w:rPr>
-                <w:rFonts w:ascii="Times New Roman" w:eastAsia="Calibri" w:hAnsi="Times New Roman" w:cs="Times New Roman"/>
-                <w:sz w:val="24"/>
-                <w:szCs w:val="24"/>
-              </w:rPr>
-              <w:t xml:space="preserve">Ввод и вывод данных: </w:t>
-            </w:r>
-            <w:proofErr w:type="spellStart"/>
-            <w:proofErr w:type="gramStart"/>
-            <w:r>
-              <w:rPr>
-                <w:rFonts w:ascii="Times New Roman" w:eastAsia="Calibri" w:hAnsi="Times New Roman" w:cs="Times New Roman"/>
-                <w:sz w:val="24"/>
-                <w:szCs w:val="24"/>
-              </w:rPr>
-              <w:t>input</w:t>
-            </w:r>
-            <w:proofErr w:type="spellEnd"/>
-            <w:r>
-              <w:rPr>
-                <w:rFonts w:ascii="Times New Roman" w:eastAsia="Calibri" w:hAnsi="Times New Roman" w:cs="Times New Roman"/>
-                <w:sz w:val="24"/>
-                <w:szCs w:val="24"/>
-              </w:rPr>
-              <w:t>(</w:t>
-            </w:r>
-            <w:proofErr w:type="gramEnd"/>
-            <w:r>
-              <w:rPr>
-                <w:rFonts w:ascii="Times New Roman" w:eastAsia="Calibri" w:hAnsi="Times New Roman" w:cs="Times New Roman"/>
-                <w:sz w:val="24"/>
-                <w:szCs w:val="24"/>
-              </w:rPr>
-              <w:t xml:space="preserve">), </w:t>
-            </w:r>
-            <w:proofErr w:type="spellStart"/>
-            <w:r>
-              <w:rPr>
-                <w:rFonts w:ascii="Times New Roman" w:eastAsia="Calibri" w:hAnsi="Times New Roman" w:cs="Times New Roman"/>
-                <w:sz w:val="24"/>
-                <w:szCs w:val="24"/>
-              </w:rPr>
-              <w:t>print</w:t>
-            </w:r>
-            <w:proofErr w:type="spellEnd"/>
-            <w:r>
-              <w:rPr>
-                <w:rFonts w:ascii="Times New Roman" w:eastAsia="Calibri" w:hAnsi="Times New Roman" w:cs="Times New Roman"/>
-                <w:sz w:val="24"/>
-                <w:szCs w:val="24"/>
-              </w:rPr>
-              <w:t>(). f-строки</w:t>
-            </w:r>
-          </w:p>
-        </w:tc>
-        <w:tc>
-          <w:tcPr>
-            <w:tcW w:w="900" w:type="dxa"/>
-            <w:tcBorders>
-              <w:top w:val="single" w:sz="4" w:space="0" w:color="999999"/>
-              <w:left w:val="single" w:sz="4" w:space="0" w:color="999999"/>
-              <w:bottom w:val="single" w:sz="4" w:space="0" w:color="999999"/>
-              <w:right w:val="single" w:sz="4" w:space="0" w:color="999999"/>
-            </w:tcBorders>
-            <w:tcMar>
-              <w:top w:w="30" w:type="dxa"/>
-              <w:left w:w="100" w:type="dxa"/>
-              <w:bottom w:w="30" w:type="dxa"/>
-              <w:right w:w="80" w:type="dxa"/>
-            </w:tcMar>
-            <w:vAlign w:val="center"/>
-          </w:tcPr>
-          <w:p>
-            <w:pPr>
-              <w:spacing w:before="10" w:after="10"/>
-              <w:jc w:val="center"/>
-              <w:rPr>
-                <w:rFonts w:ascii="Times New Roman" w:hAnsi="Times New Roman" w:cs="Times New Roman"/>
-                <w:sz w:val="24"/>
-                <w:szCs w:val="24"/>
-              </w:rPr>
-            </w:pPr>
-            <w:r>
-              <w:rPr>
-                <w:rFonts w:ascii="Times New Roman" w:eastAsia="Calibri" w:hAnsi="Times New Roman" w:cs="Times New Roman"/>
-                <w:sz w:val="24"/>
-                <w:szCs w:val="24"/>
-              </w:rPr>
-              <w:t>1 ч</w:t>
-            </w:r>
-          </w:p>
-        </w:tc>
-        <w:tc>
-          <w:tcPr>
-            <w:tcW w:w="1400" w:type="dxa"/>
-            <w:tcBorders>
-              <w:top w:val="single" w:sz="4" w:space="0" w:color="999999"/>
-              <w:left w:val="single" w:sz="4" w:space="0" w:color="999999"/>
-              <w:bottom w:val="single" w:sz="4" w:space="0" w:color="999999"/>
-              <w:right w:val="single" w:sz="4" w:space="0" w:color="999999"/>
-            </w:tcBorders>
-            <w:tcMar>
-              <w:top w:w="30" w:type="dxa"/>
-              <w:left w:w="100" w:type="dxa"/>
-              <w:bottom w:w="30" w:type="dxa"/>
-              <w:right w:w="80" w:type="dxa"/>
-            </w:tcMar>
-            <w:vAlign w:val="center"/>
-          </w:tcPr>
-          <w:p>
-            <w:pPr>
-              <w:spacing w:before="10" w:after="10"/>
-              <w:jc w:val="center"/>
-              <w:rPr>
-                <w:rFonts w:ascii="Times New Roman" w:hAnsi="Times New Roman" w:cs="Times New Roman"/>
-                <w:sz w:val="24"/>
-                <w:szCs w:val="24"/>
-                <w:lang w:val="en-US"/>
-              </w:rPr>
-            </w:pPr>
-            <w:r>
-              <w:rPr>
-                <w:rFonts w:ascii="Times New Roman" w:hAnsi="Times New Roman" w:cs="Times New Roman"/>
-                <w:sz w:val="24"/>
-                <w:szCs w:val="24"/>
-                <w:lang w:val="en-US"/>
-              </w:rPr>
-              <w:t>14.11.26</w:t>
-            </w:r>
-          </w:p>
-        </w:tc>
-      </w:tr>
-      <w:tr>
-        <w:tblPrEx>
-          <w:tblCellMar>
-            <w:top w:w="0" w:type="dxa"/>
-            <w:bottom w:w="0" w:type="dxa"/>
-          </w:tblCellMar>
-        </w:tblPrEx>
-        <w:tc>
-          <w:tcPr>
-            <w:tcW w:w="640" w:type="dxa"/>
-            <w:tcBorders>
-              <w:top w:val="single" w:sz="4" w:space="0" w:color="999999"/>
-              <w:left w:val="single" w:sz="4" w:space="0" w:color="999999"/>
-              <w:bottom w:val="single" w:sz="4" w:space="0" w:color="999999"/>
-              <w:right w:val="single" w:sz="4" w:space="0" w:color="999999"/>
-            </w:tcBorders>
-            <w:tcMar>
-              <w:top w:w="30" w:type="dxa"/>
-              <w:left w:w="100" w:type="dxa"/>
-              <w:bottom w:w="30" w:type="dxa"/>
-              <w:right w:w="80" w:type="dxa"/>
-            </w:tcMar>
-            <w:vAlign w:val="center"/>
-          </w:tcPr>
-          <w:p>
-            <w:pPr>
-              <w:spacing w:before="10" w:after="10"/>
-              <w:jc w:val="center"/>
-              <w:rPr>
-                <w:rFonts w:ascii="Times New Roman" w:hAnsi="Times New Roman" w:cs="Times New Roman"/>
-                <w:sz w:val="24"/>
-                <w:szCs w:val="24"/>
-              </w:rPr>
-            </w:pPr>
-            <w:r>
-              <w:rPr>
-                <w:rFonts w:ascii="Times New Roman" w:eastAsia="Calibri" w:hAnsi="Times New Roman" w:cs="Times New Roman"/>
-                <w:sz w:val="24"/>
-                <w:szCs w:val="24"/>
-              </w:rPr>
-              <w:t>22</w:t>
-            </w:r>
-          </w:p>
-        </w:tc>
-        <w:tc>
-          <w:tcPr>
-            <w:tcW w:w="7526" w:type="dxa"/>
-            <w:tcBorders>
-              <w:top w:val="single" w:sz="4" w:space="0" w:color="999999"/>
-              <w:left w:val="single" w:sz="4" w:space="0" w:color="999999"/>
-              <w:bottom w:val="single" w:sz="4" w:space="0" w:color="999999"/>
-              <w:right w:val="single" w:sz="4" w:space="0" w:color="999999"/>
-            </w:tcBorders>
-            <w:tcMar>
-              <w:top w:w="30" w:type="dxa"/>
-              <w:left w:w="100" w:type="dxa"/>
-              <w:bottom w:w="30" w:type="dxa"/>
-              <w:right w:w="80" w:type="dxa"/>
-            </w:tcMar>
-            <w:vAlign w:val="center"/>
-          </w:tcPr>
-          <w:p>
-            <w:pPr>
-              <w:spacing w:before="10" w:after="10"/>
-              <w:rPr>
-                <w:rFonts w:ascii="Times New Roman" w:hAnsi="Times New Roman" w:cs="Times New Roman"/>
-                <w:sz w:val="24"/>
-                <w:szCs w:val="24"/>
-              </w:rPr>
-            </w:pPr>
-            <w:r>
-              <w:rPr>
-                <w:rFonts w:ascii="Times New Roman" w:eastAsia="Calibri" w:hAnsi="Times New Roman" w:cs="Times New Roman"/>
-                <w:sz w:val="24"/>
-                <w:szCs w:val="24"/>
-              </w:rPr>
-              <w:t xml:space="preserve">Арифметические операции и выражения. Модуль </w:t>
-            </w:r>
-            <w:proofErr w:type="spellStart"/>
-            <w:r>
-              <w:rPr>
-                <w:rFonts w:ascii="Times New Roman" w:eastAsia="Calibri" w:hAnsi="Times New Roman" w:cs="Times New Roman"/>
-                <w:sz w:val="24"/>
-                <w:szCs w:val="24"/>
-              </w:rPr>
-              <w:t>math</w:t>
-            </w:r>
-            <w:proofErr w:type="spellEnd"/>
-          </w:p>
-        </w:tc>
-        <w:tc>
-          <w:tcPr>
-            <w:tcW w:w="900" w:type="dxa"/>
-            <w:tcBorders>
-              <w:top w:val="single" w:sz="4" w:space="0" w:color="999999"/>
-              <w:left w:val="single" w:sz="4" w:space="0" w:color="999999"/>
-              <w:bottom w:val="single" w:sz="4" w:space="0" w:color="999999"/>
-              <w:right w:val="single" w:sz="4" w:space="0" w:color="999999"/>
-            </w:tcBorders>
-            <w:tcMar>
-              <w:top w:w="30" w:type="dxa"/>
-              <w:left w:w="100" w:type="dxa"/>
-              <w:bottom w:w="30" w:type="dxa"/>
-              <w:right w:w="80" w:type="dxa"/>
-            </w:tcMar>
-            <w:vAlign w:val="center"/>
-          </w:tcPr>
-          <w:p>
-            <w:pPr>
-              <w:spacing w:before="10" w:after="10"/>
-              <w:jc w:val="center"/>
-              <w:rPr>
-                <w:rFonts w:ascii="Times New Roman" w:hAnsi="Times New Roman" w:cs="Times New Roman"/>
-                <w:sz w:val="24"/>
-                <w:szCs w:val="24"/>
-              </w:rPr>
-            </w:pPr>
-            <w:r>
-              <w:rPr>
-                <w:rFonts w:ascii="Times New Roman" w:eastAsia="Calibri" w:hAnsi="Times New Roman" w:cs="Times New Roman"/>
-                <w:sz w:val="24"/>
-                <w:szCs w:val="24"/>
-              </w:rPr>
-              <w:t>1 ч</w:t>
-            </w:r>
-          </w:p>
-        </w:tc>
-        <w:tc>
-          <w:tcPr>
-            <w:tcW w:w="1400" w:type="dxa"/>
-            <w:tcBorders>
-              <w:top w:val="single" w:sz="4" w:space="0" w:color="999999"/>
-              <w:left w:val="single" w:sz="4" w:space="0" w:color="999999"/>
-              <w:bottom w:val="single" w:sz="4" w:space="0" w:color="999999"/>
-              <w:right w:val="single" w:sz="4" w:space="0" w:color="999999"/>
-            </w:tcBorders>
-            <w:tcMar>
-              <w:top w:w="30" w:type="dxa"/>
-              <w:left w:w="100" w:type="dxa"/>
-              <w:bottom w:w="30" w:type="dxa"/>
-              <w:right w:w="80" w:type="dxa"/>
-            </w:tcMar>
-            <w:vAlign w:val="center"/>
-          </w:tcPr>
-          <w:p>
-            <w:pPr>
-              <w:spacing w:before="10" w:after="10"/>
-              <w:jc w:val="center"/>
-              <w:rPr>
-                <w:rFonts w:ascii="Times New Roman" w:hAnsi="Times New Roman" w:cs="Times New Roman"/>
-                <w:sz w:val="24"/>
-                <w:szCs w:val="24"/>
-                <w:lang w:val="en-US"/>
-              </w:rPr>
-            </w:pPr>
-            <w:r>
-              <w:rPr>
-                <w:rFonts w:ascii="Times New Roman" w:hAnsi="Times New Roman" w:cs="Times New Roman"/>
-                <w:sz w:val="24"/>
-                <w:szCs w:val="24"/>
-                <w:lang w:val="en-US"/>
-              </w:rPr>
-              <w:t>14.11.26</w:t>
-            </w:r>
-          </w:p>
-        </w:tc>
-      </w:tr>
-      <w:tr>
-        <w:tblPrEx>
-          <w:tblCellMar>
-            <w:top w:w="0" w:type="dxa"/>
-            <w:bottom w:w="0" w:type="dxa"/>
-          </w:tblCellMar>
-        </w:tblPrEx>
-        <w:tc>
-          <w:tcPr>
-            <w:tcW w:w="640" w:type="dxa"/>
-            <w:tcBorders>
-              <w:top w:val="single" w:sz="4" w:space="0" w:color="999999"/>
-              <w:left w:val="single" w:sz="4" w:space="0" w:color="999999"/>
-              <w:bottom w:val="single" w:sz="4" w:space="0" w:color="999999"/>
-              <w:right w:val="single" w:sz="4" w:space="0" w:color="999999"/>
-            </w:tcBorders>
-            <w:tcMar>
-              <w:top w:w="30" w:type="dxa"/>
-              <w:left w:w="100" w:type="dxa"/>
-              <w:bottom w:w="30" w:type="dxa"/>
-              <w:right w:w="80" w:type="dxa"/>
-            </w:tcMar>
-            <w:vAlign w:val="center"/>
-          </w:tcPr>
-          <w:p>
-            <w:pPr>
-              <w:spacing w:before="10" w:after="10"/>
-              <w:jc w:val="center"/>
-              <w:rPr>
-                <w:rFonts w:ascii="Times New Roman" w:hAnsi="Times New Roman" w:cs="Times New Roman"/>
-                <w:sz w:val="24"/>
-                <w:szCs w:val="24"/>
-              </w:rPr>
-            </w:pPr>
-            <w:r>
-              <w:rPr>
-                <w:rFonts w:ascii="Times New Roman" w:eastAsia="Calibri" w:hAnsi="Times New Roman" w:cs="Times New Roman"/>
-                <w:sz w:val="24"/>
-                <w:szCs w:val="24"/>
-              </w:rPr>
-              <w:t>23</w:t>
-            </w:r>
-          </w:p>
-        </w:tc>
-        <w:tc>
-          <w:tcPr>
-            <w:tcW w:w="7526" w:type="dxa"/>
-            <w:tcBorders>
-              <w:top w:val="single" w:sz="4" w:space="0" w:color="999999"/>
-              <w:left w:val="single" w:sz="4" w:space="0" w:color="999999"/>
-              <w:bottom w:val="single" w:sz="4" w:space="0" w:color="999999"/>
-              <w:right w:val="single" w:sz="4" w:space="0" w:color="999999"/>
-            </w:tcBorders>
-            <w:tcMar>
-              <w:top w:w="30" w:type="dxa"/>
-              <w:left w:w="100" w:type="dxa"/>
-              <w:bottom w:w="30" w:type="dxa"/>
-              <w:right w:w="80" w:type="dxa"/>
-            </w:tcMar>
-            <w:vAlign w:val="center"/>
-          </w:tcPr>
-          <w:p>
-            <w:pPr>
-              <w:spacing w:before="10" w:after="10"/>
-              <w:rPr>
-                <w:rFonts w:ascii="Times New Roman" w:hAnsi="Times New Roman" w:cs="Times New Roman"/>
-                <w:sz w:val="24"/>
-                <w:szCs w:val="24"/>
-              </w:rPr>
-            </w:pPr>
-            <w:r>
-              <w:rPr>
-                <w:rFonts w:ascii="Times New Roman" w:eastAsia="Calibri" w:hAnsi="Times New Roman" w:cs="Times New Roman"/>
-                <w:sz w:val="24"/>
-                <w:szCs w:val="24"/>
-              </w:rPr>
-              <w:t>Практическая работа: линейные программы (калькулятор)</w:t>
-            </w:r>
-          </w:p>
-        </w:tc>
-        <w:tc>
-          <w:tcPr>
-            <w:tcW w:w="900" w:type="dxa"/>
-            <w:tcBorders>
-              <w:top w:val="single" w:sz="4" w:space="0" w:color="999999"/>
-              <w:left w:val="single" w:sz="4" w:space="0" w:color="999999"/>
-              <w:bottom w:val="single" w:sz="4" w:space="0" w:color="999999"/>
-              <w:right w:val="single" w:sz="4" w:space="0" w:color="999999"/>
-            </w:tcBorders>
-            <w:tcMar>
-              <w:top w:w="30" w:type="dxa"/>
-              <w:left w:w="100" w:type="dxa"/>
-              <w:bottom w:w="30" w:type="dxa"/>
-              <w:right w:w="80" w:type="dxa"/>
-            </w:tcMar>
-            <w:vAlign w:val="center"/>
-          </w:tcPr>
-          <w:p>
-            <w:pPr>
-              <w:spacing w:before="10" w:after="10"/>
-              <w:jc w:val="center"/>
-              <w:rPr>
-                <w:rFonts w:ascii="Times New Roman" w:hAnsi="Times New Roman" w:cs="Times New Roman"/>
-                <w:sz w:val="24"/>
-                <w:szCs w:val="24"/>
-              </w:rPr>
-            </w:pPr>
-            <w:r>
-              <w:rPr>
-                <w:rFonts w:ascii="Times New Roman" w:eastAsia="Calibri" w:hAnsi="Times New Roman" w:cs="Times New Roman"/>
-                <w:sz w:val="24"/>
-                <w:szCs w:val="24"/>
-              </w:rPr>
-              <w:t>1 ч</w:t>
-            </w:r>
-          </w:p>
-        </w:tc>
-        <w:tc>
-          <w:tcPr>
-            <w:tcW w:w="1400" w:type="dxa"/>
-            <w:tcBorders>
-              <w:top w:val="single" w:sz="4" w:space="0" w:color="999999"/>
-              <w:left w:val="single" w:sz="4" w:space="0" w:color="999999"/>
-              <w:bottom w:val="single" w:sz="4" w:space="0" w:color="999999"/>
-              <w:right w:val="single" w:sz="4" w:space="0" w:color="999999"/>
-            </w:tcBorders>
-            <w:tcMar>
-              <w:top w:w="30" w:type="dxa"/>
-              <w:left w:w="100" w:type="dxa"/>
-              <w:bottom w:w="30" w:type="dxa"/>
-              <w:right w:w="80" w:type="dxa"/>
-            </w:tcMar>
-            <w:vAlign w:val="center"/>
-          </w:tcPr>
-          <w:p>
-            <w:pPr>
-              <w:spacing w:before="10" w:after="10"/>
-              <w:jc w:val="center"/>
-              <w:rPr>
-                <w:rFonts w:ascii="Times New Roman" w:hAnsi="Times New Roman" w:cs="Times New Roman"/>
-                <w:sz w:val="24"/>
-                <w:szCs w:val="24"/>
-                <w:lang w:val="en-US"/>
-              </w:rPr>
-            </w:pPr>
-            <w:r>
-              <w:rPr>
-                <w:rFonts w:ascii="Times New Roman" w:hAnsi="Times New Roman" w:cs="Times New Roman"/>
-                <w:sz w:val="24"/>
-                <w:szCs w:val="24"/>
-                <w:lang w:val="en-US"/>
-              </w:rPr>
-              <w:t>21.11.26</w:t>
-            </w:r>
-          </w:p>
-        </w:tc>
-      </w:tr>
-      <w:tr>
-        <w:tblPrEx>
-          <w:tblCellMar>
-            <w:top w:w="0" w:type="dxa"/>
-            <w:bottom w:w="0" w:type="dxa"/>
-          </w:tblCellMar>
-        </w:tblPrEx>
-        <w:tc>
-          <w:tcPr>
-            <w:tcW w:w="640" w:type="dxa"/>
-            <w:tcBorders>
-              <w:top w:val="single" w:sz="4" w:space="0" w:color="999999"/>
-              <w:left w:val="single" w:sz="4" w:space="0" w:color="999999"/>
-              <w:bottom w:val="single" w:sz="4" w:space="0" w:color="999999"/>
-              <w:right w:val="single" w:sz="4" w:space="0" w:color="999999"/>
-            </w:tcBorders>
-            <w:tcMar>
-              <w:top w:w="30" w:type="dxa"/>
-              <w:left w:w="100" w:type="dxa"/>
-              <w:bottom w:w="30" w:type="dxa"/>
-              <w:right w:w="80" w:type="dxa"/>
-            </w:tcMar>
-            <w:vAlign w:val="center"/>
-          </w:tcPr>
-          <w:p>
-            <w:pPr>
-              <w:spacing w:before="10" w:after="10"/>
-              <w:jc w:val="center"/>
-              <w:rPr>
-                <w:rFonts w:ascii="Times New Roman" w:hAnsi="Times New Roman" w:cs="Times New Roman"/>
-                <w:sz w:val="24"/>
-                <w:szCs w:val="24"/>
-              </w:rPr>
-            </w:pPr>
-            <w:r>
-              <w:rPr>
-                <w:rFonts w:ascii="Times New Roman" w:eastAsia="Calibri" w:hAnsi="Times New Roman" w:cs="Times New Roman"/>
-                <w:sz w:val="24"/>
-                <w:szCs w:val="24"/>
-              </w:rPr>
-              <w:t>24</w:t>
-            </w:r>
-          </w:p>
-        </w:tc>
-        <w:tc>
-          <w:tcPr>
-            <w:tcW w:w="7526" w:type="dxa"/>
-            <w:tcBorders>
-              <w:top w:val="single" w:sz="4" w:space="0" w:color="999999"/>
-              <w:left w:val="single" w:sz="4" w:space="0" w:color="999999"/>
-              <w:bottom w:val="single" w:sz="4" w:space="0" w:color="999999"/>
-              <w:right w:val="single" w:sz="4" w:space="0" w:color="999999"/>
-            </w:tcBorders>
-            <w:tcMar>
-              <w:top w:w="30" w:type="dxa"/>
-              <w:left w:w="100" w:type="dxa"/>
-              <w:bottom w:w="30" w:type="dxa"/>
-              <w:right w:w="80" w:type="dxa"/>
-            </w:tcMar>
-            <w:vAlign w:val="center"/>
-          </w:tcPr>
-          <w:p>
-            <w:pPr>
-              <w:spacing w:before="10" w:after="10"/>
-              <w:rPr>
-                <w:rFonts w:ascii="Times New Roman" w:hAnsi="Times New Roman" w:cs="Times New Roman"/>
-                <w:sz w:val="24"/>
-                <w:szCs w:val="24"/>
-              </w:rPr>
-            </w:pPr>
-            <w:r>
-              <w:rPr>
-                <w:rFonts w:ascii="Times New Roman" w:eastAsia="Calibri" w:hAnsi="Times New Roman" w:cs="Times New Roman"/>
-                <w:sz w:val="24"/>
-                <w:szCs w:val="24"/>
-              </w:rPr>
-              <w:t>Операторы сравнения и логические выражения</w:t>
-            </w:r>
-          </w:p>
-        </w:tc>
-        <w:tc>
-          <w:tcPr>
-            <w:tcW w:w="900" w:type="dxa"/>
-            <w:tcBorders>
-              <w:top w:val="single" w:sz="4" w:space="0" w:color="999999"/>
-              <w:left w:val="single" w:sz="4" w:space="0" w:color="999999"/>
-              <w:bottom w:val="single" w:sz="4" w:space="0" w:color="999999"/>
-              <w:right w:val="single" w:sz="4" w:space="0" w:color="999999"/>
-            </w:tcBorders>
-            <w:tcMar>
-              <w:top w:w="30" w:type="dxa"/>
-              <w:left w:w="100" w:type="dxa"/>
-              <w:bottom w:w="30" w:type="dxa"/>
-              <w:right w:w="80" w:type="dxa"/>
-            </w:tcMar>
-            <w:vAlign w:val="center"/>
-          </w:tcPr>
-          <w:p>
-            <w:pPr>
-              <w:spacing w:before="10" w:after="10"/>
-              <w:jc w:val="center"/>
-              <w:rPr>
-                <w:rFonts w:ascii="Times New Roman" w:hAnsi="Times New Roman" w:cs="Times New Roman"/>
-                <w:sz w:val="24"/>
-                <w:szCs w:val="24"/>
-              </w:rPr>
-            </w:pPr>
-            <w:r>
-              <w:rPr>
-                <w:rFonts w:ascii="Times New Roman" w:eastAsia="Calibri" w:hAnsi="Times New Roman" w:cs="Times New Roman"/>
-                <w:sz w:val="24"/>
-                <w:szCs w:val="24"/>
-              </w:rPr>
-              <w:t>1 ч</w:t>
-            </w:r>
-          </w:p>
-        </w:tc>
-        <w:tc>
-          <w:tcPr>
-            <w:tcW w:w="1400" w:type="dxa"/>
-            <w:tcBorders>
-              <w:top w:val="single" w:sz="4" w:space="0" w:color="999999"/>
-              <w:left w:val="single" w:sz="4" w:space="0" w:color="999999"/>
-              <w:bottom w:val="single" w:sz="4" w:space="0" w:color="999999"/>
-              <w:right w:val="single" w:sz="4" w:space="0" w:color="999999"/>
-            </w:tcBorders>
-            <w:tcMar>
-              <w:top w:w="30" w:type="dxa"/>
-              <w:left w:w="100" w:type="dxa"/>
-              <w:bottom w:w="30" w:type="dxa"/>
-              <w:right w:w="80" w:type="dxa"/>
-            </w:tcMar>
-            <w:vAlign w:val="center"/>
-          </w:tcPr>
-          <w:p>
-            <w:pPr>
-              <w:spacing w:before="10" w:after="10"/>
-              <w:jc w:val="center"/>
-              <w:rPr>
-                <w:rFonts w:ascii="Times New Roman" w:hAnsi="Times New Roman" w:cs="Times New Roman"/>
-                <w:sz w:val="24"/>
-                <w:szCs w:val="24"/>
-                <w:lang w:val="en-US"/>
-              </w:rPr>
-            </w:pPr>
-            <w:r>
-              <w:rPr>
-                <w:rFonts w:ascii="Times New Roman" w:hAnsi="Times New Roman" w:cs="Times New Roman"/>
-                <w:sz w:val="24"/>
-                <w:szCs w:val="24"/>
-                <w:lang w:val="en-US"/>
-              </w:rPr>
-              <w:t>21.11.26</w:t>
-            </w:r>
-          </w:p>
-        </w:tc>
-      </w:tr>
-      <w:tr>
-        <w:tblPrEx>
-          <w:tblCellMar>
-            <w:top w:w="0" w:type="dxa"/>
-            <w:bottom w:w="0" w:type="dxa"/>
-          </w:tblCellMar>
-        </w:tblPrEx>
-        <w:tc>
-          <w:tcPr>
-            <w:tcW w:w="640" w:type="dxa"/>
-            <w:tcBorders>
-              <w:top w:val="single" w:sz="4" w:space="0" w:color="999999"/>
-              <w:left w:val="single" w:sz="4" w:space="0" w:color="999999"/>
-              <w:bottom w:val="single" w:sz="4" w:space="0" w:color="999999"/>
-              <w:right w:val="single" w:sz="4" w:space="0" w:color="999999"/>
-            </w:tcBorders>
-            <w:tcMar>
-              <w:top w:w="30" w:type="dxa"/>
-              <w:left w:w="100" w:type="dxa"/>
-              <w:bottom w:w="30" w:type="dxa"/>
-              <w:right w:w="80" w:type="dxa"/>
-            </w:tcMar>
-            <w:vAlign w:val="center"/>
-          </w:tcPr>
-          <w:p>
-            <w:pPr>
-              <w:spacing w:before="10" w:after="10"/>
-              <w:jc w:val="center"/>
-              <w:rPr>
-                <w:rFonts w:ascii="Times New Roman" w:hAnsi="Times New Roman" w:cs="Times New Roman"/>
-                <w:sz w:val="24"/>
-                <w:szCs w:val="24"/>
-              </w:rPr>
-            </w:pPr>
-            <w:r>
-              <w:rPr>
-                <w:rFonts w:ascii="Times New Roman" w:eastAsia="Calibri" w:hAnsi="Times New Roman" w:cs="Times New Roman"/>
-                <w:sz w:val="24"/>
-                <w:szCs w:val="24"/>
-              </w:rPr>
-              <w:t>25</w:t>
-            </w:r>
-          </w:p>
-        </w:tc>
-        <w:tc>
-          <w:tcPr>
-            <w:tcW w:w="7526" w:type="dxa"/>
-            <w:tcBorders>
-              <w:top w:val="single" w:sz="4" w:space="0" w:color="999999"/>
-              <w:left w:val="single" w:sz="4" w:space="0" w:color="999999"/>
-              <w:bottom w:val="single" w:sz="4" w:space="0" w:color="999999"/>
-              <w:right w:val="single" w:sz="4" w:space="0" w:color="999999"/>
-            </w:tcBorders>
-            <w:tcMar>
-              <w:top w:w="30" w:type="dxa"/>
-              <w:left w:w="100" w:type="dxa"/>
-              <w:bottom w:w="30" w:type="dxa"/>
-              <w:right w:w="80" w:type="dxa"/>
-            </w:tcMar>
-            <w:vAlign w:val="center"/>
-          </w:tcPr>
-          <w:p>
-            <w:pPr>
-              <w:spacing w:before="10" w:after="10"/>
-              <w:rPr>
-                <w:rFonts w:ascii="Times New Roman" w:hAnsi="Times New Roman" w:cs="Times New Roman"/>
-                <w:sz w:val="24"/>
-                <w:szCs w:val="24"/>
-                <w:lang w:val="en-US"/>
-              </w:rPr>
-            </w:pPr>
-            <w:r>
-              <w:rPr>
-                <w:rFonts w:ascii="Times New Roman" w:eastAsia="Calibri" w:hAnsi="Times New Roman" w:cs="Times New Roman"/>
-                <w:sz w:val="24"/>
-                <w:szCs w:val="24"/>
-              </w:rPr>
-              <w:t>Условный</w:t>
-            </w:r>
-            <w:r>
-              <w:rPr>
-                <w:rFonts w:ascii="Times New Roman" w:eastAsia="Calibri" w:hAnsi="Times New Roman" w:cs="Times New Roman"/>
-                <w:sz w:val="24"/>
-                <w:szCs w:val="24"/>
-                <w:lang w:val="en-US"/>
-              </w:rPr>
-              <w:t xml:space="preserve"> </w:t>
-            </w:r>
-            <w:r>
-              <w:rPr>
-                <w:rFonts w:ascii="Times New Roman" w:eastAsia="Calibri" w:hAnsi="Times New Roman" w:cs="Times New Roman"/>
-                <w:sz w:val="24"/>
-                <w:szCs w:val="24"/>
-              </w:rPr>
-              <w:t>оператор</w:t>
-            </w:r>
-            <w:r>
-              <w:rPr>
-                <w:rFonts w:ascii="Times New Roman" w:eastAsia="Calibri" w:hAnsi="Times New Roman" w:cs="Times New Roman"/>
-                <w:sz w:val="24"/>
-                <w:szCs w:val="24"/>
-                <w:lang w:val="en-US"/>
-              </w:rPr>
-              <w:t>: if, if–else, if–</w:t>
-            </w:r>
-            <w:proofErr w:type="spellStart"/>
-            <w:r>
-              <w:rPr>
-                <w:rFonts w:ascii="Times New Roman" w:eastAsia="Calibri" w:hAnsi="Times New Roman" w:cs="Times New Roman"/>
-                <w:sz w:val="24"/>
-                <w:szCs w:val="24"/>
-                <w:lang w:val="en-US"/>
-              </w:rPr>
-              <w:t>elif</w:t>
-            </w:r>
-            <w:proofErr w:type="spellEnd"/>
-            <w:r>
-              <w:rPr>
-                <w:rFonts w:ascii="Times New Roman" w:eastAsia="Calibri" w:hAnsi="Times New Roman" w:cs="Times New Roman"/>
-                <w:sz w:val="24"/>
-                <w:szCs w:val="24"/>
-                <w:lang w:val="en-US"/>
-              </w:rPr>
-              <w:t>–else</w:t>
-            </w:r>
-          </w:p>
-        </w:tc>
-        <w:tc>
-          <w:tcPr>
-            <w:tcW w:w="900" w:type="dxa"/>
-            <w:tcBorders>
-              <w:top w:val="single" w:sz="4" w:space="0" w:color="999999"/>
-              <w:left w:val="single" w:sz="4" w:space="0" w:color="999999"/>
-              <w:bottom w:val="single" w:sz="4" w:space="0" w:color="999999"/>
-              <w:right w:val="single" w:sz="4" w:space="0" w:color="999999"/>
-            </w:tcBorders>
-            <w:tcMar>
-              <w:top w:w="30" w:type="dxa"/>
-              <w:left w:w="100" w:type="dxa"/>
-              <w:bottom w:w="30" w:type="dxa"/>
-              <w:right w:w="80" w:type="dxa"/>
-            </w:tcMar>
-            <w:vAlign w:val="center"/>
-          </w:tcPr>
-          <w:p>
-            <w:pPr>
-              <w:spacing w:before="10" w:after="10"/>
-              <w:jc w:val="center"/>
-              <w:rPr>
-                <w:rFonts w:ascii="Times New Roman" w:hAnsi="Times New Roman" w:cs="Times New Roman"/>
-                <w:sz w:val="24"/>
-                <w:szCs w:val="24"/>
-              </w:rPr>
-            </w:pPr>
-            <w:r>
-              <w:rPr>
-                <w:rFonts w:ascii="Times New Roman" w:eastAsia="Calibri" w:hAnsi="Times New Roman" w:cs="Times New Roman"/>
-                <w:sz w:val="24"/>
-                <w:szCs w:val="24"/>
-              </w:rPr>
-              <w:t>1 ч</w:t>
-            </w:r>
-          </w:p>
-        </w:tc>
-        <w:tc>
-          <w:tcPr>
-            <w:tcW w:w="1400" w:type="dxa"/>
-            <w:tcBorders>
-              <w:top w:val="single" w:sz="4" w:space="0" w:color="999999"/>
-              <w:left w:val="single" w:sz="4" w:space="0" w:color="999999"/>
-              <w:bottom w:val="single" w:sz="4" w:space="0" w:color="999999"/>
-              <w:right w:val="single" w:sz="4" w:space="0" w:color="999999"/>
-            </w:tcBorders>
-            <w:tcMar>
-              <w:top w:w="30" w:type="dxa"/>
-              <w:left w:w="100" w:type="dxa"/>
-              <w:bottom w:w="30" w:type="dxa"/>
-              <w:right w:w="80" w:type="dxa"/>
-            </w:tcMar>
-            <w:vAlign w:val="center"/>
-          </w:tcPr>
-          <w:p>
-            <w:pPr>
-              <w:spacing w:before="10" w:after="10"/>
-              <w:jc w:val="center"/>
-              <w:rPr>
-                <w:rFonts w:ascii="Times New Roman" w:hAnsi="Times New Roman" w:cs="Times New Roman"/>
-                <w:sz w:val="24"/>
-                <w:szCs w:val="24"/>
-                <w:lang w:val="en-US"/>
-              </w:rPr>
-            </w:pPr>
-            <w:r>
-              <w:rPr>
-                <w:rFonts w:ascii="Times New Roman" w:hAnsi="Times New Roman" w:cs="Times New Roman"/>
-                <w:sz w:val="24"/>
-                <w:szCs w:val="24"/>
-                <w:lang w:val="en-US"/>
-              </w:rPr>
-              <w:t>28.11.26</w:t>
-            </w:r>
-          </w:p>
-        </w:tc>
-      </w:tr>
-      <w:tr>
-        <w:tblPrEx>
-          <w:tblCellMar>
-            <w:top w:w="0" w:type="dxa"/>
-            <w:bottom w:w="0" w:type="dxa"/>
-          </w:tblCellMar>
-        </w:tblPrEx>
-        <w:tc>
-          <w:tcPr>
-            <w:tcW w:w="640" w:type="dxa"/>
-            <w:tcBorders>
-              <w:top w:val="single" w:sz="4" w:space="0" w:color="999999"/>
-              <w:left w:val="single" w:sz="4" w:space="0" w:color="999999"/>
-              <w:bottom w:val="single" w:sz="4" w:space="0" w:color="999999"/>
-              <w:right w:val="single" w:sz="4" w:space="0" w:color="999999"/>
-            </w:tcBorders>
-            <w:tcMar>
-              <w:top w:w="30" w:type="dxa"/>
-              <w:left w:w="100" w:type="dxa"/>
-              <w:bottom w:w="30" w:type="dxa"/>
-              <w:right w:w="80" w:type="dxa"/>
-            </w:tcMar>
-            <w:vAlign w:val="center"/>
-          </w:tcPr>
-          <w:p>
-            <w:pPr>
-              <w:spacing w:before="10" w:after="10"/>
-              <w:jc w:val="center"/>
-              <w:rPr>
-                <w:rFonts w:ascii="Times New Roman" w:hAnsi="Times New Roman" w:cs="Times New Roman"/>
-                <w:sz w:val="24"/>
-                <w:szCs w:val="24"/>
-              </w:rPr>
-            </w:pPr>
-            <w:r>
-              <w:rPr>
-                <w:rFonts w:ascii="Times New Roman" w:eastAsia="Calibri" w:hAnsi="Times New Roman" w:cs="Times New Roman"/>
-                <w:sz w:val="24"/>
-                <w:szCs w:val="24"/>
-              </w:rPr>
-              <w:t>26</w:t>
-            </w:r>
-          </w:p>
-        </w:tc>
-        <w:tc>
-          <w:tcPr>
-            <w:tcW w:w="7526" w:type="dxa"/>
-            <w:tcBorders>
-              <w:top w:val="single" w:sz="4" w:space="0" w:color="999999"/>
-              <w:left w:val="single" w:sz="4" w:space="0" w:color="999999"/>
-              <w:bottom w:val="single" w:sz="4" w:space="0" w:color="999999"/>
-              <w:right w:val="single" w:sz="4" w:space="0" w:color="999999"/>
-            </w:tcBorders>
-            <w:tcMar>
-              <w:top w:w="30" w:type="dxa"/>
-              <w:left w:w="100" w:type="dxa"/>
-              <w:bottom w:w="30" w:type="dxa"/>
-              <w:right w:w="80" w:type="dxa"/>
-            </w:tcMar>
-            <w:vAlign w:val="center"/>
-          </w:tcPr>
-          <w:p>
-            <w:pPr>
-              <w:spacing w:before="10" w:after="10"/>
-              <w:rPr>
-                <w:rFonts w:ascii="Times New Roman" w:hAnsi="Times New Roman" w:cs="Times New Roman"/>
-                <w:sz w:val="24"/>
-                <w:szCs w:val="24"/>
-              </w:rPr>
-            </w:pPr>
-            <w:r>
-              <w:rPr>
-                <w:rFonts w:ascii="Times New Roman" w:eastAsia="Calibri" w:hAnsi="Times New Roman" w:cs="Times New Roman"/>
-                <w:sz w:val="24"/>
-                <w:szCs w:val="24"/>
-              </w:rPr>
-              <w:t>Вложенные условия. Мини-кейс «умный дом»: автоматика по условию</w:t>
-            </w:r>
-          </w:p>
-        </w:tc>
-        <w:tc>
-          <w:tcPr>
-            <w:tcW w:w="900" w:type="dxa"/>
-            <w:tcBorders>
-              <w:top w:val="single" w:sz="4" w:space="0" w:color="999999"/>
-              <w:left w:val="single" w:sz="4" w:space="0" w:color="999999"/>
-              <w:bottom w:val="single" w:sz="4" w:space="0" w:color="999999"/>
-              <w:right w:val="single" w:sz="4" w:space="0" w:color="999999"/>
-            </w:tcBorders>
-            <w:tcMar>
-              <w:top w:w="30" w:type="dxa"/>
-              <w:left w:w="100" w:type="dxa"/>
-              <w:bottom w:w="30" w:type="dxa"/>
-              <w:right w:w="80" w:type="dxa"/>
-            </w:tcMar>
-            <w:vAlign w:val="center"/>
-          </w:tcPr>
-          <w:p>
-            <w:pPr>
-              <w:spacing w:before="10" w:after="10"/>
-              <w:jc w:val="center"/>
-              <w:rPr>
-                <w:rFonts w:ascii="Times New Roman" w:hAnsi="Times New Roman" w:cs="Times New Roman"/>
-                <w:sz w:val="24"/>
-                <w:szCs w:val="24"/>
-              </w:rPr>
-            </w:pPr>
-            <w:r>
-              <w:rPr>
-                <w:rFonts w:ascii="Times New Roman" w:eastAsia="Calibri" w:hAnsi="Times New Roman" w:cs="Times New Roman"/>
-                <w:sz w:val="24"/>
-                <w:szCs w:val="24"/>
-              </w:rPr>
-              <w:t>1 ч</w:t>
-            </w:r>
-          </w:p>
-        </w:tc>
-        <w:tc>
-          <w:tcPr>
-            <w:tcW w:w="1400" w:type="dxa"/>
-            <w:tcBorders>
-              <w:top w:val="single" w:sz="4" w:space="0" w:color="999999"/>
-              <w:left w:val="single" w:sz="4" w:space="0" w:color="999999"/>
-              <w:bottom w:val="single" w:sz="4" w:space="0" w:color="999999"/>
-              <w:right w:val="single" w:sz="4" w:space="0" w:color="999999"/>
-            </w:tcBorders>
-            <w:tcMar>
-              <w:top w:w="30" w:type="dxa"/>
-              <w:left w:w="100" w:type="dxa"/>
-              <w:bottom w:w="30" w:type="dxa"/>
-              <w:right w:w="80" w:type="dxa"/>
-            </w:tcMar>
-            <w:vAlign w:val="center"/>
-          </w:tcPr>
-          <w:p>
-            <w:pPr>
-              <w:spacing w:before="10" w:after="10"/>
-              <w:jc w:val="center"/>
-              <w:rPr>
-                <w:rFonts w:ascii="Times New Roman" w:hAnsi="Times New Roman" w:cs="Times New Roman"/>
-                <w:sz w:val="24"/>
-                <w:szCs w:val="24"/>
-                <w:lang w:val="en-US"/>
-              </w:rPr>
-            </w:pPr>
-            <w:r>
-              <w:rPr>
-                <w:rFonts w:ascii="Times New Roman" w:hAnsi="Times New Roman" w:cs="Times New Roman"/>
-                <w:sz w:val="24"/>
-                <w:szCs w:val="24"/>
-                <w:lang w:val="en-US"/>
-              </w:rPr>
-              <w:t>5.12.26</w:t>
-            </w:r>
-          </w:p>
-        </w:tc>
-      </w:tr>
-      <w:tr>
-        <w:tblPrEx>
-          <w:tblCellMar>
-            <w:top w:w="0" w:type="dxa"/>
-            <w:bottom w:w="0" w:type="dxa"/>
-          </w:tblCellMar>
-        </w:tblPrEx>
-        <w:tc>
-          <w:tcPr>
-            <w:tcW w:w="640" w:type="dxa"/>
-            <w:tcBorders>
-              <w:top w:val="single" w:sz="4" w:space="0" w:color="999999"/>
-              <w:left w:val="single" w:sz="4" w:space="0" w:color="999999"/>
-              <w:bottom w:val="single" w:sz="4" w:space="0" w:color="999999"/>
-              <w:right w:val="single" w:sz="4" w:space="0" w:color="999999"/>
-            </w:tcBorders>
-            <w:tcMar>
-              <w:top w:w="30" w:type="dxa"/>
-              <w:left w:w="100" w:type="dxa"/>
-              <w:bottom w:w="30" w:type="dxa"/>
-              <w:right w:w="80" w:type="dxa"/>
-            </w:tcMar>
-            <w:vAlign w:val="center"/>
-          </w:tcPr>
-          <w:p>
-            <w:pPr>
-              <w:spacing w:before="10" w:after="10"/>
-              <w:jc w:val="center"/>
-              <w:rPr>
-                <w:rFonts w:ascii="Times New Roman" w:hAnsi="Times New Roman" w:cs="Times New Roman"/>
-                <w:sz w:val="24"/>
-                <w:szCs w:val="24"/>
-              </w:rPr>
-            </w:pPr>
-            <w:r>
-              <w:rPr>
-                <w:rFonts w:ascii="Times New Roman" w:eastAsia="Calibri" w:hAnsi="Times New Roman" w:cs="Times New Roman"/>
-                <w:sz w:val="24"/>
-                <w:szCs w:val="24"/>
-              </w:rPr>
-              <w:t>27</w:t>
-            </w:r>
-          </w:p>
-        </w:tc>
-        <w:tc>
-          <w:tcPr>
-            <w:tcW w:w="7526" w:type="dxa"/>
-            <w:tcBorders>
-              <w:top w:val="single" w:sz="4" w:space="0" w:color="999999"/>
-              <w:left w:val="single" w:sz="4" w:space="0" w:color="999999"/>
-              <w:bottom w:val="single" w:sz="4" w:space="0" w:color="999999"/>
-              <w:right w:val="single" w:sz="4" w:space="0" w:color="999999"/>
-            </w:tcBorders>
-            <w:tcMar>
-              <w:top w:w="30" w:type="dxa"/>
-              <w:left w:w="100" w:type="dxa"/>
-              <w:bottom w:w="30" w:type="dxa"/>
-              <w:right w:w="80" w:type="dxa"/>
-            </w:tcMar>
-            <w:vAlign w:val="center"/>
-          </w:tcPr>
-          <w:p>
-            <w:pPr>
-              <w:spacing w:before="10" w:after="10"/>
-              <w:rPr>
-                <w:rFonts w:ascii="Times New Roman" w:hAnsi="Times New Roman" w:cs="Times New Roman"/>
-                <w:sz w:val="24"/>
-                <w:szCs w:val="24"/>
-              </w:rPr>
-            </w:pPr>
-            <w:r>
-              <w:rPr>
-                <w:rFonts w:ascii="Times New Roman" w:eastAsia="Calibri" w:hAnsi="Times New Roman" w:cs="Times New Roman"/>
-                <w:sz w:val="24"/>
-                <w:szCs w:val="24"/>
-              </w:rPr>
-              <w:t xml:space="preserve">Цикл с условием: </w:t>
-            </w:r>
-            <w:proofErr w:type="spellStart"/>
-            <w:r>
-              <w:rPr>
-                <w:rFonts w:ascii="Times New Roman" w:eastAsia="Calibri" w:hAnsi="Times New Roman" w:cs="Times New Roman"/>
-                <w:sz w:val="24"/>
-                <w:szCs w:val="24"/>
-              </w:rPr>
-              <w:t>while</w:t>
-            </w:r>
-            <w:proofErr w:type="spellEnd"/>
-          </w:p>
-        </w:tc>
-        <w:tc>
-          <w:tcPr>
-            <w:tcW w:w="900" w:type="dxa"/>
-            <w:tcBorders>
-              <w:top w:val="single" w:sz="4" w:space="0" w:color="999999"/>
-              <w:left w:val="single" w:sz="4" w:space="0" w:color="999999"/>
-              <w:bottom w:val="single" w:sz="4" w:space="0" w:color="999999"/>
-              <w:right w:val="single" w:sz="4" w:space="0" w:color="999999"/>
-            </w:tcBorders>
-            <w:tcMar>
-              <w:top w:w="30" w:type="dxa"/>
-              <w:left w:w="100" w:type="dxa"/>
-              <w:bottom w:w="30" w:type="dxa"/>
-              <w:right w:w="80" w:type="dxa"/>
-            </w:tcMar>
-            <w:vAlign w:val="center"/>
-          </w:tcPr>
-          <w:p>
-            <w:pPr>
-              <w:spacing w:before="10" w:after="10"/>
-              <w:jc w:val="center"/>
-              <w:rPr>
-                <w:rFonts w:ascii="Times New Roman" w:hAnsi="Times New Roman" w:cs="Times New Roman"/>
-                <w:sz w:val="24"/>
-                <w:szCs w:val="24"/>
-              </w:rPr>
-            </w:pPr>
-            <w:r>
-              <w:rPr>
-                <w:rFonts w:ascii="Times New Roman" w:eastAsia="Calibri" w:hAnsi="Times New Roman" w:cs="Times New Roman"/>
-                <w:sz w:val="24"/>
-                <w:szCs w:val="24"/>
-              </w:rPr>
-              <w:t>1 ч</w:t>
-            </w:r>
-          </w:p>
-        </w:tc>
-        <w:tc>
-          <w:tcPr>
-            <w:tcW w:w="1400" w:type="dxa"/>
-            <w:tcBorders>
-              <w:top w:val="single" w:sz="4" w:space="0" w:color="999999"/>
-              <w:left w:val="single" w:sz="4" w:space="0" w:color="999999"/>
-              <w:bottom w:val="single" w:sz="4" w:space="0" w:color="999999"/>
-              <w:right w:val="single" w:sz="4" w:space="0" w:color="999999"/>
-            </w:tcBorders>
-            <w:tcMar>
-              <w:top w:w="30" w:type="dxa"/>
-              <w:left w:w="100" w:type="dxa"/>
-              <w:bottom w:w="30" w:type="dxa"/>
-              <w:right w:w="80" w:type="dxa"/>
-            </w:tcMar>
-            <w:vAlign w:val="center"/>
-          </w:tcPr>
-          <w:p>
-            <w:pPr>
-              <w:spacing w:before="10" w:after="10"/>
-              <w:jc w:val="center"/>
-              <w:rPr>
-                <w:rFonts w:ascii="Times New Roman" w:hAnsi="Times New Roman" w:cs="Times New Roman"/>
-                <w:sz w:val="24"/>
-                <w:szCs w:val="24"/>
-                <w:lang w:val="en-US"/>
-              </w:rPr>
-            </w:pPr>
-            <w:r>
-              <w:rPr>
-                <w:rFonts w:ascii="Times New Roman" w:hAnsi="Times New Roman" w:cs="Times New Roman"/>
-                <w:sz w:val="24"/>
-                <w:szCs w:val="24"/>
-                <w:lang w:val="en-US"/>
-              </w:rPr>
-              <w:t>5.12.26</w:t>
-            </w:r>
-          </w:p>
-        </w:tc>
-      </w:tr>
-      <w:tr>
-        <w:tblPrEx>
-          <w:tblCellMar>
-            <w:top w:w="0" w:type="dxa"/>
-            <w:bottom w:w="0" w:type="dxa"/>
-          </w:tblCellMar>
-        </w:tblPrEx>
-        <w:tc>
-          <w:tcPr>
-            <w:tcW w:w="640" w:type="dxa"/>
-            <w:tcBorders>
-              <w:top w:val="single" w:sz="4" w:space="0" w:color="999999"/>
-              <w:left w:val="single" w:sz="4" w:space="0" w:color="999999"/>
-              <w:bottom w:val="single" w:sz="4" w:space="0" w:color="999999"/>
-              <w:right w:val="single" w:sz="4" w:space="0" w:color="999999"/>
-            </w:tcBorders>
-            <w:tcMar>
-              <w:top w:w="30" w:type="dxa"/>
-              <w:left w:w="100" w:type="dxa"/>
-              <w:bottom w:w="30" w:type="dxa"/>
-              <w:right w:w="80" w:type="dxa"/>
-            </w:tcMar>
-            <w:vAlign w:val="center"/>
-          </w:tcPr>
-          <w:p>
-            <w:pPr>
-              <w:spacing w:before="10" w:after="10"/>
-              <w:jc w:val="center"/>
-              <w:rPr>
-                <w:rFonts w:ascii="Times New Roman" w:hAnsi="Times New Roman" w:cs="Times New Roman"/>
-                <w:sz w:val="24"/>
-                <w:szCs w:val="24"/>
-              </w:rPr>
-            </w:pPr>
-            <w:r>
-              <w:rPr>
-                <w:rFonts w:ascii="Times New Roman" w:eastAsia="Calibri" w:hAnsi="Times New Roman" w:cs="Times New Roman"/>
-                <w:sz w:val="24"/>
-                <w:szCs w:val="24"/>
-              </w:rPr>
-              <w:t>28</w:t>
-            </w:r>
-          </w:p>
-        </w:tc>
-        <w:tc>
-          <w:tcPr>
-            <w:tcW w:w="7526" w:type="dxa"/>
-            <w:tcBorders>
-              <w:top w:val="single" w:sz="4" w:space="0" w:color="999999"/>
-              <w:left w:val="single" w:sz="4" w:space="0" w:color="999999"/>
-              <w:bottom w:val="single" w:sz="4" w:space="0" w:color="999999"/>
-              <w:right w:val="single" w:sz="4" w:space="0" w:color="999999"/>
-            </w:tcBorders>
-            <w:tcMar>
-              <w:top w:w="30" w:type="dxa"/>
-              <w:left w:w="100" w:type="dxa"/>
-              <w:bottom w:w="30" w:type="dxa"/>
-              <w:right w:w="80" w:type="dxa"/>
-            </w:tcMar>
-            <w:vAlign w:val="center"/>
-          </w:tcPr>
-          <w:p>
-            <w:pPr>
-              <w:spacing w:before="10" w:after="10"/>
-              <w:rPr>
-                <w:rFonts w:ascii="Times New Roman" w:hAnsi="Times New Roman" w:cs="Times New Roman"/>
-                <w:sz w:val="24"/>
-                <w:szCs w:val="24"/>
-              </w:rPr>
-            </w:pPr>
-            <w:r>
-              <w:rPr>
-                <w:rFonts w:ascii="Times New Roman" w:eastAsia="Calibri" w:hAnsi="Times New Roman" w:cs="Times New Roman"/>
-                <w:sz w:val="24"/>
-                <w:szCs w:val="24"/>
-              </w:rPr>
-              <w:t xml:space="preserve">Цикл со счётчиком: </w:t>
-            </w:r>
-            <w:proofErr w:type="spellStart"/>
-            <w:r>
-              <w:rPr>
-                <w:rFonts w:ascii="Times New Roman" w:eastAsia="Calibri" w:hAnsi="Times New Roman" w:cs="Times New Roman"/>
-                <w:sz w:val="24"/>
-                <w:szCs w:val="24"/>
-              </w:rPr>
-              <w:t>for</w:t>
-            </w:r>
-            <w:proofErr w:type="spellEnd"/>
-            <w:r>
-              <w:rPr>
-                <w:rFonts w:ascii="Times New Roman" w:eastAsia="Calibri" w:hAnsi="Times New Roman" w:cs="Times New Roman"/>
-                <w:sz w:val="24"/>
-                <w:szCs w:val="24"/>
-              </w:rPr>
-              <w:t xml:space="preserve"> и </w:t>
-            </w:r>
-            <w:proofErr w:type="spellStart"/>
-            <w:proofErr w:type="gramStart"/>
-            <w:r>
-              <w:rPr>
-                <w:rFonts w:ascii="Times New Roman" w:eastAsia="Calibri" w:hAnsi="Times New Roman" w:cs="Times New Roman"/>
-                <w:sz w:val="24"/>
-                <w:szCs w:val="24"/>
-              </w:rPr>
-              <w:t>range</w:t>
-            </w:r>
-            <w:proofErr w:type="spellEnd"/>
-            <w:r>
-              <w:rPr>
-                <w:rFonts w:ascii="Times New Roman" w:eastAsia="Calibri" w:hAnsi="Times New Roman" w:cs="Times New Roman"/>
-                <w:sz w:val="24"/>
-                <w:szCs w:val="24"/>
-              </w:rPr>
-              <w:t>(</w:t>
-            </w:r>
-            <w:proofErr w:type="gramEnd"/>
-            <w:r>
-              <w:rPr>
-                <w:rFonts w:ascii="Times New Roman" w:eastAsia="Calibri" w:hAnsi="Times New Roman" w:cs="Times New Roman"/>
-                <w:sz w:val="24"/>
-                <w:szCs w:val="24"/>
-              </w:rPr>
-              <w:t>)</w:t>
-            </w:r>
-          </w:p>
-        </w:tc>
-        <w:tc>
-          <w:tcPr>
-            <w:tcW w:w="900" w:type="dxa"/>
-            <w:tcBorders>
-              <w:top w:val="single" w:sz="4" w:space="0" w:color="999999"/>
-              <w:left w:val="single" w:sz="4" w:space="0" w:color="999999"/>
-              <w:bottom w:val="single" w:sz="4" w:space="0" w:color="999999"/>
-              <w:right w:val="single" w:sz="4" w:space="0" w:color="999999"/>
-            </w:tcBorders>
-            <w:tcMar>
-              <w:top w:w="30" w:type="dxa"/>
-              <w:left w:w="100" w:type="dxa"/>
-              <w:bottom w:w="30" w:type="dxa"/>
-              <w:right w:w="80" w:type="dxa"/>
-            </w:tcMar>
-            <w:vAlign w:val="center"/>
-          </w:tcPr>
-          <w:p>
-            <w:pPr>
-              <w:spacing w:before="10" w:after="10"/>
-              <w:jc w:val="center"/>
-              <w:rPr>
-                <w:rFonts w:ascii="Times New Roman" w:hAnsi="Times New Roman" w:cs="Times New Roman"/>
-                <w:sz w:val="24"/>
-                <w:szCs w:val="24"/>
-              </w:rPr>
-            </w:pPr>
-            <w:r>
-              <w:rPr>
-                <w:rFonts w:ascii="Times New Roman" w:eastAsia="Calibri" w:hAnsi="Times New Roman" w:cs="Times New Roman"/>
-                <w:sz w:val="24"/>
-                <w:szCs w:val="24"/>
-              </w:rPr>
-              <w:t>1 ч</w:t>
-            </w:r>
-          </w:p>
-        </w:tc>
-        <w:tc>
-          <w:tcPr>
-            <w:tcW w:w="1400" w:type="dxa"/>
-            <w:tcBorders>
-              <w:top w:val="single" w:sz="4" w:space="0" w:color="999999"/>
-              <w:left w:val="single" w:sz="4" w:space="0" w:color="999999"/>
-              <w:bottom w:val="single" w:sz="4" w:space="0" w:color="999999"/>
-              <w:right w:val="single" w:sz="4" w:space="0" w:color="999999"/>
-            </w:tcBorders>
-            <w:tcMar>
-              <w:top w:w="30" w:type="dxa"/>
-              <w:left w:w="100" w:type="dxa"/>
-              <w:bottom w:w="30" w:type="dxa"/>
-              <w:right w:w="80" w:type="dxa"/>
-            </w:tcMar>
-            <w:vAlign w:val="center"/>
-          </w:tcPr>
-          <w:p>
-            <w:pPr>
-              <w:spacing w:before="10" w:after="10"/>
-              <w:jc w:val="center"/>
-              <w:rPr>
-                <w:rFonts w:ascii="Times New Roman" w:hAnsi="Times New Roman" w:cs="Times New Roman"/>
-                <w:sz w:val="24"/>
-                <w:szCs w:val="24"/>
-                <w:lang w:val="en-US"/>
-              </w:rPr>
-            </w:pPr>
-            <w:r>
-              <w:rPr>
-                <w:rFonts w:ascii="Times New Roman" w:hAnsi="Times New Roman" w:cs="Times New Roman"/>
-                <w:sz w:val="24"/>
-                <w:szCs w:val="24"/>
-                <w:lang w:val="en-US"/>
-              </w:rPr>
-              <w:t>12.12.26</w:t>
-            </w:r>
-          </w:p>
-        </w:tc>
-      </w:tr>
-      <w:tr>
-        <w:tblPrEx>
-          <w:tblCellMar>
-            <w:top w:w="0" w:type="dxa"/>
-            <w:bottom w:w="0" w:type="dxa"/>
-          </w:tblCellMar>
-        </w:tblPrEx>
-        <w:tc>
-          <w:tcPr>
-            <w:tcW w:w="640" w:type="dxa"/>
-            <w:tcBorders>
-              <w:top w:val="single" w:sz="4" w:space="0" w:color="999999"/>
-              <w:left w:val="single" w:sz="4" w:space="0" w:color="999999"/>
-              <w:bottom w:val="single" w:sz="4" w:space="0" w:color="999999"/>
-              <w:right w:val="single" w:sz="4" w:space="0" w:color="999999"/>
-            </w:tcBorders>
-            <w:tcMar>
-              <w:top w:w="30" w:type="dxa"/>
-              <w:left w:w="100" w:type="dxa"/>
-              <w:bottom w:w="30" w:type="dxa"/>
-              <w:right w:w="80" w:type="dxa"/>
-            </w:tcMar>
-            <w:vAlign w:val="center"/>
-          </w:tcPr>
-          <w:p>
-            <w:pPr>
-              <w:spacing w:before="10" w:after="10"/>
-              <w:jc w:val="center"/>
-              <w:rPr>
-                <w:rFonts w:ascii="Times New Roman" w:hAnsi="Times New Roman" w:cs="Times New Roman"/>
-                <w:sz w:val="24"/>
-                <w:szCs w:val="24"/>
-              </w:rPr>
-            </w:pPr>
-            <w:r>
-              <w:rPr>
-                <w:rFonts w:ascii="Times New Roman" w:eastAsia="Calibri" w:hAnsi="Times New Roman" w:cs="Times New Roman"/>
-                <w:sz w:val="24"/>
-                <w:szCs w:val="24"/>
-              </w:rPr>
-              <w:t>29</w:t>
-            </w:r>
-          </w:p>
-        </w:tc>
-        <w:tc>
-          <w:tcPr>
-            <w:tcW w:w="7526" w:type="dxa"/>
-            <w:tcBorders>
-              <w:top w:val="single" w:sz="4" w:space="0" w:color="999999"/>
-              <w:left w:val="single" w:sz="4" w:space="0" w:color="999999"/>
-              <w:bottom w:val="single" w:sz="4" w:space="0" w:color="999999"/>
-              <w:right w:val="single" w:sz="4" w:space="0" w:color="999999"/>
-            </w:tcBorders>
-            <w:tcMar>
-              <w:top w:w="30" w:type="dxa"/>
-              <w:left w:w="100" w:type="dxa"/>
-              <w:bottom w:w="30" w:type="dxa"/>
-              <w:right w:w="80" w:type="dxa"/>
-            </w:tcMar>
-            <w:vAlign w:val="center"/>
-          </w:tcPr>
-          <w:p>
-            <w:pPr>
-              <w:spacing w:before="10" w:after="10"/>
-              <w:rPr>
-                <w:rFonts w:ascii="Times New Roman" w:hAnsi="Times New Roman" w:cs="Times New Roman"/>
-                <w:sz w:val="24"/>
-                <w:szCs w:val="24"/>
-              </w:rPr>
-            </w:pPr>
-            <w:r>
-              <w:rPr>
-                <w:rFonts w:ascii="Times New Roman" w:eastAsia="Calibri" w:hAnsi="Times New Roman" w:cs="Times New Roman"/>
-                <w:sz w:val="24"/>
-                <w:szCs w:val="24"/>
-              </w:rPr>
-              <w:t xml:space="preserve">Управление циклом: </w:t>
-            </w:r>
-            <w:proofErr w:type="spellStart"/>
-            <w:r>
-              <w:rPr>
-                <w:rFonts w:ascii="Times New Roman" w:eastAsia="Calibri" w:hAnsi="Times New Roman" w:cs="Times New Roman"/>
-                <w:sz w:val="24"/>
-                <w:szCs w:val="24"/>
-              </w:rPr>
-              <w:t>break</w:t>
-            </w:r>
-            <w:proofErr w:type="spellEnd"/>
-            <w:r>
-              <w:rPr>
-                <w:rFonts w:ascii="Times New Roman" w:eastAsia="Calibri" w:hAnsi="Times New Roman" w:cs="Times New Roman"/>
-                <w:sz w:val="24"/>
-                <w:szCs w:val="24"/>
-              </w:rPr>
-              <w:t xml:space="preserve">, </w:t>
-            </w:r>
-            <w:proofErr w:type="spellStart"/>
-            <w:r>
-              <w:rPr>
-                <w:rFonts w:ascii="Times New Roman" w:eastAsia="Calibri" w:hAnsi="Times New Roman" w:cs="Times New Roman"/>
-                <w:sz w:val="24"/>
-                <w:szCs w:val="24"/>
-              </w:rPr>
-              <w:t>continue</w:t>
-            </w:r>
-            <w:proofErr w:type="spellEnd"/>
-            <w:r>
-              <w:rPr>
-                <w:rFonts w:ascii="Times New Roman" w:eastAsia="Calibri" w:hAnsi="Times New Roman" w:cs="Times New Roman"/>
-                <w:sz w:val="24"/>
-                <w:szCs w:val="24"/>
-              </w:rPr>
-              <w:t>. Вложенные циклы</w:t>
-            </w:r>
-          </w:p>
-        </w:tc>
-        <w:tc>
-          <w:tcPr>
-            <w:tcW w:w="900" w:type="dxa"/>
-            <w:tcBorders>
-              <w:top w:val="single" w:sz="4" w:space="0" w:color="999999"/>
-              <w:left w:val="single" w:sz="4" w:space="0" w:color="999999"/>
-              <w:bottom w:val="single" w:sz="4" w:space="0" w:color="999999"/>
-              <w:right w:val="single" w:sz="4" w:space="0" w:color="999999"/>
-            </w:tcBorders>
-            <w:tcMar>
-              <w:top w:w="30" w:type="dxa"/>
-              <w:left w:w="100" w:type="dxa"/>
-              <w:bottom w:w="30" w:type="dxa"/>
-              <w:right w:w="80" w:type="dxa"/>
-            </w:tcMar>
-            <w:vAlign w:val="center"/>
-          </w:tcPr>
-          <w:p>
-            <w:pPr>
-              <w:spacing w:before="10" w:after="10"/>
-              <w:jc w:val="center"/>
-              <w:rPr>
-                <w:rFonts w:ascii="Times New Roman" w:hAnsi="Times New Roman" w:cs="Times New Roman"/>
-                <w:sz w:val="24"/>
-                <w:szCs w:val="24"/>
-              </w:rPr>
-            </w:pPr>
-            <w:r>
-              <w:rPr>
-                <w:rFonts w:ascii="Times New Roman" w:eastAsia="Calibri" w:hAnsi="Times New Roman" w:cs="Times New Roman"/>
-                <w:sz w:val="24"/>
-                <w:szCs w:val="24"/>
-              </w:rPr>
-              <w:t>1 ч</w:t>
-            </w:r>
-          </w:p>
-        </w:tc>
-        <w:tc>
-          <w:tcPr>
-            <w:tcW w:w="1400" w:type="dxa"/>
-            <w:tcBorders>
-              <w:top w:val="single" w:sz="4" w:space="0" w:color="999999"/>
-              <w:left w:val="single" w:sz="4" w:space="0" w:color="999999"/>
-              <w:bottom w:val="single" w:sz="4" w:space="0" w:color="999999"/>
-              <w:right w:val="single" w:sz="4" w:space="0" w:color="999999"/>
-            </w:tcBorders>
-            <w:tcMar>
-              <w:top w:w="30" w:type="dxa"/>
-              <w:left w:w="100" w:type="dxa"/>
-              <w:bottom w:w="30" w:type="dxa"/>
-              <w:right w:w="80" w:type="dxa"/>
-            </w:tcMar>
-            <w:vAlign w:val="center"/>
-          </w:tcPr>
-          <w:p>
-            <w:pPr>
-              <w:spacing w:before="10" w:after="10"/>
-              <w:jc w:val="center"/>
-              <w:rPr>
-                <w:rFonts w:ascii="Times New Roman" w:hAnsi="Times New Roman" w:cs="Times New Roman"/>
-                <w:sz w:val="24"/>
-                <w:szCs w:val="24"/>
-                <w:lang w:val="en-US"/>
-              </w:rPr>
-            </w:pPr>
-            <w:r>
-              <w:rPr>
-                <w:rFonts w:ascii="Times New Roman" w:hAnsi="Times New Roman" w:cs="Times New Roman"/>
-                <w:sz w:val="24"/>
-                <w:szCs w:val="24"/>
-                <w:lang w:val="en-US"/>
-              </w:rPr>
-              <w:t>12.12.26</w:t>
-            </w:r>
-          </w:p>
-        </w:tc>
-      </w:tr>
-      <w:tr>
-        <w:tblPrEx>
-          <w:tblCellMar>
-            <w:top w:w="0" w:type="dxa"/>
-            <w:bottom w:w="0" w:type="dxa"/>
-          </w:tblCellMar>
-        </w:tblPrEx>
-        <w:tc>
-          <w:tcPr>
-            <w:tcW w:w="640" w:type="dxa"/>
-            <w:tcBorders>
-              <w:top w:val="single" w:sz="4" w:space="0" w:color="999999"/>
-              <w:left w:val="single" w:sz="4" w:space="0" w:color="999999"/>
-              <w:bottom w:val="single" w:sz="4" w:space="0" w:color="999999"/>
-              <w:right w:val="single" w:sz="4" w:space="0" w:color="999999"/>
-            </w:tcBorders>
-            <w:tcMar>
-              <w:top w:w="30" w:type="dxa"/>
-              <w:left w:w="100" w:type="dxa"/>
-              <w:bottom w:w="30" w:type="dxa"/>
-              <w:right w:w="80" w:type="dxa"/>
-            </w:tcMar>
-            <w:vAlign w:val="center"/>
-          </w:tcPr>
-          <w:p>
-            <w:pPr>
-              <w:spacing w:before="10" w:after="10"/>
-              <w:jc w:val="center"/>
-              <w:rPr>
-                <w:rFonts w:ascii="Times New Roman" w:hAnsi="Times New Roman" w:cs="Times New Roman"/>
-                <w:sz w:val="24"/>
-                <w:szCs w:val="24"/>
-              </w:rPr>
-            </w:pPr>
-            <w:r>
-              <w:rPr>
-                <w:rFonts w:ascii="Times New Roman" w:eastAsia="Calibri" w:hAnsi="Times New Roman" w:cs="Times New Roman"/>
-                <w:sz w:val="24"/>
-                <w:szCs w:val="24"/>
-              </w:rPr>
-              <w:t>30</w:t>
-            </w:r>
-          </w:p>
-        </w:tc>
-        <w:tc>
-          <w:tcPr>
-            <w:tcW w:w="7526" w:type="dxa"/>
-            <w:tcBorders>
-              <w:top w:val="single" w:sz="4" w:space="0" w:color="999999"/>
-              <w:left w:val="single" w:sz="4" w:space="0" w:color="999999"/>
-              <w:bottom w:val="single" w:sz="4" w:space="0" w:color="999999"/>
-              <w:right w:val="single" w:sz="4" w:space="0" w:color="999999"/>
-            </w:tcBorders>
-            <w:tcMar>
-              <w:top w:w="30" w:type="dxa"/>
-              <w:left w:w="100" w:type="dxa"/>
-              <w:bottom w:w="30" w:type="dxa"/>
-              <w:right w:w="80" w:type="dxa"/>
-            </w:tcMar>
-            <w:vAlign w:val="center"/>
-          </w:tcPr>
-          <w:p>
-            <w:pPr>
-              <w:spacing w:before="10" w:after="10"/>
-              <w:rPr>
-                <w:rFonts w:ascii="Times New Roman" w:hAnsi="Times New Roman" w:cs="Times New Roman"/>
-                <w:sz w:val="24"/>
-                <w:szCs w:val="24"/>
-              </w:rPr>
-            </w:pPr>
-            <w:r>
-              <w:rPr>
-                <w:rFonts w:ascii="Times New Roman" w:eastAsia="Calibri" w:hAnsi="Times New Roman" w:cs="Times New Roman"/>
-                <w:sz w:val="24"/>
-                <w:szCs w:val="24"/>
-              </w:rPr>
-              <w:t>Мини-проект: игра «Угадай число»</w:t>
-            </w:r>
-          </w:p>
-        </w:tc>
-        <w:tc>
-          <w:tcPr>
-            <w:tcW w:w="900" w:type="dxa"/>
-            <w:tcBorders>
-              <w:top w:val="single" w:sz="4" w:space="0" w:color="999999"/>
-              <w:left w:val="single" w:sz="4" w:space="0" w:color="999999"/>
-              <w:bottom w:val="single" w:sz="4" w:space="0" w:color="999999"/>
-              <w:right w:val="single" w:sz="4" w:space="0" w:color="999999"/>
-            </w:tcBorders>
-            <w:tcMar>
-              <w:top w:w="30" w:type="dxa"/>
-              <w:left w:w="100" w:type="dxa"/>
-              <w:bottom w:w="30" w:type="dxa"/>
-              <w:right w:w="80" w:type="dxa"/>
-            </w:tcMar>
-            <w:vAlign w:val="center"/>
-          </w:tcPr>
-          <w:p>
-            <w:pPr>
-              <w:spacing w:before="10" w:after="10"/>
-              <w:jc w:val="center"/>
-              <w:rPr>
-                <w:rFonts w:ascii="Times New Roman" w:hAnsi="Times New Roman" w:cs="Times New Roman"/>
-                <w:sz w:val="24"/>
-                <w:szCs w:val="24"/>
-              </w:rPr>
-            </w:pPr>
-            <w:r>
-              <w:rPr>
-                <w:rFonts w:ascii="Times New Roman" w:eastAsia="Calibri" w:hAnsi="Times New Roman" w:cs="Times New Roman"/>
-                <w:sz w:val="24"/>
-                <w:szCs w:val="24"/>
-              </w:rPr>
-              <w:t>1 ч</w:t>
-            </w:r>
-          </w:p>
-        </w:tc>
-        <w:tc>
-          <w:tcPr>
-            <w:tcW w:w="1400" w:type="dxa"/>
-            <w:tcBorders>
-              <w:top w:val="single" w:sz="4" w:space="0" w:color="999999"/>
-              <w:left w:val="single" w:sz="4" w:space="0" w:color="999999"/>
-              <w:bottom w:val="single" w:sz="4" w:space="0" w:color="999999"/>
-              <w:right w:val="single" w:sz="4" w:space="0" w:color="999999"/>
-            </w:tcBorders>
-            <w:tcMar>
-              <w:top w:w="30" w:type="dxa"/>
-              <w:left w:w="100" w:type="dxa"/>
-              <w:bottom w:w="30" w:type="dxa"/>
-              <w:right w:w="80" w:type="dxa"/>
-            </w:tcMar>
-            <w:vAlign w:val="center"/>
-          </w:tcPr>
-          <w:p>
-            <w:pPr>
-              <w:spacing w:before="10" w:after="10"/>
-              <w:jc w:val="center"/>
-              <w:rPr>
-                <w:rFonts w:ascii="Times New Roman" w:hAnsi="Times New Roman" w:cs="Times New Roman"/>
-                <w:sz w:val="24"/>
-                <w:szCs w:val="24"/>
-                <w:lang w:val="en-US"/>
-              </w:rPr>
-            </w:pPr>
-            <w:r>
-              <w:rPr>
-                <w:rFonts w:ascii="Times New Roman" w:hAnsi="Times New Roman" w:cs="Times New Roman"/>
-                <w:sz w:val="24"/>
-                <w:szCs w:val="24"/>
-                <w:lang w:val="en-US"/>
-              </w:rPr>
-              <w:t>19.12.26</w:t>
-            </w:r>
-          </w:p>
-        </w:tc>
-      </w:tr>
-      <w:tr>
-        <w:tblPrEx>
-          <w:tblCellMar>
-            <w:top w:w="0" w:type="dxa"/>
-            <w:bottom w:w="0" w:type="dxa"/>
-          </w:tblCellMar>
-        </w:tblPrEx>
-        <w:tc>
-          <w:tcPr>
-            <w:tcW w:w="640" w:type="dxa"/>
-            <w:tcBorders>
-              <w:top w:val="single" w:sz="4" w:space="0" w:color="999999"/>
-              <w:left w:val="single" w:sz="4" w:space="0" w:color="999999"/>
-              <w:bottom w:val="single" w:sz="4" w:space="0" w:color="999999"/>
-              <w:right w:val="single" w:sz="4" w:space="0" w:color="999999"/>
-            </w:tcBorders>
-            <w:tcMar>
-              <w:top w:w="30" w:type="dxa"/>
-              <w:left w:w="100" w:type="dxa"/>
-              <w:bottom w:w="30" w:type="dxa"/>
-              <w:right w:w="80" w:type="dxa"/>
-            </w:tcMar>
-            <w:vAlign w:val="center"/>
-          </w:tcPr>
-          <w:p>
-            <w:pPr>
-              <w:spacing w:before="10" w:after="10"/>
-              <w:jc w:val="center"/>
-              <w:rPr>
-                <w:rFonts w:ascii="Times New Roman" w:hAnsi="Times New Roman" w:cs="Times New Roman"/>
-                <w:sz w:val="24"/>
-                <w:szCs w:val="24"/>
-              </w:rPr>
-            </w:pPr>
-            <w:r>
-              <w:rPr>
-                <w:rFonts w:ascii="Times New Roman" w:eastAsia="Calibri" w:hAnsi="Times New Roman" w:cs="Times New Roman"/>
-                <w:sz w:val="24"/>
-                <w:szCs w:val="24"/>
-              </w:rPr>
-              <w:t>31</w:t>
-            </w:r>
-          </w:p>
-        </w:tc>
-        <w:tc>
-          <w:tcPr>
-            <w:tcW w:w="7526" w:type="dxa"/>
-            <w:tcBorders>
-              <w:top w:val="single" w:sz="4" w:space="0" w:color="999999"/>
-              <w:left w:val="single" w:sz="4" w:space="0" w:color="999999"/>
-              <w:bottom w:val="single" w:sz="4" w:space="0" w:color="999999"/>
-              <w:right w:val="single" w:sz="4" w:space="0" w:color="999999"/>
-            </w:tcBorders>
-            <w:tcMar>
-              <w:top w:w="30" w:type="dxa"/>
-              <w:left w:w="100" w:type="dxa"/>
-              <w:bottom w:w="30" w:type="dxa"/>
-              <w:right w:w="80" w:type="dxa"/>
-            </w:tcMar>
-            <w:vAlign w:val="center"/>
-          </w:tcPr>
-          <w:p>
-            <w:pPr>
-              <w:spacing w:before="10" w:after="10"/>
-              <w:rPr>
-                <w:rFonts w:ascii="Times New Roman" w:hAnsi="Times New Roman" w:cs="Times New Roman"/>
-                <w:sz w:val="24"/>
-                <w:szCs w:val="24"/>
-              </w:rPr>
-            </w:pPr>
-            <w:r>
-              <w:rPr>
-                <w:rFonts w:ascii="Times New Roman" w:eastAsia="Calibri" w:hAnsi="Times New Roman" w:cs="Times New Roman"/>
-                <w:sz w:val="24"/>
-                <w:szCs w:val="24"/>
-              </w:rPr>
-              <w:t>Практическая работа: циклические программы</w:t>
-            </w:r>
-          </w:p>
-        </w:tc>
-        <w:tc>
-          <w:tcPr>
-            <w:tcW w:w="900" w:type="dxa"/>
-            <w:tcBorders>
-              <w:top w:val="single" w:sz="4" w:space="0" w:color="999999"/>
-              <w:left w:val="single" w:sz="4" w:space="0" w:color="999999"/>
-              <w:bottom w:val="single" w:sz="4" w:space="0" w:color="999999"/>
-              <w:right w:val="single" w:sz="4" w:space="0" w:color="999999"/>
-            </w:tcBorders>
-            <w:tcMar>
-              <w:top w:w="30" w:type="dxa"/>
-              <w:left w:w="100" w:type="dxa"/>
-              <w:bottom w:w="30" w:type="dxa"/>
-              <w:right w:w="80" w:type="dxa"/>
-            </w:tcMar>
-            <w:vAlign w:val="center"/>
-          </w:tcPr>
-          <w:p>
-            <w:pPr>
-              <w:spacing w:before="10" w:after="10"/>
-              <w:jc w:val="center"/>
-              <w:rPr>
-                <w:rFonts w:ascii="Times New Roman" w:hAnsi="Times New Roman" w:cs="Times New Roman"/>
-                <w:sz w:val="24"/>
-                <w:szCs w:val="24"/>
-              </w:rPr>
-            </w:pPr>
-            <w:r>
-              <w:rPr>
-                <w:rFonts w:ascii="Times New Roman" w:eastAsia="Calibri" w:hAnsi="Times New Roman" w:cs="Times New Roman"/>
-                <w:sz w:val="24"/>
-                <w:szCs w:val="24"/>
-              </w:rPr>
-              <w:t>1 ч</w:t>
-            </w:r>
-          </w:p>
-        </w:tc>
-        <w:tc>
-          <w:tcPr>
-            <w:tcW w:w="1400" w:type="dxa"/>
-            <w:tcBorders>
-              <w:top w:val="single" w:sz="4" w:space="0" w:color="999999"/>
-              <w:left w:val="single" w:sz="4" w:space="0" w:color="999999"/>
-              <w:bottom w:val="single" w:sz="4" w:space="0" w:color="999999"/>
-              <w:right w:val="single" w:sz="4" w:space="0" w:color="999999"/>
-            </w:tcBorders>
-            <w:tcMar>
-              <w:top w:w="30" w:type="dxa"/>
-              <w:left w:w="100" w:type="dxa"/>
-              <w:bottom w:w="30" w:type="dxa"/>
-              <w:right w:w="80" w:type="dxa"/>
-            </w:tcMar>
-            <w:vAlign w:val="center"/>
-          </w:tcPr>
-          <w:p>
-            <w:pPr>
-              <w:spacing w:before="10" w:after="10"/>
-              <w:jc w:val="center"/>
-              <w:rPr>
-                <w:rFonts w:ascii="Times New Roman" w:hAnsi="Times New Roman" w:cs="Times New Roman"/>
-                <w:sz w:val="24"/>
-                <w:szCs w:val="24"/>
-                <w:lang w:val="en-US"/>
-              </w:rPr>
-            </w:pPr>
-            <w:r>
-              <w:rPr>
-                <w:rFonts w:ascii="Times New Roman" w:hAnsi="Times New Roman" w:cs="Times New Roman"/>
-                <w:sz w:val="24"/>
-                <w:szCs w:val="24"/>
-                <w:lang w:val="en-US"/>
-              </w:rPr>
-              <w:t>19.12.26</w:t>
-            </w:r>
-          </w:p>
-        </w:tc>
-      </w:tr>
-      <w:tr>
-        <w:tblPrEx>
-          <w:tblCellMar>
-            <w:top w:w="0" w:type="dxa"/>
-            <w:bottom w:w="0" w:type="dxa"/>
-          </w:tblCellMar>
-        </w:tblPrEx>
-        <w:tc>
-          <w:tcPr>
-            <w:tcW w:w="640" w:type="dxa"/>
-            <w:tcBorders>
-              <w:top w:val="single" w:sz="4" w:space="0" w:color="999999"/>
-              <w:left w:val="single" w:sz="4" w:space="0" w:color="999999"/>
-              <w:bottom w:val="single" w:sz="4" w:space="0" w:color="999999"/>
-              <w:right w:val="single" w:sz="4" w:space="0" w:color="999999"/>
-            </w:tcBorders>
-            <w:tcMar>
-              <w:top w:w="30" w:type="dxa"/>
-              <w:left w:w="100" w:type="dxa"/>
-              <w:bottom w:w="30" w:type="dxa"/>
-              <w:right w:w="80" w:type="dxa"/>
-            </w:tcMar>
-            <w:vAlign w:val="center"/>
-          </w:tcPr>
-          <w:p>
-            <w:pPr>
-              <w:spacing w:before="10" w:after="10"/>
-              <w:jc w:val="center"/>
-              <w:rPr>
-                <w:rFonts w:ascii="Times New Roman" w:hAnsi="Times New Roman" w:cs="Times New Roman"/>
-                <w:sz w:val="24"/>
-                <w:szCs w:val="24"/>
-              </w:rPr>
-            </w:pPr>
-            <w:r>
-              <w:rPr>
-                <w:rFonts w:ascii="Times New Roman" w:eastAsia="Calibri" w:hAnsi="Times New Roman" w:cs="Times New Roman"/>
-                <w:sz w:val="24"/>
-                <w:szCs w:val="24"/>
-              </w:rPr>
-              <w:t>32</w:t>
-            </w:r>
-          </w:p>
-        </w:tc>
-        <w:tc>
-          <w:tcPr>
-            <w:tcW w:w="7526" w:type="dxa"/>
-            <w:tcBorders>
-              <w:top w:val="single" w:sz="4" w:space="0" w:color="999999"/>
-              <w:left w:val="single" w:sz="4" w:space="0" w:color="999999"/>
-              <w:bottom w:val="single" w:sz="4" w:space="0" w:color="999999"/>
-              <w:right w:val="single" w:sz="4" w:space="0" w:color="999999"/>
-            </w:tcBorders>
-            <w:tcMar>
-              <w:top w:w="30" w:type="dxa"/>
-              <w:left w:w="100" w:type="dxa"/>
-              <w:bottom w:w="30" w:type="dxa"/>
-              <w:right w:w="80" w:type="dxa"/>
-            </w:tcMar>
-            <w:vAlign w:val="center"/>
-          </w:tcPr>
-          <w:p>
-            <w:pPr>
-              <w:spacing w:before="10" w:after="10"/>
-              <w:rPr>
-                <w:rFonts w:ascii="Times New Roman" w:hAnsi="Times New Roman" w:cs="Times New Roman"/>
-                <w:sz w:val="24"/>
-                <w:szCs w:val="24"/>
-              </w:rPr>
-            </w:pPr>
-            <w:r>
-              <w:rPr>
-                <w:rFonts w:ascii="Times New Roman" w:eastAsia="Calibri" w:hAnsi="Times New Roman" w:cs="Times New Roman"/>
-                <w:b/>
-                <w:bCs/>
-                <w:sz w:val="24"/>
-                <w:szCs w:val="24"/>
-              </w:rPr>
-              <w:t>Контрольная работа № 2</w:t>
-            </w:r>
-          </w:p>
-        </w:tc>
-        <w:tc>
-          <w:tcPr>
-            <w:tcW w:w="900" w:type="dxa"/>
-            <w:tcBorders>
-              <w:top w:val="single" w:sz="4" w:space="0" w:color="999999"/>
-              <w:left w:val="single" w:sz="4" w:space="0" w:color="999999"/>
-              <w:bottom w:val="single" w:sz="4" w:space="0" w:color="999999"/>
-              <w:right w:val="single" w:sz="4" w:space="0" w:color="999999"/>
-            </w:tcBorders>
-            <w:tcMar>
-              <w:top w:w="30" w:type="dxa"/>
-              <w:left w:w="100" w:type="dxa"/>
-              <w:bottom w:w="30" w:type="dxa"/>
-              <w:right w:w="80" w:type="dxa"/>
-            </w:tcMar>
-            <w:vAlign w:val="center"/>
-          </w:tcPr>
-          <w:p>
-            <w:pPr>
-              <w:spacing w:before="10" w:after="10"/>
-              <w:jc w:val="center"/>
-              <w:rPr>
-                <w:rFonts w:ascii="Times New Roman" w:hAnsi="Times New Roman" w:cs="Times New Roman"/>
-                <w:sz w:val="24"/>
-                <w:szCs w:val="24"/>
-              </w:rPr>
-            </w:pPr>
-            <w:r>
-              <w:rPr>
-                <w:rFonts w:ascii="Times New Roman" w:eastAsia="Calibri" w:hAnsi="Times New Roman" w:cs="Times New Roman"/>
-                <w:sz w:val="24"/>
-                <w:szCs w:val="24"/>
-              </w:rPr>
-              <w:t>1 ч</w:t>
-            </w:r>
-          </w:p>
-        </w:tc>
-        <w:tc>
-          <w:tcPr>
-            <w:tcW w:w="1400" w:type="dxa"/>
-            <w:tcBorders>
-              <w:top w:val="single" w:sz="4" w:space="0" w:color="999999"/>
-              <w:left w:val="single" w:sz="4" w:space="0" w:color="999999"/>
-              <w:bottom w:val="single" w:sz="4" w:space="0" w:color="999999"/>
-              <w:right w:val="single" w:sz="4" w:space="0" w:color="999999"/>
-            </w:tcBorders>
-            <w:tcMar>
-              <w:top w:w="30" w:type="dxa"/>
-              <w:left w:w="100" w:type="dxa"/>
-              <w:bottom w:w="30" w:type="dxa"/>
-              <w:right w:w="80" w:type="dxa"/>
-            </w:tcMar>
-            <w:vAlign w:val="center"/>
-          </w:tcPr>
-          <w:p>
-            <w:pPr>
-              <w:spacing w:before="10" w:after="10"/>
-              <w:jc w:val="center"/>
-              <w:rPr>
-                <w:rFonts w:ascii="Times New Roman" w:hAnsi="Times New Roman" w:cs="Times New Roman"/>
-                <w:sz w:val="24"/>
-                <w:szCs w:val="24"/>
-                <w:lang w:val="en-US"/>
-              </w:rPr>
-            </w:pPr>
-            <w:r>
-              <w:rPr>
-                <w:rFonts w:ascii="Times New Roman" w:hAnsi="Times New Roman" w:cs="Times New Roman"/>
-                <w:sz w:val="24"/>
-                <w:szCs w:val="24"/>
-                <w:lang w:val="en-US"/>
-              </w:rPr>
-              <w:t>26.12.26</w:t>
-            </w:r>
-          </w:p>
-        </w:tc>
-      </w:tr>
-      <w:tr>
-        <w:tblPrEx>
-          <w:tblCellMar>
-            <w:top w:w="0" w:type="dxa"/>
-            <w:bottom w:w="0" w:type="dxa"/>
-          </w:tblCellMar>
-        </w:tblPrEx>
-        <w:tc>
-          <w:tcPr>
-            <w:tcW w:w="10466" w:type="dxa"/>
-            <w:gridSpan w:val="4"/>
-            <w:tcBorders>
-              <w:top w:val="single" w:sz="4" w:space="0" w:color="999999"/>
-              <w:left w:val="single" w:sz="4" w:space="0" w:color="999999"/>
-              <w:bottom w:val="single" w:sz="4" w:space="0" w:color="999999"/>
-              <w:right w:val="single" w:sz="4" w:space="0" w:color="999999"/>
-            </w:tcBorders>
-            <w:shd w:val="clear" w:color="auto" w:fill="DED9F5"/>
-            <w:tcMar>
-              <w:top w:w="60" w:type="dxa"/>
-              <w:left w:w="100" w:type="dxa"/>
-              <w:bottom w:w="60" w:type="dxa"/>
-              <w:right w:w="80" w:type="dxa"/>
-            </w:tcMar>
-          </w:tcPr>
-          <w:p>
-            <w:pPr>
-              <w:rPr>
-                <w:rFonts w:ascii="Times New Roman" w:hAnsi="Times New Roman" w:cs="Times New Roman"/>
-                <w:sz w:val="24"/>
-                <w:szCs w:val="24"/>
-              </w:rPr>
-            </w:pPr>
+                <w:shd w:val="clear" w:color="auto" w:fill="FFFFFF" w:themeFill="background1"/>
+              </w:rPr>
+              <w:t>III ЧЕТВЕРТЬ — Структуры данных, функции, ООП</w:t>
+            </w:r>
             <w:r>
               <w:rPr>
                 <w:rFonts w:ascii="Times New Roman" w:eastAsia="Calibri" w:hAnsi="Times New Roman" w:cs="Times New Roman"/>
@@ -5723,18 +5524,12 @@
                 <w:sz w:val="24"/>
                 <w:szCs w:val="24"/>
               </w:rPr>
-              <w:t>III ЧЕТВЕРТЬ — Структуры данных, функции, ООП (20 ч)</w:t>
+              <w:t xml:space="preserve"> (20 ч)</w:t>
             </w:r>
           </w:p>
         </w:tc>
       </w:tr>
       <w:tr>
-        <w:tblPrEx>
-          <w:tblCellMar>
-            <w:top w:w="0" w:type="dxa"/>
-            <w:bottom w:w="0" w:type="dxa"/>
-          </w:tblCellMar>
-        </w:tblPrEx>
         <w:tc>
           <w:tcPr>
             <w:tcW w:w="640" w:type="dxa"/>
@@ -5895,12 +5690,6 @@
         </w:tc>
       </w:tr>
       <w:tr>
-        <w:tblPrEx>
-          <w:tblCellMar>
-            <w:top w:w="0" w:type="dxa"/>
-            <w:bottom w:w="0" w:type="dxa"/>
-          </w:tblCellMar>
-        </w:tblPrEx>
         <w:tc>
           <w:tcPr>
             <w:tcW w:w="640" w:type="dxa"/>
@@ -6042,12 +5831,6 @@
         </w:tc>
       </w:tr>
       <w:tr>
-        <w:tblPrEx>
-          <w:tblCellMar>
-            <w:top w:w="0" w:type="dxa"/>
-            <w:bottom w:w="0" w:type="dxa"/>
-          </w:tblCellMar>
-        </w:tblPrEx>
         <w:tc>
           <w:tcPr>
             <w:tcW w:w="640" w:type="dxa"/>
@@ -6189,12 +5972,6 @@
         </w:tc>
       </w:tr>
       <w:tr>
-        <w:tblPrEx>
-          <w:tblCellMar>
-            <w:top w:w="0" w:type="dxa"/>
-            <w:bottom w:w="0" w:type="dxa"/>
-          </w:tblCellMar>
-        </w:tblPrEx>
         <w:tc>
           <w:tcPr>
             <w:tcW w:w="640" w:type="dxa"/>
@@ -6372,12 +6149,6 @@
         </w:tc>
       </w:tr>
       <w:tr>
-        <w:tblPrEx>
-          <w:tblCellMar>
-            <w:top w:w="0" w:type="dxa"/>
-            <w:bottom w:w="0" w:type="dxa"/>
-          </w:tblCellMar>
-        </w:tblPrEx>
         <w:tc>
           <w:tcPr>
             <w:tcW w:w="640" w:type="dxa"/>
@@ -6537,12 +6308,6 @@
         </w:tc>
       </w:tr>
       <w:tr>
-        <w:tblPrEx>
-          <w:tblCellMar>
-            <w:top w:w="0" w:type="dxa"/>
-            <w:bottom w:w="0" w:type="dxa"/>
-          </w:tblCellMar>
-        </w:tblPrEx>
         <w:tc>
           <w:tcPr>
             <w:tcW w:w="640" w:type="dxa"/>
@@ -6684,12 +6449,6 @@
         </w:tc>
       </w:tr>
       <w:tr>
-        <w:tblPrEx>
-          <w:tblCellMar>
-            <w:top w:w="0" w:type="dxa"/>
-            <w:bottom w:w="0" w:type="dxa"/>
-          </w:tblCellMar>
-        </w:tblPrEx>
         <w:tc>
           <w:tcPr>
             <w:tcW w:w="640" w:type="dxa"/>
@@ -6841,12 +6600,6 @@
         </w:tc>
       </w:tr>
       <w:tr>
-        <w:tblPrEx>
-          <w:tblCellMar>
-            <w:top w:w="0" w:type="dxa"/>
-            <w:bottom w:w="0" w:type="dxa"/>
-          </w:tblCellMar>
-        </w:tblPrEx>
         <w:tc>
           <w:tcPr>
             <w:tcW w:w="640" w:type="dxa"/>
@@ -6988,12 +6741,6 @@
         </w:tc>
       </w:tr>
       <w:tr>
-        <w:tblPrEx>
-          <w:tblCellMar>
-            <w:top w:w="0" w:type="dxa"/>
-            <w:bottom w:w="0" w:type="dxa"/>
-          </w:tblCellMar>
-        </w:tblPrEx>
         <w:tc>
           <w:tcPr>
             <w:tcW w:w="640" w:type="dxa"/>
@@ -7135,12 +6882,6 @@
         </w:tc>
       </w:tr>
       <w:tr>
-        <w:tblPrEx>
-          <w:tblCellMar>
-            <w:top w:w="0" w:type="dxa"/>
-            <w:bottom w:w="0" w:type="dxa"/>
-          </w:tblCellMar>
-        </w:tblPrEx>
         <w:tc>
           <w:tcPr>
             <w:tcW w:w="640" w:type="dxa"/>
@@ -7282,12 +7023,6 @@
         </w:tc>
       </w:tr>
       <w:tr>
-        <w:tblPrEx>
-          <w:tblCellMar>
-            <w:top w:w="0" w:type="dxa"/>
-            <w:bottom w:w="0" w:type="dxa"/>
-          </w:tblCellMar>
-        </w:tblPrEx>
         <w:tc>
           <w:tcPr>
             <w:tcW w:w="640" w:type="dxa"/>
@@ -7447,12 +7182,6 @@
         </w:tc>
       </w:tr>
       <w:tr>
-        <w:tblPrEx>
-          <w:tblCellMar>
-            <w:top w:w="0" w:type="dxa"/>
-            <w:bottom w:w="0" w:type="dxa"/>
-          </w:tblCellMar>
-        </w:tblPrEx>
         <w:tc>
           <w:tcPr>
             <w:tcW w:w="640" w:type="dxa"/>
@@ -7594,12 +7323,6 @@
         </w:tc>
       </w:tr>
       <w:tr>
-        <w:tblPrEx>
-          <w:tblCellMar>
-            <w:top w:w="0" w:type="dxa"/>
-            <w:bottom w:w="0" w:type="dxa"/>
-          </w:tblCellMar>
-        </w:tblPrEx>
         <w:tc>
           <w:tcPr>
             <w:tcW w:w="640" w:type="dxa"/>
@@ -7741,12 +7464,6 @@
         </w:tc>
       </w:tr>
       <w:tr>
-        <w:tblPrEx>
-          <w:tblCellMar>
-            <w:top w:w="0" w:type="dxa"/>
-            <w:bottom w:w="0" w:type="dxa"/>
-          </w:tblCellMar>
-        </w:tblPrEx>
         <w:tc>
           <w:tcPr>
             <w:tcW w:w="640" w:type="dxa"/>
@@ -7916,12 +7633,6 @@
         </w:tc>
       </w:tr>
       <w:tr>
-        <w:tblPrEx>
-          <w:tblCellMar>
-            <w:top w:w="0" w:type="dxa"/>
-            <w:bottom w:w="0" w:type="dxa"/>
-          </w:tblCellMar>
-        </w:tblPrEx>
         <w:tc>
           <w:tcPr>
             <w:tcW w:w="640" w:type="dxa"/>
@@ -8063,12 +7774,6 @@
         </w:tc>
       </w:tr>
       <w:tr>
-        <w:tblPrEx>
-          <w:tblCellMar>
-            <w:top w:w="0" w:type="dxa"/>
-            <w:bottom w:w="0" w:type="dxa"/>
-          </w:tblCellMar>
-        </w:tblPrEx>
         <w:tc>
           <w:tcPr>
             <w:tcW w:w="640" w:type="dxa"/>
@@ -8238,12 +7943,6 @@
         </w:tc>
       </w:tr>
       <w:tr>
-        <w:tblPrEx>
-          <w:tblCellMar>
-            <w:top w:w="0" w:type="dxa"/>
-            <w:bottom w:w="0" w:type="dxa"/>
-          </w:tblCellMar>
-        </w:tblPrEx>
         <w:tc>
           <w:tcPr>
             <w:tcW w:w="640" w:type="dxa"/>
@@ -8385,12 +8084,6 @@
         </w:tc>
       </w:tr>
       <w:tr>
-        <w:tblPrEx>
-          <w:tblCellMar>
-            <w:top w:w="0" w:type="dxa"/>
-            <w:bottom w:w="0" w:type="dxa"/>
-          </w:tblCellMar>
-        </w:tblPrEx>
         <w:tc>
           <w:tcPr>
             <w:tcW w:w="640" w:type="dxa"/>
@@ -8532,12 +8225,6 @@
         </w:tc>
       </w:tr>
       <w:tr>
-        <w:tblPrEx>
-          <w:tblCellMar>
-            <w:top w:w="0" w:type="dxa"/>
-            <w:bottom w:w="0" w:type="dxa"/>
-          </w:tblCellMar>
-        </w:tblPrEx>
         <w:tc>
           <w:tcPr>
             <w:tcW w:w="640" w:type="dxa"/>
@@ -8679,12 +8366,6 @@
         </w:tc>
       </w:tr>
       <w:tr>
-        <w:tblPrEx>
-          <w:tblCellMar>
-            <w:top w:w="0" w:type="dxa"/>
-            <w:bottom w:w="0" w:type="dxa"/>
-          </w:tblCellMar>
-        </w:tblPrEx>
         <w:tc>
           <w:tcPr>
             <w:tcW w:w="640" w:type="dxa"/>
@@ -8828,12 +8509,6 @@
         </w:tc>
       </w:tr>
       <w:tr>
-        <w:tblPrEx>
-          <w:tblCellMar>
-            <w:top w:w="0" w:type="dxa"/>
-            <w:bottom w:w="0" w:type="dxa"/>
-          </w:tblCellMar>
-        </w:tblPrEx>
         <w:tc>
           <w:tcPr>
             <w:tcW w:w="10466" w:type="dxa"/>
@@ -8844,7 +8519,7 @@
               <w:bottom w:val="single" w:sz="4" w:space="0" w:color="999999"/>
               <w:right w:val="single" w:sz="4" w:space="0" w:color="999999"/>
             </w:tcBorders>
-            <w:shd w:val="clear" w:color="auto" w:fill="DED9F5"/>
+            <w:shd w:val="clear" w:color="auto" w:fill="FFFFFF" w:themeFill="background1"/>
             <w:tcMar>
               <w:top w:w="60" w:type="dxa"/>
               <w:left w:w="100" w:type="dxa"/>
@@ -8875,12 +8550,6 @@
         </w:tc>
       </w:tr>
       <w:tr>
-        <w:tblPrEx>
-          <w:tblCellMar>
-            <w:top w:w="0" w:type="dxa"/>
-            <w:bottom w:w="0" w:type="dxa"/>
-          </w:tblCellMar>
-        </w:tblPrEx>
         <w:tc>
           <w:tcPr>
             <w:tcW w:w="640" w:type="dxa"/>
@@ -9022,12 +8691,6 @@
         </w:tc>
       </w:tr>
       <w:tr>
-        <w:tblPrEx>
-          <w:tblCellMar>
-            <w:top w:w="0" w:type="dxa"/>
-            <w:bottom w:w="0" w:type="dxa"/>
-          </w:tblCellMar>
-        </w:tblPrEx>
         <w:tc>
           <w:tcPr>
             <w:tcW w:w="640" w:type="dxa"/>
@@ -9205,12 +8868,6 @@
         </w:tc>
       </w:tr>
       <w:tr>
-        <w:tblPrEx>
-          <w:tblCellMar>
-            <w:top w:w="0" w:type="dxa"/>
-            <w:bottom w:w="0" w:type="dxa"/>
-          </w:tblCellMar>
-        </w:tblPrEx>
         <w:tc>
           <w:tcPr>
             <w:tcW w:w="640" w:type="dxa"/>
@@ -9352,12 +9009,6 @@
         </w:tc>
       </w:tr>
       <w:tr>
-        <w:tblPrEx>
-          <w:tblCellMar>
-            <w:top w:w="0" w:type="dxa"/>
-            <w:bottom w:w="0" w:type="dxa"/>
-          </w:tblCellMar>
-        </w:tblPrEx>
         <w:tc>
           <w:tcPr>
             <w:tcW w:w="640" w:type="dxa"/>
@@ -9545,12 +9196,6 @@
         </w:tc>
       </w:tr>
       <w:tr>
-        <w:tblPrEx>
-          <w:tblCellMar>
-            <w:top w:w="0" w:type="dxa"/>
-            <w:bottom w:w="0" w:type="dxa"/>
-          </w:tblCellMar>
-        </w:tblPrEx>
         <w:tc>
           <w:tcPr>
             <w:tcW w:w="640" w:type="dxa"/>
@@ -9719,12 +9364,6 @@
         </w:tc>
       </w:tr>
       <w:tr>
-        <w:tblPrEx>
-          <w:tblCellMar>
-            <w:top w:w="0" w:type="dxa"/>
-            <w:bottom w:w="0" w:type="dxa"/>
-          </w:tblCellMar>
-        </w:tblPrEx>
         <w:tc>
           <w:tcPr>
             <w:tcW w:w="640" w:type="dxa"/>
@@ -9866,12 +9505,6 @@
         </w:tc>
       </w:tr>
       <w:tr>
-        <w:tblPrEx>
-          <w:tblCellMar>
-            <w:top w:w="0" w:type="dxa"/>
-            <w:bottom w:w="0" w:type="dxa"/>
-          </w:tblCellMar>
-        </w:tblPrEx>
         <w:tc>
           <w:tcPr>
             <w:tcW w:w="640" w:type="dxa"/>
@@ -10013,12 +9646,6 @@
         </w:tc>
       </w:tr>
       <w:tr>
-        <w:tblPrEx>
-          <w:tblCellMar>
-            <w:top w:w="0" w:type="dxa"/>
-            <w:bottom w:w="0" w:type="dxa"/>
-          </w:tblCellMar>
-        </w:tblPrEx>
         <w:tc>
           <w:tcPr>
             <w:tcW w:w="640" w:type="dxa"/>
@@ -10160,12 +9787,6 @@
         </w:tc>
       </w:tr>
       <w:tr>
-        <w:tblPrEx>
-          <w:tblCellMar>
-            <w:top w:w="0" w:type="dxa"/>
-            <w:bottom w:w="0" w:type="dxa"/>
-          </w:tblCellMar>
-        </w:tblPrEx>
         <w:tc>
           <w:tcPr>
             <w:tcW w:w="640" w:type="dxa"/>
@@ -10307,12 +9928,6 @@
         </w:tc>
       </w:tr>
       <w:tr>
-        <w:tblPrEx>
-          <w:tblCellMar>
-            <w:top w:w="0" w:type="dxa"/>
-            <w:bottom w:w="0" w:type="dxa"/>
-          </w:tblCellMar>
-        </w:tblPrEx>
         <w:tc>
           <w:tcPr>
             <w:tcW w:w="640" w:type="dxa"/>
@@ -10465,12 +10080,6 @@
         </w:tc>
       </w:tr>
       <w:tr>
-        <w:tblPrEx>
-          <w:tblCellMar>
-            <w:top w:w="0" w:type="dxa"/>
-            <w:bottom w:w="0" w:type="dxa"/>
-          </w:tblCellMar>
-        </w:tblPrEx>
         <w:tc>
           <w:tcPr>
             <w:tcW w:w="640" w:type="dxa"/>
@@ -10612,12 +10221,6 @@
         </w:tc>
       </w:tr>
       <w:tr>
-        <w:tblPrEx>
-          <w:tblCellMar>
-            <w:top w:w="0" w:type="dxa"/>
-            <w:bottom w:w="0" w:type="dxa"/>
-          </w:tblCellMar>
-        </w:tblPrEx>
         <w:tc>
           <w:tcPr>
             <w:tcW w:w="640" w:type="dxa"/>
@@ -10759,12 +10362,6 @@
         </w:tc>
       </w:tr>
       <w:tr>
-        <w:tblPrEx>
-          <w:tblCellMar>
-            <w:top w:w="0" w:type="dxa"/>
-            <w:bottom w:w="0" w:type="dxa"/>
-          </w:tblCellMar>
-        </w:tblPrEx>
         <w:tc>
           <w:tcPr>
             <w:tcW w:w="640" w:type="dxa"/>
@@ -10906,12 +10503,6 @@
         </w:tc>
       </w:tr>
       <w:tr>
-        <w:tblPrEx>
-          <w:tblCellMar>
-            <w:top w:w="0" w:type="dxa"/>
-            <w:bottom w:w="0" w:type="dxa"/>
-          </w:tblCellMar>
-        </w:tblPrEx>
         <w:tc>
           <w:tcPr>
             <w:tcW w:w="640" w:type="dxa"/>
@@ -11053,12 +10644,6 @@
         </w:tc>
       </w:tr>
       <w:tr>
-        <w:tblPrEx>
-          <w:tblCellMar>
-            <w:top w:w="0" w:type="dxa"/>
-            <w:bottom w:w="0" w:type="dxa"/>
-          </w:tblCellMar>
-        </w:tblPrEx>
         <w:tc>
           <w:tcPr>
             <w:tcW w:w="640" w:type="dxa"/>
@@ -11202,12 +10787,6 @@
         </w:tc>
       </w:tr>
       <w:tr>
-        <w:tblPrEx>
-          <w:tblCellMar>
-            <w:top w:w="0" w:type="dxa"/>
-            <w:bottom w:w="0" w:type="dxa"/>
-          </w:tblCellMar>
-        </w:tblPrEx>
         <w:tc>
           <w:tcPr>
             <w:tcW w:w="640" w:type="dxa"/>
@@ -11372,7 +10951,7 @@
 </file>
 
 <file path=word/numbering.xml><?xml version="1.0" encoding="utf-8"?>
-<w:numbering xmlns:wpc="http://schemas.microsoft.com/office/word/2010/wordprocessingCanvas" xmlns:cx="http://schemas.microsoft.com/office/drawing/2014/chartex" xmlns:cx1="http://schemas.microsoft.com/office/drawing/2015/9/8/chartex" xmlns:cx2="http://schemas.microsoft.com/office/drawing/2015/10/21/chartex" xmlns:cx3="http://schemas.microsoft.com/office/drawing/2016/5/9/chartex" xmlns:cx4="http://schemas.microsoft.com/office/drawing/2016/5/10/chartex" xmlns:cx5="http://schemas.microsoft.com/office/drawing/2016/5/11/chartex" xmlns:cx6="http://schemas.microsoft.com/office/drawing/2016/5/12/chartex" xmlns:cx7="http://schemas.microsoft.com/office/drawing/2016/5/13/chartex" xmlns:cx8="http://schemas.microsoft.com/office/drawing/2016/5/14/chartex" xmlns:mc="http://schemas.openxmlformats.org/markup-compatibility/2006" xmlns:aink="http://schemas.microsoft.com/office/drawing/2016/ink" xmlns:am3d="http://schemas.microsoft.com/office/drawing/2017/model3d" xmlns:o="urn:schemas-microsoft-com:office:office" xmlns:r="http://schemas.openxmlformats.org/officeDocument/2006/relationships" xmlns:m="http://schemas.openxmlformats.org/officeDocument/2006/math" xmlns:v="urn:schemas-microsoft-com:vml" xmlns:wp14="http://schemas.microsoft.com/office/word/2010/wordprocessingDrawing" xmlns:wp="http://schemas.openxmlformats.org/drawingml/2006/wordprocessingDrawing" xmlns:w10="urn:schemas-microsoft-com:office:word" xmlns:w="http://schemas.openxmlformats.org/wordprocessingml/2006/main" xmlns:w14="http://schemas.microsoft.com/office/word/2010/wordml" xmlns:w15="http://schemas.microsoft.com/office/word/2012/wordml" xmlns:w16cex="http://schemas.microsoft.com/office/word/2018/wordml/cex" xmlns:w16cid="http://schemas.microsoft.com/office/word/2016/wordml/cid" xmlns:w16="http://schemas.microsoft.com/office/word/2018/wordml" xmlns:w16sdtdh="http://schemas.microsoft.com/office/word/2020/wordml/sdtdatahash" xmlns:w16se="http://schemas.microsoft.com/office/word/2015/wordml/symex" xmlns:wpg="http://schemas.microsoft.com/office/word/2010/wordprocessingGroup" xmlns:wpi="http://schemas.microsoft.com/office/word/2010/wordprocessingInk" xmlns:wne="http://schemas.microsoft.com/office/word/2006/wordml" xmlns:wps="http://schemas.microsoft.com/office/word/2010/wordprocessingShape" mc:Ignorable="w14 w15 w16se w16cid w16 w16cex w16sdtdh wp14">
+<w:numbering xmlns:wpc="http://schemas.microsoft.com/office/word/2010/wordprocessingCanvas" xmlns:cx="http://schemas.microsoft.com/office/drawing/2014/chartex" xmlns:cx1="http://schemas.microsoft.com/office/drawing/2015/9/8/chartex" xmlns:cx2="http://schemas.microsoft.com/office/drawing/2015/10/21/chartex" xmlns:cx3="http://schemas.microsoft.com/office/drawing/2016/5/9/chartex" xmlns:cx4="http://schemas.microsoft.com/office/drawing/2016/5/10/chartex" xmlns:cx5="http://schemas.microsoft.com/office/drawing/2016/5/11/chartex" xmlns:cx6="http://schemas.microsoft.com/office/drawing/2016/5/12/chartex" xmlns:cx7="http://schemas.microsoft.com/office/drawing/2016/5/13/chartex" xmlns:cx8="http://schemas.microsoft.com/office/drawing/2016/5/14/chartex" xmlns:mc="http://schemas.openxmlformats.org/markup-compatibility/2006" xmlns:aink="http://schemas.microsoft.com/office/drawing/2016/ink" xmlns:am3d="http://schemas.microsoft.com/office/drawing/2017/model3d" xmlns:o="urn:schemas-microsoft-com:office:office" xmlns:oel="http://schemas.microsoft.com/office/2019/extlst" xmlns:r="http://schemas.openxmlformats.org/officeDocument/2006/relationships" xmlns:m="http://schemas.openxmlformats.org/officeDocument/2006/math" xmlns:v="urn:schemas-microsoft-com:vml" xmlns:wp14="http://schemas.microsoft.com/office/word/2010/wordprocessingDrawing" xmlns:wp="http://schemas.openxmlformats.org/drawingml/2006/wordprocessingDrawing" xmlns:w10="urn:schemas-microsoft-com:office:word" xmlns:w="http://schemas.openxmlformats.org/wordprocessingml/2006/main" xmlns:w14="http://schemas.microsoft.com/office/word/2010/wordml" xmlns:w15="http://schemas.microsoft.com/office/word/2012/wordml" xmlns:w16cex="http://schemas.microsoft.com/office/word/2018/wordml/cex" xmlns:w16cid="http://schemas.microsoft.com/office/word/2016/wordml/cid" xmlns:w16="http://schemas.microsoft.com/office/word/2018/wordml" xmlns:w16du="http://schemas.microsoft.com/office/word/2023/wordml/word16du" xmlns:w16sdtdh="http://schemas.microsoft.com/office/word/2020/wordml/sdtdatahash" xmlns:w16sdtfl="http://schemas.microsoft.com/office/word/2024/wordml/sdtformatlock" xmlns:w16se="http://schemas.microsoft.com/office/word/2015/wordml/symex" xmlns:wpg="http://schemas.microsoft.com/office/word/2010/wordprocessingGroup" xmlns:wpi="http://schemas.microsoft.com/office/word/2010/wordprocessingInk" xmlns:wne="http://schemas.microsoft.com/office/word/2006/wordml" xmlns:wps="http://schemas.microsoft.com/office/word/2010/wordprocessingShape" mc:Ignorable="w14 w15 w16se w16cid w16 w16cex w16sdtdh w16sdtfl w16du wp14">
   <w:abstractNum w:abstractNumId="0" w15:restartNumberingAfterBreak="0">
     <w:nsid w:val="7AC10DBF"/>
     <w:multiLevelType w:val="hybridMultilevel"/>
@@ -11459,7 +11038,7 @@
       </w:pPr>
     </w:lvl>
   </w:abstractNum>
-  <w:num w:numId="1">
+  <w:num w:numId="1" w16cid:durableId="1939097162">
     <w:abstractNumId w:val="0"/>
     <w:lvlOverride w:ilvl="0">
       <w:startOverride w:val="1"/>
@@ -11469,7 +11048,7 @@
 </file>
 
 <file path=word/styles.xml><?xml version="1.0" encoding="utf-8"?>
-<w:styles xmlns:mc="http://schemas.openxmlformats.org/markup-compatibility/2006" xmlns:r="http://schemas.openxmlformats.org/officeDocument/2006/relationships" xmlns:w="http://schemas.openxmlformats.org/wordprocessingml/2006/main" xmlns:w14="http://schemas.microsoft.com/office/word/2010/wordml" xmlns:w15="http://schemas.microsoft.com/office/word/2012/wordml" xmlns:w16cex="http://schemas.microsoft.com/office/word/2018/wordml/cex" xmlns:w16cid="http://schemas.microsoft.com/office/word/2016/wordml/cid" xmlns:w16="http://schemas.microsoft.com/office/word/2018/wordml" xmlns:w16sdtdh="http://schemas.microsoft.com/office/word/2020/wordml/sdtdatahash" xmlns:w16se="http://schemas.microsoft.com/office/word/2015/wordml/symex" mc:Ignorable="w14 w15 w16se w16cid w16 w16cex w16sdtdh">
+<w:styles xmlns:mc="http://schemas.openxmlformats.org/markup-compatibility/2006" xmlns:r="http://schemas.openxmlformats.org/officeDocument/2006/relationships" xmlns:w="http://schemas.openxmlformats.org/wordprocessingml/2006/main" xmlns:w14="http://schemas.microsoft.com/office/word/2010/wordml" xmlns:w15="http://schemas.microsoft.com/office/word/2012/wordml" xmlns:w16cex="http://schemas.microsoft.com/office/word/2018/wordml/cex" xmlns:w16cid="http://schemas.microsoft.com/office/word/2016/wordml/cid" xmlns:w16="http://schemas.microsoft.com/office/word/2018/wordml" xmlns:w16du="http://schemas.microsoft.com/office/word/2023/wordml/word16du" xmlns:w16sdtdh="http://schemas.microsoft.com/office/word/2020/wordml/sdtdatahash" xmlns:w16sdtfl="http://schemas.microsoft.com/office/word/2024/wordml/sdtformatlock" xmlns:w16se="http://schemas.microsoft.com/office/word/2015/wordml/symex" mc:Ignorable="w14 w15 w16se w16cid w16 w16cex w16sdtdh w16sdtfl w16du">
   <w:docDefaults>
     <w:rPrDefault>
       <w:rPr>
